--- a/skills/eric-resume/Eric C Milton 2026 Resume.docx
+++ b/skills/eric-resume/Eric C Milton 2026 Resume.docx
@@ -6,23 +6,23 @@
       <w:tblPr>
         <w:tblStyle w:val="TableGrid"/>
         <w:tblW w:w="5000" w:type="pct"/>
-        <w:jc w:val="start"/>
+        <w:jc w:val="left"/>
         <w:tblInd w:w="0" w:type="dxa"/>
         <w:tblLayout w:type="fixed"/>
         <w:tblCellMar>
           <w:top w:w="0" w:type="dxa"/>
-          <w:start w:w="0" w:type="dxa"/>
+          <w:left w:w="0" w:type="dxa"/>
           <w:bottom w:w="0" w:type="dxa"/>
-          <w:end w:w="0" w:type="dxa"/>
+          <w:right w:w="0" w:type="dxa"/>
         </w:tblCellMar>
-        <w:tblLook w:firstRow="1" w:noVBand="1" w:lastRow="0" w:firstColumn="1" w:lastColumn="0" w:noHBand="0" w:val="04a0"/>
+        <w:tblLook w:val="04a0" w:noHBand="0" w:noVBand="1" w:firstColumn="1" w:lastRow="0" w:lastColumn="0" w:firstRow="1"/>
       </w:tblPr>
       <w:tblGrid>
         <w:gridCol w:w="9360"/>
       </w:tblGrid>
       <w:tr>
         <w:trPr>
-          <w:trHeight w:val="1800" w:hRule="exact"/>
+          <w:trHeight w:val="1440" w:hRule="exact"/>
         </w:trPr>
         <w:tc>
           <w:tcPr>
@@ -33,41 +33,38 @@
             <w:pPr>
               <w:pStyle w:val="Title"/>
               <w:widowControl/>
+              <w:suppressAutoHyphens w:val="true"/>
+              <w:bidi w:val="0"/>
               <w:spacing w:before="0" w:after="0"/>
               <w:contextualSpacing/>
-              <w:rPr>
-                <w:color w:themeColor="text1" w:themeTint="a6" w:val="595959"/>
-                <w:lang w:val="en-US" w:eastAsia="en-US" w:bidi="ar-SA"/>
-              </w:rPr>
+              <w:rPr/>
             </w:pPr>
             <w:r>
               <w:rPr>
                 <w:color w:themeColor="text1" w:themeTint="a6" w:val="595959"/>
+                <w:sz w:val="70"/>
+                <w:szCs w:val="70"/>
                 <w:lang w:val="en-US" w:eastAsia="en-US" w:bidi="ar-SA"/>
               </w:rPr>
-              <w:t xml:space="preserve">Eric c. </w:t>
+              <w:t xml:space="preserve">ERIC C. </w:t>
             </w:r>
             <w:r>
               <w:rPr>
                 <w:rStyle w:val="IntenseEmphasis"/>
+                <w:sz w:val="70"/>
+                <w:szCs w:val="70"/>
                 <w:lang w:val="en-US" w:eastAsia="en-US" w:bidi="ar-SA"/>
               </w:rPr>
-              <w:t>milton</w:t>
+              <w:t>MILTON</w:t>
             </w:r>
           </w:p>
           <w:p>
             <w:pPr>
               <w:pStyle w:val="ContactInfo"/>
               <w:widowControl/>
+              <w:suppressAutoHyphens w:val="true"/>
               <w:spacing w:before="0" w:after="0"/>
-              <w:rPr>
-                <w:rFonts w:ascii="Calibri" w:hAnsi="Calibri" w:eastAsia="Calibri" w:cs=""/>
-                <w:color w:themeColor="text1" w:themeTint="a6" w:val="595959"/>
-                <w:kern w:val="0"/>
-                <w:sz w:val="22"/>
-                <w:szCs w:val="22"/>
-                <w:lang w:val="en-US" w:eastAsia="en-US" w:bidi="ar-SA"/>
-              </w:rPr>
+              <w:rPr/>
             </w:pPr>
             <w:r>
               <w:rPr>
@@ -141,14 +138,9 @@
             <w:pPr>
               <w:pStyle w:val="ContactInfoEmphasis"/>
               <w:widowControl/>
+              <w:suppressAutoHyphens w:val="true"/>
               <w:spacing w:before="0" w:after="0"/>
-              <w:rPr>
-                <w:rFonts w:ascii="Calibri" w:hAnsi="Calibri" w:eastAsia="Calibri" w:cs=""/>
-                <w:kern w:val="0"/>
-                <w:sz w:val="22"/>
-                <w:szCs w:val="22"/>
-                <w:lang w:val="en-US" w:eastAsia="en-US" w:bidi="ar-SA"/>
-              </w:rPr>
+              <w:rPr/>
             </w:pPr>
             <w:r>
               <w:rPr>
@@ -217,7 +209,9 @@
         </w:tc>
       </w:tr>
       <w:tr>
-        <w:trPr/>
+        <w:trPr>
+          <w:trHeight w:val="1080" w:hRule="atLeast"/>
+        </w:trPr>
         <w:tc>
           <w:tcPr>
             <w:tcW w:w="9360" w:type="dxa"/>
@@ -231,10 +225,11 @@
             <w:pPr>
               <w:pStyle w:val="Normal"/>
               <w:widowControl/>
+              <w:suppressAutoHyphens w:val="true"/>
               <w:spacing w:before="0" w:after="0"/>
               <w:jc w:val="center"/>
               <w:rPr>
-                <w:highlight w:val="yellow"/>
+                <w:sz w:val="22"/>
               </w:rPr>
             </w:pPr>
             <w:r>
@@ -246,7 +241,7 @@
                 <w:szCs w:val="22"/>
                 <w:lang w:val="en-US" w:eastAsia="en-US" w:bidi="ar-SA"/>
               </w:rPr>
-              <w:t xml:space="preserve">Experienced technician with a demonstrated history of working in the military as well as industrial, technology and medical fields. Skilled in supervision of lower-enlisted and contracted employees for 13 of the 16 years of military service, having received over 20 accommodations and awards for the performance of assigned duties and missions prior to an Honorable discharge in January, 2021.  Experienced in Microsoft Office Suite as well as multiple medical, military, logistical programs and database platforms, with several years of working experience in the industrial, technology and medical fields. </w:t>
+              <w:t>Versatile technician with experience across military, industrial, technology, and medical fields.  Skilled in supervision of lower-enlisted and contracted employees for 13 of the 16 years of military service, and having received over 20 accommodations and awards for the performance of assigned duties and missions prior to an Honorable discharge in January, 2021.</w:t>
             </w:r>
           </w:p>
         </w:tc>
@@ -270,10 +265,16 @@
         </w:sdtPr>
         <w:sdtContent>
           <w:r>
-            <w:rPr/>
+            <w:rPr>
+              <w:sz w:val="24"/>
+              <w:szCs w:val="24"/>
+            </w:rPr>
           </w:r>
           <w:r>
-            <w:rPr/>
+            <w:rPr>
+              <w:sz w:val="24"/>
+              <w:szCs w:val="24"/>
+            </w:rPr>
             <w:t>Experience</w:t>
           </w:r>
         </w:sdtContent>
@@ -283,27 +284,29 @@
       <w:tblPr>
         <w:tblStyle w:val="TableGrid"/>
         <w:tblW w:w="4950" w:type="pct"/>
-        <w:jc w:val="start"/>
-        <w:tblInd w:w="72" w:type="dxa"/>
+        <w:jc w:val="left"/>
+        <w:tblInd w:w="670" w:type="dxa"/>
         <w:tblLayout w:type="fixed"/>
         <w:tblCellMar>
           <w:top w:w="0" w:type="dxa"/>
-          <w:start w:w="576" w:type="dxa"/>
+          <w:left w:w="576" w:type="dxa"/>
           <w:bottom w:w="0" w:type="dxa"/>
-          <w:end w:w="0" w:type="dxa"/>
+          <w:right w:w="0" w:type="dxa"/>
         </w:tblCellMar>
-        <w:tblLook w:firstRow="1" w:noVBand="1" w:lastRow="0" w:firstColumn="1" w:lastColumn="0" w:noHBand="0" w:val="04a0"/>
+        <w:tblLook w:val="04a0" w:noHBand="0" w:noVBand="1" w:firstColumn="1" w:lastRow="0" w:lastColumn="0" w:firstRow="1"/>
       </w:tblPr>
       <w:tblGrid>
         <w:gridCol w:w="9266"/>
       </w:tblGrid>
       <w:tr>
-        <w:trPr/>
+        <w:trPr>
+          <w:trHeight w:val="6070" w:hRule="atLeast"/>
+        </w:trPr>
         <w:tc>
           <w:tcPr>
             <w:tcW w:w="9266" w:type="dxa"/>
             <w:tcBorders>
-              <w:start w:val="dotted" w:sz="18" w:space="0" w:color="BFBFBF"/>
+              <w:left w:val="dotted" w:sz="18" w:space="0" w:color="BFBFBF"/>
             </w:tcBorders>
           </w:tcPr>
           <w:p>
@@ -314,8 +317,10 @@
                 <w:ilvl w:val="0"/>
                 <w:numId w:val="0"/>
               </w:numPr>
+              <w:suppressAutoHyphens w:val="true"/>
               <w:spacing w:before="0" w:after="0"/>
-              <w:jc w:val="start"/>
+              <w:ind w:hanging="0" w:left="0"/>
+              <w:jc w:val="left"/>
               <w:outlineLvl w:val="2"/>
               <w:rPr>
                 <w:rFonts w:eastAsia="" w:cs="" w:cstheme="majorBidi" w:eastAsiaTheme="majorEastAsia"/>
@@ -335,7 +340,7 @@
                 <w:szCs w:val="24"/>
                 <w:lang w:val="en-US" w:eastAsia="en-US" w:bidi="ar-SA"/>
               </w:rPr>
-              <w:t>july 2025 – Present</w:t>
+              <w:t>July 2025 – Present</w:t>
             </w:r>
           </w:p>
           <w:p>
@@ -346,8 +351,10 @@
                 <w:ilvl w:val="0"/>
                 <w:numId w:val="0"/>
               </w:numPr>
+              <w:suppressAutoHyphens w:val="true"/>
               <w:spacing w:before="0" w:after="40"/>
-              <w:jc w:val="start"/>
+              <w:ind w:hanging="0" w:left="0"/>
+              <w:jc w:val="left"/>
               <w:outlineLvl w:val="1"/>
               <w:rPr>
                 <w:rFonts w:eastAsia="" w:cs="" w:cstheme="majorBidi" w:eastAsiaTheme="majorEastAsia"/>
@@ -369,7 +376,7 @@
                 <w:szCs w:val="26"/>
                 <w:lang w:val="en-US" w:eastAsia="en-US" w:bidi="ar-SA"/>
               </w:rPr>
-              <w:t xml:space="preserve">surface mount technician, </w:t>
+              <w:t xml:space="preserve">SURFACE MOUNT TECHNICIAN, </w:t>
             </w:r>
             <w:r>
               <w:rPr>
@@ -382,7 +389,33 @@
                 <w:szCs w:val="26"/>
                 <w:lang w:val="en-US" w:eastAsia="en-US" w:bidi="ar-SA"/>
               </w:rPr>
-              <w:t>smt manufacturing llc.</w:t>
+              <w:t xml:space="preserve">SMT </w:t>
+            </w:r>
+            <w:r>
+              <w:rPr>
+                <w:rFonts w:eastAsia="0" w:cs="" w:cstheme="majorBidi"/>
+                <w:bCs/>
+                <w:smallCaps/>
+                <w:color w:themeColor="accent1" w:val="1D824C"/>
+                <w:kern w:val="0"/>
+                <w:sz w:val="26"/>
+                <w:szCs w:val="26"/>
+                <w:lang w:val="en-US" w:eastAsia="en-US" w:bidi="ar-SA"/>
+              </w:rPr>
+              <w:t>Manufacturing</w:t>
+            </w:r>
+            <w:r>
+              <w:rPr>
+                <w:rFonts w:eastAsia="" w:cs="" w:cstheme="majorBidi" w:eastAsiaTheme="majorEastAsia"/>
+                <w:bCs/>
+                <w:caps/>
+                <w:color w:themeColor="accent1" w:val="1D824C"/>
+                <w:kern w:val="0"/>
+                <w:sz w:val="26"/>
+                <w:szCs w:val="26"/>
+                <w:lang w:val="en-US" w:eastAsia="en-US" w:bidi="ar-SA"/>
+              </w:rPr>
+              <w:t xml:space="preserve"> LLC.</w:t>
             </w:r>
           </w:p>
           <w:p>
@@ -391,10 +424,11 @@
               <w:widowControl/>
               <w:numPr>
                 <w:ilvl w:val="0"/>
-                <w:numId w:val="15"/>
+                <w:numId w:val="11"/>
               </w:numPr>
+              <w:suppressAutoHyphens w:val="true"/>
               <w:spacing w:before="0" w:after="0"/>
-              <w:jc w:val="start"/>
+              <w:jc w:val="left"/>
               <w:rPr>
                 <w:b w:val="false"/>
                 <w:bCs/>
@@ -420,10 +454,11 @@
               <w:widowControl/>
               <w:numPr>
                 <w:ilvl w:val="0"/>
-                <w:numId w:val="15"/>
+                <w:numId w:val="11"/>
               </w:numPr>
+              <w:suppressAutoHyphens w:val="true"/>
               <w:spacing w:before="0" w:after="0"/>
-              <w:jc w:val="start"/>
+              <w:jc w:val="left"/>
               <w:rPr>
                 <w:b w:val="false"/>
                 <w:bCs/>
@@ -440,7 +475,7 @@
                 <w:sz w:val="22"/>
                 <w:lang w:val="en-US" w:eastAsia="en-US" w:bidi="ar-SA"/>
               </w:rPr>
-              <w:t xml:space="preserve">Manage on-site installation of equipment </w:t>
+              <w:t>Manage on-site installation of equipment</w:t>
             </w:r>
           </w:p>
           <w:p>
@@ -449,10 +484,11 @@
               <w:widowControl/>
               <w:numPr>
                 <w:ilvl w:val="0"/>
-                <w:numId w:val="15"/>
+                <w:numId w:val="11"/>
               </w:numPr>
+              <w:suppressAutoHyphens w:val="true"/>
               <w:spacing w:before="0" w:after="0"/>
-              <w:jc w:val="start"/>
+              <w:jc w:val="left"/>
               <w:rPr>
                 <w:rFonts w:eastAsia="" w:cs="" w:cstheme="minorBidi" w:eastAsiaTheme="minorEastAsia"/>
                 <w:b w:val="false"/>
@@ -478,9 +514,42 @@
             <w:pPr>
               <w:pStyle w:val="Heading3"/>
               <w:widowControl/>
+              <w:numPr>
+                <w:ilvl w:val="0"/>
+                <w:numId w:val="11"/>
+              </w:numPr>
+              <w:suppressAutoHyphens w:val="true"/>
               <w:spacing w:before="0" w:after="0"/>
-              <w:ind w:start="774"/>
-              <w:jc w:val="start"/>
+              <w:jc w:val="left"/>
+              <w:rPr>
+                <w:rFonts w:eastAsia="" w:cs="" w:cstheme="minorBidi" w:eastAsiaTheme="minorEastAsia"/>
+                <w:b w:val="false"/>
+                <w:caps w:val="false"/>
+                <w:smallCaps w:val="false"/>
+              </w:rPr>
+            </w:pPr>
+            <w:r>
+              <w:rPr>
+                <w:rFonts w:eastAsia="" w:cs="" w:cstheme="minorBidi" w:eastAsiaTheme="minorEastAsia"/>
+                <w:b w:val="false"/>
+                <w:caps w:val="false"/>
+                <w:smallCaps w:val="false"/>
+                <w:color w:themeColor="text1" w:themeTint="a6" w:val="595959"/>
+                <w:kern w:val="0"/>
+                <w:sz w:val="22"/>
+                <w:lang w:val="en-US" w:eastAsia="en-US" w:bidi="ar-SA"/>
+              </w:rPr>
+              <w:t>Perform visual inspection of assembled PCBs to verify solder joint quality and component placement per IPC-A-610 standards.</w:t>
+            </w:r>
+          </w:p>
+          <w:p>
+            <w:pPr>
+              <w:pStyle w:val="Heading3"/>
+              <w:widowControl/>
+              <w:suppressAutoHyphens w:val="true"/>
+              <w:spacing w:before="0" w:after="0"/>
+              <w:ind w:left="774"/>
+              <w:jc w:val="left"/>
               <w:rPr>
                 <w:rFonts w:eastAsia="" w:cs="" w:cstheme="minorBidi" w:eastAsiaTheme="minorEastAsia"/>
                 <w:bCs/>
@@ -494,37 +563,6 @@
                 <w:bCs/>
                 <w:caps w:val="false"/>
                 <w:smallCaps w:val="false"/>
-                <w:color w:themeColor="text1" w:themeTint="a6" w:val="595959"/>
-                <w:kern w:val="0"/>
-                <w:sz w:val="22"/>
-                <w:lang w:val="en-US" w:eastAsia="en-US" w:bidi="ar-SA"/>
-              </w:rPr>
-            </w:r>
-          </w:p>
-          <w:p>
-            <w:pPr>
-              <w:pStyle w:val="Heading3"/>
-              <w:widowControl/>
-              <w:spacing w:before="0" w:after="0"/>
-              <w:ind w:start="774"/>
-              <w:jc w:val="start"/>
-              <w:rPr>
-                <w:rFonts w:eastAsia="" w:cs="" w:cstheme="minorBidi" w:eastAsiaTheme="minorEastAsia"/>
-                <w:bCs/>
-                <w:caps w:val="false"/>
-                <w:smallCaps w:val="false"/>
-              </w:rPr>
-            </w:pPr>
-            <w:r>
-              <w:rPr>
-                <w:rFonts w:eastAsia="" w:cs="" w:cstheme="minorBidi" w:eastAsiaTheme="minorEastAsia"/>
-                <w:bCs/>
-                <w:caps w:val="false"/>
-                <w:smallCaps w:val="false"/>
-                <w:color w:themeColor="text1" w:themeTint="a6" w:val="595959"/>
-                <w:kern w:val="0"/>
-                <w:sz w:val="22"/>
-                <w:lang w:val="en-US" w:eastAsia="en-US" w:bidi="ar-SA"/>
               </w:rPr>
             </w:r>
           </w:p>
@@ -536,8 +574,10 @@
                 <w:ilvl w:val="0"/>
                 <w:numId w:val="0"/>
               </w:numPr>
+              <w:suppressAutoHyphens w:val="true"/>
               <w:spacing w:before="0" w:after="0"/>
-              <w:jc w:val="start"/>
+              <w:ind w:hanging="0" w:left="0"/>
+              <w:jc w:val="left"/>
               <w:outlineLvl w:val="2"/>
               <w:rPr>
                 <w:rFonts w:eastAsia="" w:cs="" w:cstheme="majorBidi" w:eastAsiaTheme="majorEastAsia"/>
@@ -568,8 +608,10 @@
                 <w:ilvl w:val="0"/>
                 <w:numId w:val="0"/>
               </w:numPr>
+              <w:suppressAutoHyphens w:val="true"/>
               <w:spacing w:before="0" w:after="40"/>
-              <w:jc w:val="start"/>
+              <w:ind w:hanging="0" w:left="0"/>
+              <w:jc w:val="left"/>
               <w:outlineLvl w:val="1"/>
               <w:rPr>
                 <w:rFonts w:eastAsia="" w:cs="" w:cstheme="majorBidi" w:eastAsiaTheme="majorEastAsia"/>
@@ -591,7 +633,7 @@
                 <w:szCs w:val="26"/>
                 <w:lang w:val="en-US" w:eastAsia="en-US" w:bidi="ar-SA"/>
               </w:rPr>
-              <w:t xml:space="preserve">CNC operator, </w:t>
+              <w:t xml:space="preserve">CNC Operator, </w:t>
             </w:r>
             <w:r>
               <w:rPr>
@@ -603,7 +645,7 @@
                 <w:szCs w:val="26"/>
                 <w:lang w:val="en-US" w:eastAsia="en-US" w:bidi="ar-SA"/>
               </w:rPr>
-              <w:t>Vallorbs jewelery company</w:t>
+              <w:t>Vallorbs Jewelry Company</w:t>
             </w:r>
           </w:p>
           <w:p>
@@ -612,10 +654,11 @@
               <w:widowControl/>
               <w:numPr>
                 <w:ilvl w:val="0"/>
-                <w:numId w:val="15"/>
+                <w:numId w:val="11"/>
               </w:numPr>
+              <w:suppressAutoHyphens w:val="true"/>
               <w:spacing w:before="0" w:after="0"/>
-              <w:jc w:val="start"/>
+              <w:jc w:val="left"/>
               <w:rPr>
                 <w:rFonts w:ascii="Calibri" w:hAnsi="Calibri"/>
                 <w:color w:themeColor="text1" w:themeTint="a6" w:val="595959"/>
@@ -645,142 +688,11 @@
               <w:widowControl/>
               <w:numPr>
                 <w:ilvl w:val="0"/>
-                <w:numId w:val="15"/>
+                <w:numId w:val="11"/>
               </w:numPr>
+              <w:suppressAutoHyphens w:val="true"/>
               <w:spacing w:before="0" w:after="0"/>
-              <w:jc w:val="start"/>
-              <w:rPr>
-                <w:rFonts w:ascii="Calibri" w:hAnsi="Calibri"/>
-                <w:color w:themeColor="text1" w:themeTint="a6" w:val="595959"/>
-                <w:kern w:val="0"/>
-                <w:sz w:val="22"/>
-                <w:lang w:val="en-US" w:eastAsia="en-US" w:bidi="ar-SA"/>
-              </w:rPr>
-            </w:pPr>
-            <w:r>
-              <w:rPr>
-                <w:rFonts w:eastAsia="Calibri" w:cs="" w:cstheme="minorBidi" w:eastAsiaTheme="minorHAnsi"/>
-                <w:b w:val="false"/>
-                <w:caps w:val="false"/>
-                <w:smallCaps w:val="false"/>
-                <w:color w:themeColor="text1" w:themeTint="a6" w:val="595959"/>
-                <w:kern w:val="0"/>
-                <w:sz w:val="22"/>
-                <w:szCs w:val="22"/>
-                <w:lang w:val="en-US" w:eastAsia="en-US" w:bidi="ar-SA"/>
-              </w:rPr>
-              <w:t>Inspect finished product, and lead test runs</w:t>
-            </w:r>
-          </w:p>
-          <w:p>
-            <w:pPr>
-              <w:pStyle w:val="Heading3"/>
-              <w:widowControl/>
-              <w:numPr>
-                <w:ilvl w:val="0"/>
-                <w:numId w:val="15"/>
-              </w:numPr>
-              <w:spacing w:before="0" w:after="0"/>
-              <w:jc w:val="start"/>
-              <w:rPr>
-                <w:rFonts w:ascii="Calibri" w:hAnsi="Calibri"/>
-                <w:color w:themeColor="text1" w:themeTint="a6" w:val="595959"/>
-                <w:kern w:val="0"/>
-                <w:sz w:val="22"/>
-                <w:lang w:val="en-US" w:eastAsia="en-US" w:bidi="ar-SA"/>
-              </w:rPr>
-            </w:pPr>
-            <w:r>
-              <w:rPr>
-                <w:rFonts w:eastAsia="Calibri" w:cs="" w:cstheme="minorBidi" w:eastAsiaTheme="minorHAnsi"/>
-                <w:b w:val="false"/>
-                <w:caps w:val="false"/>
-                <w:smallCaps w:val="false"/>
-                <w:color w:themeColor="text1" w:themeTint="a6" w:val="595959"/>
-                <w:kern w:val="0"/>
-                <w:sz w:val="22"/>
-                <w:szCs w:val="22"/>
-                <w:lang w:val="en-US" w:eastAsia="en-US" w:bidi="ar-SA"/>
-              </w:rPr>
-              <w:t>Ensure proper housekeeping and safety of designated production area</w:t>
-            </w:r>
-          </w:p>
-          <w:p>
-            <w:pPr>
-              <w:pStyle w:val="Heading3"/>
-              <w:widowControl/>
-              <w:numPr>
-                <w:ilvl w:val="0"/>
-                <w:numId w:val="15"/>
-              </w:numPr>
-              <w:spacing w:before="0" w:after="0"/>
-              <w:jc w:val="start"/>
-              <w:rPr>
-                <w:rFonts w:ascii="Calibri" w:hAnsi="Calibri"/>
-                <w:color w:themeColor="text1" w:themeTint="a6" w:val="595959"/>
-                <w:kern w:val="0"/>
-                <w:sz w:val="22"/>
-                <w:lang w:val="en-US" w:eastAsia="en-US" w:bidi="ar-SA"/>
-              </w:rPr>
-            </w:pPr>
-            <w:r>
-              <w:rPr>
-                <w:rFonts w:eastAsia="Calibri" w:cs="" w:cstheme="minorBidi" w:eastAsiaTheme="minorHAnsi"/>
-                <w:b w:val="false"/>
-                <w:caps w:val="false"/>
-                <w:smallCaps w:val="false"/>
-                <w:color w:themeColor="text1" w:themeTint="a6" w:val="595959"/>
-                <w:kern w:val="0"/>
-                <w:sz w:val="22"/>
-                <w:szCs w:val="22"/>
-                <w:lang w:val="en-US" w:eastAsia="en-US" w:bidi="ar-SA"/>
-              </w:rPr>
-              <w:t>Set up and calibrate accessories and equipment</w:t>
-            </w:r>
-          </w:p>
-          <w:p>
-            <w:pPr>
-              <w:pStyle w:val="Heading3"/>
-              <w:widowControl/>
-              <w:numPr>
-                <w:ilvl w:val="0"/>
-                <w:numId w:val="15"/>
-              </w:numPr>
-              <w:spacing w:before="0" w:after="0"/>
-              <w:jc w:val="start"/>
-              <w:rPr>
-                <w:rFonts w:ascii="Calibri" w:hAnsi="Calibri"/>
-                <w:color w:themeColor="text1" w:themeTint="a6" w:val="595959"/>
-                <w:kern w:val="0"/>
-                <w:sz w:val="22"/>
-                <w:lang w:val="en-US" w:eastAsia="en-US" w:bidi="ar-SA"/>
-              </w:rPr>
-            </w:pPr>
-            <w:r>
-              <w:rPr>
-                <w:rFonts w:eastAsia="Calibri" w:cs="" w:cstheme="minorBidi" w:eastAsiaTheme="minorHAnsi"/>
-                <w:b w:val="false"/>
-                <w:caps w:val="false"/>
-                <w:smallCaps w:val="false"/>
-                <w:color w:themeColor="text1" w:themeTint="a6" w:val="595959"/>
-                <w:kern w:val="0"/>
-                <w:sz w:val="22"/>
-                <w:szCs w:val="22"/>
-                <w:lang w:val="en-US" w:eastAsia="en-US" w:bidi="ar-SA"/>
-              </w:rPr>
-              <w:t>Keep detailed records for equipment and procedures</w:t>
-            </w:r>
-          </w:p>
-          <w:p>
-            <w:pPr>
-              <w:pStyle w:val="Heading3"/>
-              <w:widowControl/>
-              <w:numPr>
-                <w:ilvl w:val="0"/>
-                <w:numId w:val="15"/>
-              </w:numPr>
-              <w:spacing w:before="0" w:after="0"/>
-              <w:jc w:val="start"/>
+              <w:jc w:val="left"/>
               <w:rPr>
                 <w:rFonts w:eastAsia="" w:cs="" w:cstheme="minorBidi" w:eastAsiaTheme="minorEastAsia"/>
                 <w:b w:val="false"/>
@@ -808,10 +720,11 @@
               <w:widowControl/>
               <w:numPr>
                 <w:ilvl w:val="0"/>
-                <w:numId w:val="15"/>
+                <w:numId w:val="11"/>
               </w:numPr>
+              <w:suppressAutoHyphens w:val="true"/>
               <w:spacing w:before="0" w:after="0"/>
-              <w:jc w:val="start"/>
+              <w:jc w:val="left"/>
               <w:rPr>
                 <w:rFonts w:eastAsia="" w:cs="" w:cstheme="minorBidi" w:eastAsiaTheme="minorEastAsia"/>
                 <w:bCs/>
@@ -837,9 +750,9 @@
             <w:pPr>
               <w:pStyle w:val="Heading3"/>
               <w:widowControl/>
+              <w:suppressAutoHyphens w:val="true"/>
               <w:spacing w:before="0" w:after="0"/>
-              <w:ind w:start="774"/>
-              <w:jc w:val="start"/>
+              <w:jc w:val="left"/>
               <w:rPr>
                 <w:rFonts w:ascii="Calibri" w:hAnsi="Calibri"/>
                 <w:color w:themeColor="text1" w:themeTint="a6" w:val="595959"/>
@@ -861,8 +774,9 @@
             <w:pPr>
               <w:pStyle w:val="Heading3"/>
               <w:widowControl/>
+              <w:suppressAutoHyphens w:val="true"/>
               <w:spacing w:before="0" w:after="0"/>
-              <w:jc w:val="start"/>
+              <w:jc w:val="left"/>
               <w:rPr>
                 <w:rFonts w:ascii="Calibri" w:hAnsi="Calibri"/>
                 <w:color w:themeColor="text1" w:themeTint="a6" w:val="595959"/>
@@ -878,38 +792,16 @@
                 <w:sz w:val="22"/>
                 <w:lang w:val="en-US" w:eastAsia="en-US" w:bidi="ar-SA"/>
               </w:rPr>
-            </w:r>
-          </w:p>
-          <w:p>
-            <w:pPr>
-              <w:pStyle w:val="Heading3"/>
-              <w:widowControl/>
-              <w:spacing w:before="0" w:after="0"/>
-              <w:jc w:val="start"/>
-              <w:rPr>
-                <w:rFonts w:ascii="Calibri" w:hAnsi="Calibri"/>
-                <w:color w:themeColor="text1" w:themeTint="a6" w:val="595959"/>
-                <w:kern w:val="0"/>
-                <w:sz w:val="22"/>
-                <w:lang w:val="en-US" w:eastAsia="en-US" w:bidi="ar-SA"/>
-              </w:rPr>
-            </w:pPr>
-            <w:r>
-              <w:rPr>
-                <w:color w:themeColor="text1" w:themeTint="a6" w:val="595959"/>
-                <w:kern w:val="0"/>
-                <w:sz w:val="22"/>
-                <w:lang w:val="en-US" w:eastAsia="en-US" w:bidi="ar-SA"/>
-              </w:rPr>
-              <w:t>October 2017 – july 2021</w:t>
+              <w:t>OCTOBER 2017 – JULY 2021</w:t>
             </w:r>
           </w:p>
           <w:p>
             <w:pPr>
               <w:pStyle w:val="Heading2"/>
               <w:widowControl/>
+              <w:suppressAutoHyphens w:val="true"/>
               <w:spacing w:before="0" w:after="40"/>
-              <w:jc w:val="start"/>
+              <w:jc w:val="left"/>
               <w:rPr>
                 <w:rFonts w:ascii="Calibri" w:hAnsi="Calibri"/>
                 <w:kern w:val="0"/>
@@ -921,7 +813,7 @@
                 <w:kern w:val="0"/>
                 <w:lang w:val="en-US" w:eastAsia="en-US" w:bidi="ar-SA"/>
               </w:rPr>
-              <w:t xml:space="preserve">Orthotic FABRICATION Technician, </w:t>
+              <w:t xml:space="preserve">Orthotic Fabrication Technician, </w:t>
             </w:r>
             <w:r>
               <w:rPr>
@@ -939,11 +831,12 @@
               <w:widowControl/>
               <w:numPr>
                 <w:ilvl w:val="0"/>
-                <w:numId w:val="16"/>
+                <w:numId w:val="12"/>
               </w:numPr>
+              <w:suppressAutoHyphens w:val="true"/>
               <w:spacing w:before="0" w:after="0"/>
               <w:contextualSpacing/>
-              <w:jc w:val="start"/>
+              <w:jc w:val="left"/>
               <w:rPr>
                 <w:rFonts w:ascii="Calibri" w:hAnsi="Calibri" w:eastAsia="Calibri" w:cs=""/>
                 <w:color w:themeColor="text1" w:themeTint="a6" w:val="595959"/>
@@ -971,43 +864,12 @@
               <w:widowControl/>
               <w:numPr>
                 <w:ilvl w:val="0"/>
-                <w:numId w:val="16"/>
+                <w:numId w:val="12"/>
               </w:numPr>
+              <w:suppressAutoHyphens w:val="true"/>
               <w:spacing w:before="0" w:after="0"/>
               <w:contextualSpacing/>
-              <w:jc w:val="start"/>
-              <w:rPr>
-                <w:rFonts w:ascii="Calibri" w:hAnsi="Calibri" w:eastAsia="Calibri" w:cs=""/>
-                <w:color w:themeColor="text1" w:themeTint="a6" w:val="595959"/>
-                <w:kern w:val="0"/>
-                <w:sz w:val="22"/>
-                <w:szCs w:val="22"/>
-                <w:lang w:val="en-US" w:eastAsia="en-US" w:bidi="ar-SA"/>
-              </w:rPr>
-            </w:pPr>
-            <w:r>
-              <w:rPr>
-                <w:rFonts w:eastAsia="Calibri" w:cs=""/>
-                <w:color w:themeColor="text1" w:themeTint="a6" w:val="595959"/>
-                <w:kern w:val="0"/>
-                <w:sz w:val="22"/>
-                <w:szCs w:val="22"/>
-                <w:lang w:val="en-US" w:eastAsia="en-US" w:bidi="ar-SA"/>
-              </w:rPr>
-              <w:t xml:space="preserve">Prescription processing and digitization of podiatric mold </w:t>
-            </w:r>
-          </w:p>
-          <w:p>
-            <w:pPr>
-              <w:pStyle w:val="ListParagraph"/>
-              <w:widowControl/>
-              <w:numPr>
-                <w:ilvl w:val="0"/>
-                <w:numId w:val="16"/>
-              </w:numPr>
-              <w:spacing w:before="0" w:after="0"/>
-              <w:contextualSpacing/>
-              <w:jc w:val="start"/>
+              <w:jc w:val="left"/>
               <w:rPr>
                 <w:rFonts w:ascii="Calibri" w:hAnsi="Calibri" w:eastAsia="Calibri" w:cs=""/>
                 <w:color w:themeColor="text1" w:themeTint="a6" w:val="595959"/>
@@ -1035,11 +897,12 @@
               <w:widowControl/>
               <w:numPr>
                 <w:ilvl w:val="0"/>
-                <w:numId w:val="16"/>
+                <w:numId w:val="12"/>
               </w:numPr>
+              <w:suppressAutoHyphens w:val="true"/>
               <w:spacing w:before="0" w:after="0"/>
               <w:contextualSpacing/>
-              <w:jc w:val="start"/>
+              <w:jc w:val="left"/>
               <w:rPr>
                 <w:rFonts w:ascii="Calibri" w:hAnsi="Calibri" w:eastAsia="Calibri" w:cs=""/>
                 <w:color w:themeColor="text1" w:themeTint="a6" w:val="595959"/>
@@ -1058,43 +921,17 @@
                 <w:szCs w:val="22"/>
                 <w:lang w:val="en-US" w:eastAsia="en-US" w:bidi="ar-SA"/>
               </w:rPr>
-              <w:t xml:space="preserve">Performed technical and manual operations of plastics, adhesives, and textiles for product finishing </w:t>
+              <w:t>Performed technical and manual operations of plastics, adhesives, and textiles for product finishing</w:t>
             </w:r>
           </w:p>
           <w:p>
             <w:pPr>
               <w:pStyle w:val="ListParagraph"/>
               <w:widowControl/>
+              <w:suppressAutoHyphens w:val="true"/>
               <w:spacing w:before="0" w:after="0"/>
               <w:contextualSpacing/>
-              <w:jc w:val="start"/>
-              <w:rPr>
-                <w:rFonts w:ascii="Calibri" w:hAnsi="Calibri" w:eastAsia="Calibri" w:cs=""/>
-                <w:color w:themeColor="text1" w:themeTint="a6" w:val="595959"/>
-                <w:kern w:val="0"/>
-                <w:sz w:val="22"/>
-                <w:szCs w:val="22"/>
-                <w:lang w:val="en-US" w:eastAsia="en-US" w:bidi="ar-SA"/>
-              </w:rPr>
-            </w:pPr>
-            <w:r>
-              <w:rPr>
-                <w:rFonts w:eastAsia="Calibri" w:cs=""/>
-                <w:color w:themeColor="text1" w:themeTint="a6" w:val="595959"/>
-                <w:kern w:val="0"/>
-                <w:sz w:val="22"/>
-                <w:szCs w:val="22"/>
-                <w:lang w:val="en-US" w:eastAsia="en-US" w:bidi="ar-SA"/>
-              </w:rPr>
-            </w:r>
-          </w:p>
-          <w:p>
-            <w:pPr>
-              <w:pStyle w:val="ListParagraph"/>
-              <w:widowControl/>
-              <w:spacing w:before="0" w:after="0"/>
-              <w:contextualSpacing/>
-              <w:jc w:val="start"/>
+              <w:jc w:val="left"/>
               <w:rPr>
                 <w:rFonts w:ascii="Calibri" w:hAnsi="Calibri" w:eastAsia="Calibri" w:cs=""/>
                 <w:color w:themeColor="text1" w:themeTint="a6" w:val="595959"/>
@@ -1123,7 +960,7 @@
           <w:tcPr>
             <w:tcW w:w="9266" w:type="dxa"/>
             <w:tcBorders>
-              <w:start w:val="dotted" w:sz="18" w:space="0" w:color="BFBFBF"/>
+              <w:left w:val="dotted" w:sz="18" w:space="0" w:color="BFBFBF"/>
             </w:tcBorders>
             <w:tcMar>
               <w:top w:w="216" w:type="dxa"/>
@@ -1137,8 +974,10 @@
                 <w:ilvl w:val="0"/>
                 <w:numId w:val="0"/>
               </w:numPr>
+              <w:suppressAutoHyphens w:val="true"/>
               <w:spacing w:before="0" w:after="0"/>
-              <w:jc w:val="start"/>
+              <w:ind w:hanging="0" w:left="0"/>
+              <w:jc w:val="left"/>
               <w:outlineLvl w:val="2"/>
               <w:rPr>
                 <w:rFonts w:eastAsia="" w:cs="Calibri" w:cstheme="minorHAnsi" w:eastAsiaTheme="majorEastAsia"/>
@@ -1158,7 +997,7 @@
                 <w:szCs w:val="24"/>
                 <w:lang w:val="en-US" w:eastAsia="en-US" w:bidi="ar-SA"/>
               </w:rPr>
-              <w:t>november 2015 – December 2016</w:t>
+              <w:t>November 2015 – December 2016</w:t>
             </w:r>
           </w:p>
           <w:p>
@@ -1169,8 +1008,10 @@
                 <w:ilvl w:val="0"/>
                 <w:numId w:val="0"/>
               </w:numPr>
+              <w:suppressAutoHyphens w:val="true"/>
               <w:spacing w:before="0" w:after="40"/>
-              <w:jc w:val="start"/>
+              <w:ind w:hanging="0" w:left="0"/>
+              <w:jc w:val="left"/>
               <w:outlineLvl w:val="1"/>
               <w:rPr>
                 <w:rFonts w:eastAsia="" w:cs="Calibri" w:cstheme="minorHAnsi" w:eastAsiaTheme="majorEastAsia"/>
@@ -1192,7 +1033,7 @@
                 <w:szCs w:val="26"/>
                 <w:lang w:val="en-US" w:eastAsia="en-US" w:bidi="ar-SA"/>
               </w:rPr>
-              <w:t xml:space="preserve">timekeeper, </w:t>
+              <w:t xml:space="preserve">Timekeeper, </w:t>
             </w:r>
             <w:r>
               <w:rPr>
@@ -1213,10 +1054,11 @@
               <w:widowControl/>
               <w:numPr>
                 <w:ilvl w:val="0"/>
-                <w:numId w:val="17"/>
+                <w:numId w:val="13"/>
               </w:numPr>
+              <w:suppressAutoHyphens w:val="true"/>
               <w:spacing w:before="0" w:after="0"/>
-              <w:jc w:val="start"/>
+              <w:jc w:val="left"/>
               <w:rPr>
                 <w:rFonts w:eastAsia="Calibri" w:cs="Calibri" w:cstheme="minorHAnsi" w:eastAsiaTheme="minorHAnsi"/>
                 <w:b w:val="false"/>
@@ -1246,10 +1088,11 @@
               <w:widowControl/>
               <w:numPr>
                 <w:ilvl w:val="0"/>
-                <w:numId w:val="17"/>
+                <w:numId w:val="13"/>
               </w:numPr>
+              <w:suppressAutoHyphens w:val="true"/>
               <w:spacing w:before="0" w:after="0"/>
-              <w:jc w:val="start"/>
+              <w:jc w:val="left"/>
               <w:rPr>
                 <w:rFonts w:eastAsia="Calibri" w:cs="Calibri" w:cstheme="minorHAnsi" w:eastAsiaTheme="minorHAnsi"/>
                 <w:b w:val="false"/>
@@ -1279,10 +1122,11 @@
               <w:widowControl/>
               <w:numPr>
                 <w:ilvl w:val="0"/>
-                <w:numId w:val="17"/>
+                <w:numId w:val="13"/>
               </w:numPr>
+              <w:suppressAutoHyphens w:val="true"/>
               <w:spacing w:before="0" w:after="0"/>
-              <w:jc w:val="start"/>
+              <w:jc w:val="left"/>
               <w:rPr>
                 <w:rFonts w:eastAsia="Calibri" w:cs="Calibri" w:cstheme="minorHAnsi" w:eastAsiaTheme="minorHAnsi"/>
                 <w:b w:val="false"/>
@@ -1303,19 +1147,17 @@
                 <w:szCs w:val="22"/>
                 <w:lang w:val="en-US" w:eastAsia="en-US" w:bidi="ar-SA"/>
               </w:rPr>
-              <w:t>Reviewed crew hours, scaffold material leases, and insulation data into Brand computer system (PROFIELD) for completion and accuracy</w:t>
+              <w:t>Reviewed crew hours, scaffold material leases, and insulation data into Brand network system (PROFIELD) for completion and accuracy</w:t>
             </w:r>
           </w:p>
           <w:p>
             <w:pPr>
               <w:pStyle w:val="Heading3"/>
               <w:widowControl/>
-              <w:numPr>
-                <w:ilvl w:val="0"/>
-                <w:numId w:val="17"/>
-              </w:numPr>
+              <w:suppressAutoHyphens w:val="true"/>
               <w:spacing w:before="0" w:after="0"/>
-              <w:jc w:val="start"/>
+              <w:ind w:left="720"/>
+              <w:jc w:val="left"/>
               <w:rPr>
                 <w:rFonts w:eastAsia="Calibri" w:cs="Calibri" w:cstheme="minorHAnsi" w:eastAsiaTheme="minorHAnsi"/>
                 <w:b w:val="false"/>
@@ -1330,25 +1172,18 @@
                 <w:b w:val="false"/>
                 <w:caps w:val="false"/>
                 <w:smallCaps w:val="false"/>
-                <w:color w:themeColor="text1" w:themeTint="a6" w:val="595959"/>
-                <w:kern w:val="0"/>
-                <w:sz w:val="22"/>
                 <w:szCs w:val="22"/>
-                <w:lang w:val="en-US" w:eastAsia="en-US" w:bidi="ar-SA"/>
               </w:rPr>
-              <w:t>Maintained call-out log and was responsible for disseminating call-out information to foremen, and superiors</w:t>
             </w:r>
           </w:p>
           <w:p>
             <w:pPr>
               <w:pStyle w:val="Heading3"/>
               <w:widowControl/>
-              <w:numPr>
-                <w:ilvl w:val="0"/>
-                <w:numId w:val="17"/>
-              </w:numPr>
+              <w:suppressAutoHyphens w:val="true"/>
               <w:spacing w:before="0" w:after="0"/>
-              <w:jc w:val="start"/>
+              <w:ind w:left="720"/>
+              <w:jc w:val="left"/>
               <w:rPr>
                 <w:rFonts w:eastAsia="Calibri" w:cs="Calibri" w:cstheme="minorHAnsi" w:eastAsiaTheme="minorHAnsi"/>
                 <w:b w:val="false"/>
@@ -1363,41 +1198,7 @@
                 <w:b w:val="false"/>
                 <w:caps w:val="false"/>
                 <w:smallCaps w:val="false"/>
-                <w:color w:themeColor="text1" w:themeTint="a6" w:val="595959"/>
-                <w:kern w:val="0"/>
-                <w:sz w:val="22"/>
                 <w:szCs w:val="22"/>
-                <w:lang w:val="en-US" w:eastAsia="en-US" w:bidi="ar-SA"/>
-              </w:rPr>
-              <w:t>Consistent utilization of Microsoft Office Suite.</w:t>
-            </w:r>
-          </w:p>
-          <w:p>
-            <w:pPr>
-              <w:pStyle w:val="Heading3"/>
-              <w:widowControl/>
-              <w:spacing w:before="0" w:after="0"/>
-              <w:ind w:start="720"/>
-              <w:jc w:val="start"/>
-              <w:rPr>
-                <w:rFonts w:eastAsia="Calibri" w:cs="Calibri" w:cstheme="minorHAnsi" w:eastAsiaTheme="minorHAnsi"/>
-                <w:b w:val="false"/>
-                <w:caps w:val="false"/>
-                <w:smallCaps w:val="false"/>
-                <w:szCs w:val="22"/>
-              </w:rPr>
-            </w:pPr>
-            <w:r>
-              <w:rPr>
-                <w:rFonts w:eastAsia="Calibri" w:cs="Calibri" w:cstheme="minorHAnsi" w:eastAsiaTheme="minorHAnsi"/>
-                <w:b w:val="false"/>
-                <w:caps w:val="false"/>
-                <w:smallCaps w:val="false"/>
-                <w:color w:themeColor="text1" w:themeTint="a6" w:val="595959"/>
-                <w:kern w:val="0"/>
-                <w:sz w:val="22"/>
-                <w:szCs w:val="22"/>
-                <w:lang w:val="en-US" w:eastAsia="en-US" w:bidi="ar-SA"/>
               </w:rPr>
             </w:r>
           </w:p>
@@ -1405,37 +1206,9 @@
             <w:pPr>
               <w:pStyle w:val="Heading3"/>
               <w:widowControl/>
+              <w:suppressAutoHyphens w:val="true"/>
               <w:spacing w:before="0" w:after="0"/>
-              <w:ind w:start="720"/>
-              <w:jc w:val="start"/>
-              <w:rPr>
-                <w:rFonts w:eastAsia="Calibri" w:cs="Calibri" w:cstheme="minorHAnsi" w:eastAsiaTheme="minorHAnsi"/>
-                <w:b w:val="false"/>
-                <w:caps w:val="false"/>
-                <w:smallCaps w:val="false"/>
-                <w:szCs w:val="22"/>
-              </w:rPr>
-            </w:pPr>
-            <w:r>
-              <w:rPr>
-                <w:rFonts w:eastAsia="Calibri" w:cs="Calibri" w:cstheme="minorHAnsi" w:eastAsiaTheme="minorHAnsi"/>
-                <w:b w:val="false"/>
-                <w:caps w:val="false"/>
-                <w:smallCaps w:val="false"/>
-                <w:color w:themeColor="text1" w:themeTint="a6" w:val="595959"/>
-                <w:kern w:val="0"/>
-                <w:sz w:val="22"/>
-                <w:szCs w:val="22"/>
-                <w:lang w:val="en-US" w:eastAsia="en-US" w:bidi="ar-SA"/>
-              </w:rPr>
-            </w:r>
-          </w:p>
-          <w:p>
-            <w:pPr>
-              <w:pStyle w:val="Heading3"/>
-              <w:widowControl/>
-              <w:spacing w:before="0" w:after="0"/>
-              <w:jc w:val="start"/>
+              <w:jc w:val="left"/>
               <w:rPr>
                 <w:rFonts w:eastAsia="Calibri" w:cs="Calibri" w:cstheme="minorHAnsi" w:eastAsiaTheme="minorHAnsi"/>
                 <w:b w:val="false"/>
@@ -1459,8 +1232,9 @@
             <w:pPr>
               <w:pStyle w:val="Heading2"/>
               <w:widowControl/>
+              <w:suppressAutoHyphens w:val="true"/>
               <w:spacing w:before="0" w:after="40"/>
-              <w:jc w:val="start"/>
+              <w:jc w:val="left"/>
               <w:rPr>
                 <w:rFonts w:cs="Calibri" w:cstheme="minorHAnsi"/>
               </w:rPr>
@@ -1481,7 +1255,7 @@
                 <w:kern w:val="0"/>
                 <w:lang w:val="en-US" w:eastAsia="en-US" w:bidi="ar-SA"/>
               </w:rPr>
-              <w:t>united states army</w:t>
+              <w:t>United States Army</w:t>
             </w:r>
           </w:p>
         </w:tc>
@@ -1492,7 +1266,7 @@
           <w:tcPr>
             <w:tcW w:w="9266" w:type="dxa"/>
             <w:tcBorders>
-              <w:start w:val="dotted" w:sz="18" w:space="0" w:color="BFBFBF"/>
+              <w:left w:val="dotted" w:sz="18" w:space="0" w:color="BFBFBF"/>
             </w:tcBorders>
             <w:tcMar>
               <w:top w:w="216" w:type="dxa"/>
@@ -1502,221 +1276,9 @@
             <w:pPr>
               <w:pStyle w:val="Normal"/>
               <w:widowControl/>
+              <w:suppressAutoHyphens w:val="true"/>
               <w:spacing w:before="0" w:after="0"/>
-              <w:jc w:val="start"/>
-              <w:rPr>
-                <w:rFonts w:cs="Calibri" w:cstheme="minorHAnsi"/>
-                <w:b/>
-                <w:color w:val="000000"/>
-              </w:rPr>
-            </w:pPr>
-            <w:r>
-              <w:rPr>
-                <w:rFonts w:eastAsia="Calibri" w:cs="Calibri" w:cstheme="minorHAnsi"/>
-                <w:b/>
-                <w:color w:val="000000"/>
-                <w:kern w:val="0"/>
-                <w:sz w:val="22"/>
-                <w:szCs w:val="22"/>
-                <w:lang w:val="en-US" w:eastAsia="en-US" w:bidi="ar-SA"/>
-              </w:rPr>
-              <w:t>Physical Therapy Sergeant - U.S. Army Reserves</w:t>
-            </w:r>
-          </w:p>
-          <w:p>
-            <w:pPr>
-              <w:pStyle w:val="Normal"/>
-              <w:widowControl/>
-              <w:spacing w:before="0" w:after="0"/>
-              <w:jc w:val="start"/>
-              <w:rPr>
-                <w:rFonts w:cs="Calibri" w:cstheme="minorHAnsi"/>
-                <w:b/>
-                <w:color w:val="000000"/>
-              </w:rPr>
-            </w:pPr>
-            <w:r>
-              <w:rPr>
-                <w:rFonts w:eastAsia="Calibri" w:cs="Calibri" w:cstheme="minorHAnsi"/>
-                <w:b/>
-                <w:color w:val="000000"/>
-                <w:kern w:val="0"/>
-                <w:sz w:val="22"/>
-                <w:szCs w:val="22"/>
-                <w:lang w:val="en-US" w:eastAsia="en-US" w:bidi="ar-SA"/>
-              </w:rPr>
-              <w:t>01/2015 – 01/2021</w:t>
-            </w:r>
-          </w:p>
-          <w:p>
-            <w:pPr>
-              <w:pStyle w:val="Normal"/>
-              <w:widowControl/>
-              <w:spacing w:before="0" w:after="0"/>
-              <w:jc w:val="start"/>
-              <w:rPr>
-                <w:rFonts w:cs="Calibri" w:cstheme="minorHAnsi"/>
-                <w:b/>
-                <w:color w:val="000000"/>
-              </w:rPr>
-            </w:pPr>
-            <w:r>
-              <w:rPr>
-                <w:rFonts w:eastAsia="Calibri" w:cs="Calibri" w:cstheme="minorHAnsi"/>
-                <w:b/>
-                <w:color w:val="000000"/>
-                <w:kern w:val="0"/>
-                <w:sz w:val="22"/>
-                <w:szCs w:val="22"/>
-                <w:lang w:val="en-US" w:eastAsia="en-US" w:bidi="ar-SA"/>
-              </w:rPr>
-              <w:tab/>
-            </w:r>
-          </w:p>
-          <w:p>
-            <w:pPr>
-              <w:pStyle w:val="ListParagraph"/>
-              <w:widowControl/>
-              <w:numPr>
-                <w:ilvl w:val="0"/>
-                <w:numId w:val="10"/>
-              </w:numPr>
-              <w:spacing w:before="0" w:after="0"/>
-              <w:contextualSpacing/>
-              <w:jc w:val="start"/>
-              <w:rPr>
-                <w:rFonts w:cs="Calibri" w:cstheme="minorHAnsi"/>
-              </w:rPr>
-            </w:pPr>
-            <w:r>
-              <w:rPr>
-                <w:rFonts w:eastAsia="Calibri" w:cs="Calibri" w:cstheme="minorHAnsi"/>
-                <w:color w:themeColor="text1" w:themeTint="a6" w:val="595959"/>
-                <w:kern w:val="0"/>
-                <w:sz w:val="22"/>
-                <w:szCs w:val="22"/>
-                <w:lang w:val="en-US" w:eastAsia="en-US" w:bidi="ar-SA"/>
-              </w:rPr>
-              <w:t>Responsible for the supervision, training, evaluation, and promotion of soldiers.</w:t>
-            </w:r>
-          </w:p>
-          <w:p>
-            <w:pPr>
-              <w:pStyle w:val="ListParagraph"/>
-              <w:widowControl/>
-              <w:numPr>
-                <w:ilvl w:val="0"/>
-                <w:numId w:val="10"/>
-              </w:numPr>
-              <w:spacing w:before="0" w:after="0"/>
-              <w:contextualSpacing/>
-              <w:jc w:val="start"/>
-              <w:rPr>
-                <w:rFonts w:cs="Calibri" w:cstheme="minorHAnsi"/>
-              </w:rPr>
-            </w:pPr>
-            <w:r>
-              <w:rPr>
-                <w:rFonts w:eastAsia="Calibri" w:cs="Calibri" w:cstheme="minorHAnsi"/>
-                <w:color w:themeColor="text1" w:themeTint="a6" w:val="595959"/>
-                <w:kern w:val="0"/>
-                <w:sz w:val="22"/>
-                <w:szCs w:val="22"/>
-                <w:lang w:val="en-US" w:eastAsia="en-US" w:bidi="ar-SA"/>
-              </w:rPr>
-              <w:t>Assigned as Sergeant of the Guard: Physical Security NCOIC without any incidents or injuries</w:t>
-            </w:r>
-          </w:p>
-          <w:p>
-            <w:pPr>
-              <w:pStyle w:val="ListParagraph"/>
-              <w:widowControl/>
-              <w:numPr>
-                <w:ilvl w:val="0"/>
-                <w:numId w:val="10"/>
-              </w:numPr>
-              <w:spacing w:before="0" w:after="0"/>
-              <w:contextualSpacing/>
-              <w:jc w:val="start"/>
-              <w:rPr>
-                <w:rFonts w:cs="Calibri" w:cstheme="minorHAnsi"/>
-              </w:rPr>
-            </w:pPr>
-            <w:r>
-              <w:rPr>
-                <w:rFonts w:eastAsia="Calibri" w:cs="Calibri" w:cstheme="minorHAnsi"/>
-                <w:color w:themeColor="text1" w:themeTint="a6" w:val="595959"/>
-                <w:kern w:val="0"/>
-                <w:sz w:val="22"/>
-                <w:szCs w:val="22"/>
-                <w:lang w:val="en-US" w:eastAsia="en-US" w:bidi="ar-SA"/>
-              </w:rPr>
-              <w:t>Developed a concrete schedule for the guard, linking a form of communication between units with Command Sergeant Major's support.</w:t>
-            </w:r>
-          </w:p>
-          <w:p>
-            <w:pPr>
-              <w:pStyle w:val="ListParagraph"/>
-              <w:widowControl/>
-              <w:numPr>
-                <w:ilvl w:val="0"/>
-                <w:numId w:val="10"/>
-              </w:numPr>
-              <w:spacing w:before="0" w:after="0"/>
-              <w:contextualSpacing/>
-              <w:jc w:val="start"/>
-              <w:rPr>
-                <w:rFonts w:cs="Calibri" w:cstheme="minorHAnsi"/>
-              </w:rPr>
-            </w:pPr>
-            <w:r>
-              <w:rPr>
-                <w:rFonts w:eastAsia="Calibri" w:cs="Calibri" w:cstheme="minorHAnsi"/>
-                <w:color w:themeColor="text1" w:themeTint="a6" w:val="595959"/>
-                <w:kern w:val="0"/>
-                <w:sz w:val="22"/>
-                <w:szCs w:val="22"/>
-                <w:lang w:val="en-US" w:eastAsia="en-US" w:bidi="ar-SA"/>
-              </w:rPr>
-              <w:t>Assigned as proctor for unit physical fitness tests</w:t>
-            </w:r>
-          </w:p>
-          <w:p>
-            <w:pPr>
-              <w:pStyle w:val="Normal"/>
-              <w:widowControl/>
-              <w:numPr>
-                <w:ilvl w:val="0"/>
-                <w:numId w:val="0"/>
-              </w:numPr>
-              <w:spacing w:before="0" w:after="0"/>
-              <w:jc w:val="start"/>
-              <w:outlineLvl w:val="2"/>
-              <w:rPr>
-                <w:rFonts w:eastAsia="" w:cs="Calibri" w:cstheme="minorHAnsi" w:eastAsiaTheme="majorEastAsia"/>
-                <w:b/>
-                <w:caps/>
-              </w:rPr>
-            </w:pPr>
-            <w:r>
-              <w:rPr>
-                <w:rFonts w:eastAsia="" w:cs="Calibri" w:cstheme="minorHAnsi" w:eastAsiaTheme="majorEastAsia"/>
-                <w:b/>
-                <w:caps/>
-                <w:color w:themeColor="text1" w:themeTint="a6" w:val="595959"/>
-                <w:kern w:val="0"/>
-                <w:sz w:val="22"/>
-                <w:szCs w:val="22"/>
-                <w:lang w:val="en-US" w:eastAsia="en-US" w:bidi="ar-SA"/>
-              </w:rPr>
-            </w:r>
-          </w:p>
-          <w:p>
-            <w:pPr>
-              <w:pStyle w:val="Normal"/>
-              <w:widowControl/>
-              <w:spacing w:before="0" w:after="0"/>
-              <w:jc w:val="start"/>
+              <w:jc w:val="left"/>
               <w:rPr>
                 <w:rFonts w:cs="Calibri" w:cstheme="minorHAnsi"/>
                 <w:color w:val="000000"/>
@@ -1732,624 +1294,7 @@
                 <w:szCs w:val="22"/>
                 <w:lang w:val="en-US" w:eastAsia="en-US" w:bidi="ar-SA"/>
               </w:rPr>
-              <w:t>Physical Therapy NCOIC - U.S. Army Heath Center - Vicenza</w:t>
-            </w:r>
-          </w:p>
-          <w:p>
-            <w:pPr>
-              <w:pStyle w:val="Normal"/>
-              <w:widowControl/>
-              <w:spacing w:before="0" w:after="0"/>
-              <w:jc w:val="start"/>
-              <w:rPr>
-                <w:rFonts w:cs="Calibri" w:cstheme="minorHAnsi"/>
-                <w:b/>
-                <w:color w:val="000000"/>
-              </w:rPr>
-            </w:pPr>
-            <w:r>
-              <w:rPr>
-                <w:rFonts w:eastAsia="Calibri" w:cs="Calibri" w:cstheme="minorHAnsi"/>
-                <w:b/>
-                <w:color w:val="000000"/>
-                <w:kern w:val="0"/>
-                <w:sz w:val="22"/>
-                <w:szCs w:val="22"/>
-                <w:lang w:val="en-US" w:eastAsia="en-US" w:bidi="ar-SA"/>
-              </w:rPr>
-              <w:t>01/2012 - 01/2015</w:t>
-            </w:r>
-          </w:p>
-          <w:p>
-            <w:pPr>
-              <w:pStyle w:val="Normal"/>
-              <w:widowControl/>
-              <w:spacing w:before="0" w:after="0"/>
-              <w:jc w:val="start"/>
-              <w:rPr>
-                <w:rFonts w:cs="Calibri" w:cstheme="minorHAnsi"/>
-                <w:b/>
-                <w:color w:val="000000"/>
-              </w:rPr>
-            </w:pPr>
-            <w:r>
-              <w:rPr>
-                <w:rFonts w:eastAsia="Calibri" w:cs="Calibri" w:cstheme="minorHAnsi"/>
-                <w:b/>
-                <w:color w:val="000000"/>
-                <w:kern w:val="0"/>
-                <w:sz w:val="22"/>
-                <w:szCs w:val="22"/>
-                <w:lang w:val="en-US" w:eastAsia="en-US" w:bidi="ar-SA"/>
-              </w:rPr>
-            </w:r>
-          </w:p>
-          <w:p>
-            <w:pPr>
-              <w:pStyle w:val="ListParagraph"/>
-              <w:widowControl/>
-              <w:numPr>
-                <w:ilvl w:val="0"/>
-                <w:numId w:val="11"/>
-              </w:numPr>
-              <w:spacing w:before="0" w:after="0"/>
-              <w:contextualSpacing/>
-              <w:jc w:val="start"/>
-              <w:rPr>
-                <w:rFonts w:cs="Calibri" w:cstheme="minorHAnsi"/>
-              </w:rPr>
-            </w:pPr>
-            <w:r>
-              <w:rPr>
-                <w:rFonts w:eastAsia="Calibri" w:cs="Calibri" w:cstheme="minorHAnsi"/>
-                <w:color w:themeColor="text1" w:themeTint="a6" w:val="595959"/>
-                <w:kern w:val="0"/>
-                <w:sz w:val="22"/>
-                <w:szCs w:val="22"/>
-                <w:lang w:val="en-US" w:eastAsia="en-US" w:bidi="ar-SA"/>
-              </w:rPr>
-              <w:t xml:space="preserve">Implement and progress treatment plans, and coordinate activities and therapeutic regimens with therapist in support of 9,000 tri-service beneficiaries in Northern Italy. </w:t>
-            </w:r>
-          </w:p>
-          <w:p>
-            <w:pPr>
-              <w:pStyle w:val="ListParagraph"/>
-              <w:widowControl/>
-              <w:numPr>
-                <w:ilvl w:val="0"/>
-                <w:numId w:val="11"/>
-              </w:numPr>
-              <w:spacing w:before="0" w:after="0"/>
-              <w:contextualSpacing/>
-              <w:jc w:val="start"/>
-              <w:rPr>
-                <w:rFonts w:cs="Calibri" w:cstheme="minorHAnsi"/>
-              </w:rPr>
-            </w:pPr>
-            <w:r>
-              <w:rPr>
-                <w:rFonts w:eastAsia="Calibri" w:cs="Calibri" w:cstheme="minorHAnsi"/>
-                <w:color w:themeColor="text1" w:themeTint="a6" w:val="595959"/>
-                <w:kern w:val="0"/>
-                <w:sz w:val="22"/>
-                <w:szCs w:val="22"/>
-                <w:lang w:val="en-US" w:eastAsia="en-US" w:bidi="ar-SA"/>
-              </w:rPr>
-              <w:t xml:space="preserve">Administer, and implement goals set by patient and therapist, establish treatment parameters and schedules. </w:t>
-            </w:r>
-          </w:p>
-          <w:p>
-            <w:pPr>
-              <w:pStyle w:val="ListParagraph"/>
-              <w:widowControl/>
-              <w:numPr>
-                <w:ilvl w:val="0"/>
-                <w:numId w:val="11"/>
-              </w:numPr>
-              <w:spacing w:before="0" w:after="0"/>
-              <w:contextualSpacing/>
-              <w:jc w:val="start"/>
-              <w:rPr>
-                <w:rFonts w:cs="Calibri" w:cstheme="minorHAnsi"/>
-              </w:rPr>
-            </w:pPr>
-            <w:r>
-              <w:rPr>
-                <w:rFonts w:eastAsia="Calibri" w:cs="Calibri" w:cstheme="minorHAnsi"/>
-                <w:color w:themeColor="text1" w:themeTint="a6" w:val="595959"/>
-                <w:kern w:val="0"/>
-                <w:sz w:val="22"/>
-                <w:szCs w:val="22"/>
-                <w:lang w:val="en-US" w:eastAsia="en-US" w:bidi="ar-SA"/>
-              </w:rPr>
-              <w:t>Created, coordinated and maintained a working relationship between Physical Therapy and OB/GYN</w:t>
-            </w:r>
-          </w:p>
-          <w:p>
-            <w:pPr>
-              <w:pStyle w:val="ListParagraph"/>
-              <w:widowControl/>
-              <w:numPr>
-                <w:ilvl w:val="0"/>
-                <w:numId w:val="11"/>
-              </w:numPr>
-              <w:spacing w:before="0" w:after="0"/>
-              <w:contextualSpacing/>
-              <w:jc w:val="start"/>
-              <w:rPr>
-                <w:rFonts w:cs="Calibri" w:cstheme="minorHAnsi"/>
-              </w:rPr>
-            </w:pPr>
-            <w:r>
-              <w:rPr>
-                <w:rFonts w:eastAsia="Calibri" w:cs="Calibri" w:cstheme="minorHAnsi"/>
-                <w:color w:themeColor="text1" w:themeTint="a6" w:val="595959"/>
-                <w:kern w:val="0"/>
-                <w:sz w:val="22"/>
-                <w:szCs w:val="22"/>
-                <w:lang w:val="en-US" w:eastAsia="en-US" w:bidi="ar-SA"/>
-              </w:rPr>
-              <w:t>Provide patient education and documents patient encounters into the AHLTA (Armed-Forces Health Longitudinal Technology Application).</w:t>
-            </w:r>
-          </w:p>
-          <w:p>
-            <w:pPr>
-              <w:pStyle w:val="ListParagraph"/>
-              <w:widowControl/>
-              <w:numPr>
-                <w:ilvl w:val="0"/>
-                <w:numId w:val="11"/>
-              </w:numPr>
-              <w:spacing w:before="0" w:after="0"/>
-              <w:contextualSpacing/>
-              <w:jc w:val="start"/>
-              <w:rPr>
-                <w:rFonts w:cs="Calibri" w:cstheme="minorHAnsi"/>
-              </w:rPr>
-            </w:pPr>
-            <w:r>
-              <w:rPr>
-                <w:rFonts w:eastAsia="Calibri" w:cs="Calibri" w:cstheme="minorHAnsi"/>
-                <w:color w:themeColor="text1" w:themeTint="a6" w:val="595959"/>
-                <w:kern w:val="0"/>
-                <w:sz w:val="22"/>
-                <w:szCs w:val="22"/>
-                <w:lang w:val="en-US" w:eastAsia="en-US" w:bidi="ar-SA"/>
-              </w:rPr>
-              <w:t>Assist with, and fit, orthopedic devices and braces to a variety of patient needs.</w:t>
-            </w:r>
-          </w:p>
-          <w:p>
-            <w:pPr>
-              <w:pStyle w:val="ListParagraph"/>
-              <w:widowControl/>
-              <w:numPr>
-                <w:ilvl w:val="0"/>
-                <w:numId w:val="11"/>
-              </w:numPr>
-              <w:spacing w:before="0" w:after="0"/>
-              <w:contextualSpacing/>
-              <w:jc w:val="start"/>
-              <w:rPr>
-                <w:rFonts w:cs="Calibri" w:cstheme="minorHAnsi"/>
-              </w:rPr>
-            </w:pPr>
-            <w:r>
-              <w:rPr>
-                <w:rFonts w:eastAsia="Calibri" w:cs="Calibri" w:cstheme="minorHAnsi"/>
-                <w:color w:themeColor="text1" w:themeTint="a6" w:val="595959"/>
-                <w:kern w:val="0"/>
-                <w:sz w:val="22"/>
-                <w:szCs w:val="22"/>
-                <w:lang w:val="en-US" w:eastAsia="en-US" w:bidi="ar-SA"/>
-              </w:rPr>
-              <w:t>Maintain accountability of hand-receipt (including 100% biannual and 10% monthly accountability), verifying ALL equipment is serviced, maintained and operational for daily mission requirements. Ensure proper documentation of all services, maintenance, and operational checks are complete and accurate.</w:t>
-            </w:r>
-          </w:p>
-          <w:p>
-            <w:pPr>
-              <w:pStyle w:val="ListParagraph"/>
-              <w:widowControl/>
-              <w:numPr>
-                <w:ilvl w:val="0"/>
-                <w:numId w:val="11"/>
-              </w:numPr>
-              <w:spacing w:before="0" w:after="0"/>
-              <w:contextualSpacing/>
-              <w:jc w:val="start"/>
-              <w:rPr>
-                <w:rFonts w:cs="Calibri" w:cstheme="minorHAnsi"/>
-                <w:color w:val="000000"/>
-              </w:rPr>
-            </w:pPr>
-            <w:r>
-              <w:rPr>
-                <w:rFonts w:eastAsia="Calibri" w:cs="Calibri" w:cstheme="minorHAnsi"/>
-                <w:color w:themeColor="text1" w:themeTint="a6" w:val="595959"/>
-                <w:kern w:val="0"/>
-                <w:sz w:val="22"/>
-                <w:szCs w:val="22"/>
-                <w:lang w:val="en-US" w:eastAsia="en-US" w:bidi="ar-SA"/>
-              </w:rPr>
-              <w:t>Responsible for the supervision, training, evaluation, and promotion of lower enlisted and multiple civilian personnel.</w:t>
-            </w:r>
-          </w:p>
-          <w:p>
-            <w:pPr>
-              <w:pStyle w:val="Normal"/>
-              <w:widowControl/>
-              <w:numPr>
-                <w:ilvl w:val="0"/>
-                <w:numId w:val="0"/>
-              </w:numPr>
-              <w:spacing w:before="0" w:after="0"/>
-              <w:jc w:val="start"/>
-              <w:outlineLvl w:val="2"/>
-              <w:rPr>
-                <w:rFonts w:eastAsia="" w:cs="Calibri" w:cstheme="minorHAnsi" w:eastAsiaTheme="majorEastAsia"/>
-                <w:b/>
-                <w:caps/>
-              </w:rPr>
-            </w:pPr>
-            <w:r>
-              <w:rPr>
-                <w:rFonts w:eastAsia="" w:cs="Calibri" w:cstheme="minorHAnsi" w:eastAsiaTheme="majorEastAsia"/>
-                <w:b/>
-                <w:caps/>
-                <w:color w:themeColor="text1" w:themeTint="a6" w:val="595959"/>
-                <w:kern w:val="0"/>
-                <w:sz w:val="22"/>
-                <w:szCs w:val="22"/>
-                <w:lang w:val="en-US" w:eastAsia="en-US" w:bidi="ar-SA"/>
-              </w:rPr>
-            </w:r>
-          </w:p>
-          <w:p>
-            <w:pPr>
-              <w:pStyle w:val="Normal"/>
-              <w:widowControl/>
-              <w:spacing w:before="0" w:after="0"/>
-              <w:jc w:val="start"/>
-              <w:rPr>
-                <w:rFonts w:cs="Calibri" w:cstheme="minorHAnsi"/>
-                <w:b/>
-                <w:color w:val="000000"/>
-              </w:rPr>
-            </w:pPr>
-            <w:r>
-              <w:rPr>
-                <w:rFonts w:eastAsia="Calibri" w:cs="Calibri" w:cstheme="minorHAnsi"/>
-                <w:b/>
-                <w:color w:val="000000"/>
-                <w:kern w:val="0"/>
-                <w:sz w:val="22"/>
-                <w:szCs w:val="22"/>
-                <w:lang w:val="en-US" w:eastAsia="en-US" w:bidi="ar-SA"/>
-              </w:rPr>
-              <w:t>Physical Therapy NCOIC - CARL R. DARNALL ARMY MEDICAL CENTER -Fort Hood, TX</w:t>
-            </w:r>
-          </w:p>
-          <w:p>
-            <w:pPr>
-              <w:pStyle w:val="Normal"/>
-              <w:widowControl/>
-              <w:spacing w:before="0" w:after="0"/>
-              <w:jc w:val="start"/>
-              <w:rPr>
-                <w:rFonts w:cs="Calibri" w:cstheme="minorHAnsi"/>
-                <w:b/>
-                <w:color w:val="000000"/>
-              </w:rPr>
-            </w:pPr>
-            <w:r>
-              <w:rPr>
-                <w:rFonts w:eastAsia="Calibri" w:cs="Calibri" w:cstheme="minorHAnsi"/>
-                <w:b/>
-                <w:color w:val="000000"/>
-                <w:kern w:val="0"/>
-                <w:sz w:val="22"/>
-                <w:szCs w:val="22"/>
-                <w:lang w:val="en-US" w:eastAsia="en-US" w:bidi="ar-SA"/>
-              </w:rPr>
-              <w:t>12/2009 - 12/2011</w:t>
-            </w:r>
-          </w:p>
-          <w:p>
-            <w:pPr>
-              <w:pStyle w:val="Normal"/>
-              <w:widowControl/>
-              <w:spacing w:before="0" w:after="0"/>
-              <w:jc w:val="start"/>
-              <w:rPr>
-                <w:rFonts w:cs="Calibri" w:cstheme="minorHAnsi"/>
-                <w:b/>
-                <w:color w:val="000000"/>
-              </w:rPr>
-            </w:pPr>
-            <w:r>
-              <w:rPr>
-                <w:rFonts w:eastAsia="Calibri" w:cs="Calibri" w:cstheme="minorHAnsi"/>
-                <w:b/>
-                <w:color w:val="000000"/>
-                <w:kern w:val="0"/>
-                <w:sz w:val="22"/>
-                <w:szCs w:val="22"/>
-                <w:lang w:val="en-US" w:eastAsia="en-US" w:bidi="ar-SA"/>
-              </w:rPr>
-            </w:r>
-          </w:p>
-          <w:p>
-            <w:pPr>
-              <w:pStyle w:val="ListParagraph"/>
-              <w:widowControl/>
-              <w:numPr>
-                <w:ilvl w:val="0"/>
-                <w:numId w:val="12"/>
-              </w:numPr>
-              <w:spacing w:before="0" w:after="0"/>
-              <w:contextualSpacing/>
-              <w:jc w:val="start"/>
-              <w:rPr>
-                <w:rFonts w:cs="Calibri" w:cstheme="minorHAnsi"/>
-              </w:rPr>
-            </w:pPr>
-            <w:r>
-              <w:rPr>
-                <w:rFonts w:eastAsia="Calibri" w:cs="Calibri" w:cstheme="minorHAnsi"/>
-                <w:color w:themeColor="text1" w:themeTint="a6" w:val="595959"/>
-                <w:kern w:val="0"/>
-                <w:sz w:val="22"/>
-                <w:szCs w:val="22"/>
-                <w:lang w:val="en-US" w:eastAsia="en-US" w:bidi="ar-SA"/>
-              </w:rPr>
-              <w:t xml:space="preserve">Implemented and progressed treatment plans, and coordinated activities and therapeutic regimens with therapist in support of over 179,000 tri-service beneficiaries in the Fort Hood area. </w:t>
-            </w:r>
-          </w:p>
-          <w:p>
-            <w:pPr>
-              <w:pStyle w:val="ListParagraph"/>
-              <w:widowControl/>
-              <w:numPr>
-                <w:ilvl w:val="0"/>
-                <w:numId w:val="12"/>
-              </w:numPr>
-              <w:spacing w:before="0" w:after="0"/>
-              <w:contextualSpacing/>
-              <w:jc w:val="start"/>
-              <w:rPr>
-                <w:rFonts w:cs="Calibri" w:cstheme="minorHAnsi"/>
-              </w:rPr>
-            </w:pPr>
-            <w:r>
-              <w:rPr>
-                <w:rFonts w:eastAsia="Calibri" w:cs="Calibri" w:cstheme="minorHAnsi"/>
-                <w:color w:themeColor="text1" w:themeTint="a6" w:val="595959"/>
-                <w:kern w:val="0"/>
-                <w:sz w:val="22"/>
-                <w:szCs w:val="22"/>
-                <w:lang w:val="en-US" w:eastAsia="en-US" w:bidi="ar-SA"/>
-              </w:rPr>
-              <w:t>Administered and implemented goals set by patient and therapist, established treatment parameters and schedules. Communicated daily with involved parties to determine compliance, mental attitude, therapeutic progression and prognosis.</w:t>
-            </w:r>
-          </w:p>
-          <w:p>
-            <w:pPr>
-              <w:pStyle w:val="ListParagraph"/>
-              <w:widowControl/>
-              <w:numPr>
-                <w:ilvl w:val="0"/>
-                <w:numId w:val="12"/>
-              </w:numPr>
-              <w:spacing w:before="0" w:after="0"/>
-              <w:contextualSpacing/>
-              <w:jc w:val="start"/>
-              <w:rPr>
-                <w:rFonts w:cs="Calibri" w:cstheme="minorHAnsi"/>
-              </w:rPr>
-            </w:pPr>
-            <w:r>
-              <w:rPr>
-                <w:rFonts w:eastAsia="Calibri" w:cs="Calibri" w:cstheme="minorHAnsi"/>
-                <w:color w:themeColor="text1" w:themeTint="a6" w:val="595959"/>
-                <w:kern w:val="0"/>
-                <w:sz w:val="22"/>
-                <w:szCs w:val="22"/>
-                <w:lang w:val="en-US" w:eastAsia="en-US" w:bidi="ar-SA"/>
-              </w:rPr>
-              <w:t>Provided patient education and documents patient encounters into the AHLTA (Armed Forces Health Longitudinal Technology Application).</w:t>
-            </w:r>
-          </w:p>
-          <w:p>
-            <w:pPr>
-              <w:pStyle w:val="ListParagraph"/>
-              <w:widowControl/>
-              <w:numPr>
-                <w:ilvl w:val="0"/>
-                <w:numId w:val="12"/>
-              </w:numPr>
-              <w:spacing w:before="0" w:after="0"/>
-              <w:contextualSpacing/>
-              <w:jc w:val="start"/>
-              <w:rPr>
-                <w:rFonts w:cs="Calibri" w:cstheme="minorHAnsi"/>
-                <w:color w:val="000000"/>
-              </w:rPr>
-            </w:pPr>
-            <w:r>
-              <w:rPr>
-                <w:rFonts w:eastAsia="Calibri" w:cs="Calibri" w:cstheme="minorHAnsi"/>
-                <w:color w:themeColor="text1" w:themeTint="a6" w:val="595959"/>
-                <w:kern w:val="0"/>
-                <w:sz w:val="22"/>
-                <w:szCs w:val="22"/>
-                <w:lang w:val="en-US" w:eastAsia="en-US" w:bidi="ar-SA"/>
-              </w:rPr>
-              <w:t>Assisted with front desk duties; booking appointments and checking patient’s in, maintaining proper patient booking keys and booking proficiencies to provide seamless transition during front desk clerk's absences</w:t>
-            </w:r>
-          </w:p>
-          <w:p>
-            <w:pPr>
-              <w:pStyle w:val="Normal"/>
-              <w:widowControl/>
-              <w:spacing w:before="0" w:after="0"/>
-              <w:jc w:val="start"/>
-              <w:rPr>
-                <w:rFonts w:cs="Calibri" w:cstheme="minorHAnsi"/>
-                <w:color w:val="000000"/>
-              </w:rPr>
-            </w:pPr>
-            <w:r>
-              <w:rPr>
-                <w:rFonts w:eastAsia="Calibri" w:cs="Calibri" w:cstheme="minorHAnsi"/>
-                <w:color w:val="000000"/>
-                <w:kern w:val="0"/>
-                <w:sz w:val="22"/>
-                <w:szCs w:val="22"/>
-                <w:lang w:val="en-US" w:eastAsia="en-US" w:bidi="ar-SA"/>
-              </w:rPr>
-            </w:r>
-          </w:p>
-          <w:p>
-            <w:pPr>
-              <w:pStyle w:val="Normal"/>
-              <w:widowControl/>
-              <w:spacing w:before="0" w:after="0"/>
-              <w:jc w:val="start"/>
-              <w:rPr>
-                <w:rFonts w:cs="Calibri" w:cstheme="minorHAnsi"/>
-                <w:color w:val="000000"/>
-              </w:rPr>
-            </w:pPr>
-            <w:r>
-              <w:rPr>
-                <w:rFonts w:eastAsia="Calibri" w:cs="Calibri" w:cstheme="minorHAnsi"/>
-                <w:color w:val="000000"/>
-                <w:kern w:val="0"/>
-                <w:sz w:val="22"/>
-                <w:szCs w:val="22"/>
-                <w:lang w:val="en-US" w:eastAsia="en-US" w:bidi="ar-SA"/>
-              </w:rPr>
-            </w:r>
-          </w:p>
-          <w:p>
-            <w:pPr>
-              <w:pStyle w:val="Normal"/>
-              <w:widowControl/>
-              <w:spacing w:before="0" w:after="0"/>
-              <w:jc w:val="start"/>
-              <w:rPr>
-                <w:rFonts w:cs="Calibri" w:cstheme="minorHAnsi"/>
-                <w:color w:val="000000"/>
-              </w:rPr>
-            </w:pPr>
-            <w:r>
-              <w:rPr>
-                <w:rFonts w:eastAsia="Calibri" w:cs="Calibri" w:cstheme="minorHAnsi"/>
-                <w:color w:val="000000"/>
-                <w:kern w:val="0"/>
-                <w:sz w:val="22"/>
-                <w:szCs w:val="22"/>
-                <w:lang w:val="en-US" w:eastAsia="en-US" w:bidi="ar-SA"/>
-              </w:rPr>
-            </w:r>
-          </w:p>
-          <w:p>
-            <w:pPr>
-              <w:pStyle w:val="Normal"/>
-              <w:widowControl/>
-              <w:spacing w:before="0" w:after="0"/>
-              <w:jc w:val="start"/>
-              <w:rPr>
-                <w:rFonts w:cs="Calibri" w:cstheme="minorHAnsi"/>
-                <w:b/>
-                <w:color w:val="000000"/>
-              </w:rPr>
-            </w:pPr>
-            <w:r>
-              <w:rPr>
-                <w:rFonts w:eastAsia="Calibri" w:cs="Calibri" w:cstheme="minorHAnsi"/>
-                <w:b/>
-                <w:color w:val="000000"/>
-                <w:kern w:val="0"/>
-                <w:sz w:val="22"/>
-                <w:szCs w:val="22"/>
-                <w:lang w:val="en-US" w:eastAsia="en-US" w:bidi="ar-SA"/>
-              </w:rPr>
-              <w:t>NCOIC, Physical Therapy - FOB FENTY - Jalalabad, Afghanistan</w:t>
-            </w:r>
-          </w:p>
-          <w:p>
-            <w:pPr>
-              <w:pStyle w:val="Normal"/>
-              <w:widowControl/>
-              <w:spacing w:before="0" w:after="0"/>
-              <w:jc w:val="start"/>
-              <w:rPr>
-                <w:rFonts w:cs="Calibri" w:cstheme="minorHAnsi"/>
-                <w:color w:val="000000"/>
-              </w:rPr>
-            </w:pPr>
-            <w:r>
-              <w:rPr>
-                <w:rFonts w:eastAsia="Calibri" w:cs="Calibri" w:cstheme="minorHAnsi"/>
-                <w:b/>
-                <w:color w:val="000000"/>
-                <w:kern w:val="0"/>
-                <w:sz w:val="22"/>
-                <w:szCs w:val="22"/>
-                <w:lang w:val="en-US" w:eastAsia="en-US" w:bidi="ar-SA"/>
-              </w:rPr>
-              <w:t>426th BSB, 1st BCT, 101st ABD (Air Assault)</w:t>
-            </w:r>
-          </w:p>
-          <w:p>
-            <w:pPr>
-              <w:pStyle w:val="Normal"/>
-              <w:widowControl/>
-              <w:spacing w:before="0" w:after="0"/>
-              <w:jc w:val="start"/>
-              <w:rPr>
-                <w:rFonts w:cs="Calibri" w:cstheme="minorHAnsi"/>
-                <w:b/>
-                <w:color w:val="000000"/>
-              </w:rPr>
-            </w:pPr>
-            <w:r>
-              <w:rPr>
-                <w:rFonts w:eastAsia="Calibri" w:cs="Calibri" w:cstheme="minorHAnsi"/>
-                <w:b/>
-                <w:color w:val="000000"/>
-                <w:kern w:val="0"/>
-                <w:sz w:val="22"/>
-                <w:szCs w:val="22"/>
-                <w:lang w:val="en-US" w:eastAsia="en-US" w:bidi="ar-SA"/>
-              </w:rPr>
-              <w:t>06/2010 - 05/2011</w:t>
-            </w:r>
-          </w:p>
-          <w:p>
-            <w:pPr>
-              <w:pStyle w:val="Normal"/>
-              <w:widowControl/>
-              <w:spacing w:before="0" w:after="0"/>
-              <w:jc w:val="start"/>
-              <w:rPr>
-                <w:rFonts w:cs="Calibri" w:cstheme="minorHAnsi"/>
-                <w:b/>
-                <w:color w:val="000000"/>
-              </w:rPr>
-            </w:pPr>
-            <w:r>
-              <w:rPr>
-                <w:rFonts w:eastAsia="Calibri" w:cs="Calibri" w:cstheme="minorHAnsi"/>
-                <w:b/>
-                <w:color w:val="000000"/>
-                <w:kern w:val="0"/>
-                <w:sz w:val="22"/>
-                <w:szCs w:val="22"/>
-                <w:lang w:val="en-US" w:eastAsia="en-US" w:bidi="ar-SA"/>
-              </w:rPr>
-              <w:tab/>
+              <w:t>Combat Medic/Physical Therapy NCOIC - U.S. Army</w:t>
             </w:r>
           </w:p>
           <w:p>
@@ -2360,479 +1305,10 @@
                 <w:ilvl w:val="0"/>
                 <w:numId w:val="10"/>
               </w:numPr>
+              <w:suppressAutoHyphens w:val="true"/>
               <w:spacing w:before="0" w:after="0"/>
               <w:contextualSpacing/>
-              <w:jc w:val="start"/>
-              <w:rPr>
-                <w:rFonts w:cs="Calibri" w:cstheme="minorHAnsi"/>
-              </w:rPr>
-            </w:pPr>
-            <w:r>
-              <w:rPr>
-                <w:rFonts w:eastAsia="Calibri" w:cs="Calibri" w:cstheme="minorHAnsi"/>
-                <w:color w:themeColor="text1" w:themeTint="a6" w:val="595959"/>
-                <w:kern w:val="0"/>
-                <w:sz w:val="22"/>
-                <w:szCs w:val="22"/>
-                <w:lang w:val="en-US" w:eastAsia="en-US" w:bidi="ar-SA"/>
-              </w:rPr>
-              <w:t>Served as the Physical Therapy NCOIC in a brigade support medical company in the 1st Brigade Combat Team, 10st Airborne Division (Air Assault)</w:t>
-            </w:r>
-          </w:p>
-          <w:p>
-            <w:pPr>
-              <w:pStyle w:val="ListParagraph"/>
-              <w:widowControl/>
-              <w:numPr>
-                <w:ilvl w:val="0"/>
-                <w:numId w:val="10"/>
-              </w:numPr>
-              <w:spacing w:before="0" w:after="0"/>
-              <w:contextualSpacing/>
-              <w:jc w:val="start"/>
-              <w:rPr>
-                <w:rFonts w:cs="Calibri" w:cstheme="minorHAnsi"/>
-              </w:rPr>
-            </w:pPr>
-            <w:r>
-              <w:rPr>
-                <w:rFonts w:eastAsia="Calibri" w:cs="Calibri" w:cstheme="minorHAnsi"/>
-                <w:color w:themeColor="text1" w:themeTint="a6" w:val="595959"/>
-                <w:kern w:val="0"/>
-                <w:sz w:val="22"/>
-                <w:szCs w:val="22"/>
-                <w:lang w:val="en-US" w:eastAsia="en-US" w:bidi="ar-SA"/>
-              </w:rPr>
-              <w:t>Provided Echelon I and II combat heath support for Forward Operating Base Fenty consisting of 3,500 U.S. Soldiers, coalition forces, Afghan National Army Soldiers, and civilian contractors</w:t>
-            </w:r>
-          </w:p>
-          <w:p>
-            <w:pPr>
-              <w:pStyle w:val="ListParagraph"/>
-              <w:widowControl/>
-              <w:numPr>
-                <w:ilvl w:val="0"/>
-                <w:numId w:val="10"/>
-              </w:numPr>
-              <w:spacing w:before="0" w:after="0"/>
-              <w:contextualSpacing/>
-              <w:jc w:val="start"/>
-              <w:rPr>
-                <w:rFonts w:cs="Calibri" w:cstheme="minorHAnsi"/>
-              </w:rPr>
-            </w:pPr>
-            <w:r>
-              <w:rPr>
-                <w:rFonts w:eastAsia="Calibri" w:cs="Calibri" w:cstheme="minorHAnsi"/>
-                <w:color w:themeColor="text1" w:themeTint="a6" w:val="595959"/>
-                <w:kern w:val="0"/>
-                <w:sz w:val="22"/>
-                <w:szCs w:val="22"/>
-                <w:lang w:val="en-US" w:eastAsia="en-US" w:bidi="ar-SA"/>
-              </w:rPr>
-              <w:t>Administered direct patient care and treatment modalities as prescribed by the physical therapist</w:t>
-            </w:r>
-          </w:p>
-          <w:p>
-            <w:pPr>
-              <w:pStyle w:val="ListParagraph"/>
-              <w:widowControl/>
-              <w:numPr>
-                <w:ilvl w:val="0"/>
-                <w:numId w:val="10"/>
-              </w:numPr>
-              <w:spacing w:before="0" w:after="0"/>
-              <w:contextualSpacing/>
-              <w:jc w:val="start"/>
-              <w:rPr>
-                <w:rFonts w:cs="Calibri" w:cstheme="minorHAnsi"/>
-              </w:rPr>
-            </w:pPr>
-            <w:r>
-              <w:rPr>
-                <w:rFonts w:eastAsia="Calibri" w:cs="Calibri" w:cstheme="minorHAnsi"/>
-                <w:color w:themeColor="text1" w:themeTint="a6" w:val="595959"/>
-                <w:kern w:val="0"/>
-                <w:sz w:val="22"/>
-                <w:szCs w:val="22"/>
-                <w:lang w:val="en-US" w:eastAsia="en-US" w:bidi="ar-SA"/>
-              </w:rPr>
-              <w:t>Developed and implemented stateside donors to provide tennis balls for soldiers and airmen with mid and lower back pain</w:t>
-            </w:r>
-          </w:p>
-          <w:p>
-            <w:pPr>
-              <w:pStyle w:val="ListParagraph"/>
-              <w:widowControl/>
-              <w:numPr>
-                <w:ilvl w:val="0"/>
-                <w:numId w:val="10"/>
-              </w:numPr>
-              <w:spacing w:before="0" w:after="0"/>
-              <w:contextualSpacing/>
-              <w:jc w:val="start"/>
-              <w:rPr>
-                <w:rFonts w:cs="Calibri" w:cstheme="minorHAnsi"/>
-              </w:rPr>
-            </w:pPr>
-            <w:r>
-              <w:rPr>
-                <w:rFonts w:eastAsia="Calibri" w:cs="Calibri" w:cstheme="minorHAnsi"/>
-                <w:color w:themeColor="text1" w:themeTint="a6" w:val="595959"/>
-                <w:kern w:val="0"/>
-                <w:sz w:val="22"/>
-                <w:szCs w:val="22"/>
-                <w:lang w:val="en-US" w:eastAsia="en-US" w:bidi="ar-SA"/>
-              </w:rPr>
-              <w:t>Assisted with, and fitted, orthopedic devices and braces to a variety of patient needs</w:t>
-            </w:r>
-          </w:p>
-          <w:p>
-            <w:pPr>
-              <w:pStyle w:val="ListParagraph"/>
-              <w:widowControl/>
-              <w:numPr>
-                <w:ilvl w:val="0"/>
-                <w:numId w:val="10"/>
-              </w:numPr>
-              <w:spacing w:before="0" w:after="0"/>
-              <w:contextualSpacing/>
-              <w:jc w:val="start"/>
-              <w:rPr>
-                <w:rFonts w:cs="Calibri" w:cstheme="minorHAnsi"/>
-                <w:color w:val="000000"/>
-              </w:rPr>
-            </w:pPr>
-            <w:r>
-              <w:rPr>
-                <w:rFonts w:eastAsia="Calibri" w:cs="Calibri" w:cstheme="minorHAnsi"/>
-                <w:color w:themeColor="text1" w:themeTint="a6" w:val="595959"/>
-                <w:kern w:val="0"/>
-                <w:sz w:val="22"/>
-                <w:szCs w:val="22"/>
-                <w:lang w:val="en-US" w:eastAsia="en-US" w:bidi="ar-SA"/>
-              </w:rPr>
-              <w:t>Provided instruction on exercise and rehabilitation techniques to multiple FOBs around the RC-East region</w:t>
-            </w:r>
-          </w:p>
-          <w:p>
-            <w:pPr>
-              <w:pStyle w:val="Normal"/>
-              <w:widowControl/>
-              <w:spacing w:before="0" w:after="0"/>
-              <w:jc w:val="start"/>
-              <w:rPr>
-                <w:rFonts w:cs="Calibri" w:cstheme="minorHAnsi"/>
-                <w:color w:val="000000"/>
-              </w:rPr>
-            </w:pPr>
-            <w:r>
-              <w:rPr>
-                <w:rFonts w:eastAsia="Calibri" w:cs="Calibri" w:cstheme="minorHAnsi"/>
-                <w:color w:val="000000"/>
-                <w:kern w:val="0"/>
-                <w:sz w:val="22"/>
-                <w:szCs w:val="22"/>
-                <w:lang w:val="en-US" w:eastAsia="en-US" w:bidi="ar-SA"/>
-              </w:rPr>
-            </w:r>
-          </w:p>
-          <w:p>
-            <w:pPr>
-              <w:pStyle w:val="Normal"/>
-              <w:widowControl/>
-              <w:spacing w:before="0" w:after="0"/>
-              <w:jc w:val="start"/>
-              <w:rPr>
-                <w:rFonts w:cs="Calibri" w:cstheme="minorHAnsi"/>
-                <w:color w:val="000000"/>
-              </w:rPr>
-            </w:pPr>
-            <w:r>
-              <w:rPr>
-                <w:rFonts w:eastAsia="Calibri" w:cs="Calibri" w:cstheme="minorHAnsi"/>
-                <w:b/>
-                <w:color w:val="000000"/>
-                <w:kern w:val="0"/>
-                <w:sz w:val="22"/>
-                <w:szCs w:val="22"/>
-                <w:lang w:val="en-US" w:eastAsia="en-US" w:bidi="ar-SA"/>
-              </w:rPr>
-              <w:t>Assistant Supervisor, Family Practice - USA MEDDAC - Fort Drum, New York</w:t>
-            </w:r>
-          </w:p>
-          <w:p>
-            <w:pPr>
-              <w:pStyle w:val="Normal"/>
-              <w:widowControl/>
-              <w:spacing w:before="0" w:after="0"/>
-              <w:jc w:val="start"/>
-              <w:rPr>
-                <w:rFonts w:cs="Calibri" w:cstheme="minorHAnsi"/>
-                <w:b/>
-                <w:color w:val="000000"/>
-              </w:rPr>
-            </w:pPr>
-            <w:r>
-              <w:rPr>
-                <w:rFonts w:eastAsia="Calibri" w:cs="Calibri" w:cstheme="minorHAnsi"/>
-                <w:b/>
-                <w:color w:val="000000"/>
-                <w:kern w:val="0"/>
-                <w:sz w:val="22"/>
-                <w:szCs w:val="22"/>
-                <w:lang w:val="en-US" w:eastAsia="en-US" w:bidi="ar-SA"/>
-              </w:rPr>
-              <w:t xml:space="preserve">07/2007 - 11/2008 </w:t>
-            </w:r>
-          </w:p>
-          <w:p>
-            <w:pPr>
-              <w:pStyle w:val="ListParagraph"/>
-              <w:widowControl/>
-              <w:numPr>
-                <w:ilvl w:val="0"/>
-                <w:numId w:val="13"/>
-              </w:numPr>
-              <w:spacing w:before="0" w:after="0"/>
-              <w:contextualSpacing/>
-              <w:jc w:val="start"/>
-              <w:rPr>
-                <w:rFonts w:cs="Calibri" w:cstheme="minorHAnsi"/>
-              </w:rPr>
-            </w:pPr>
-            <w:r>
-              <w:rPr>
-                <w:rFonts w:eastAsia="Calibri" w:cs="Calibri" w:cstheme="minorHAnsi"/>
-                <w:color w:themeColor="text1" w:themeTint="a6" w:val="595959"/>
-                <w:kern w:val="0"/>
-                <w:sz w:val="22"/>
-                <w:szCs w:val="22"/>
-                <w:lang w:val="en-US" w:eastAsia="en-US" w:bidi="ar-SA"/>
-              </w:rPr>
-              <w:t>Served as the Assistant-NCOIC (Noncommissioned Officer in Charge) of the Family Practice, Pediatrics, Immunization/Allergy, and Dermatology Clinic, that served over 10,000 patients monthly in an Ambulatory Health Care Clinic</w:t>
-            </w:r>
-          </w:p>
-          <w:p>
-            <w:pPr>
-              <w:pStyle w:val="ListParagraph"/>
-              <w:widowControl/>
-              <w:numPr>
-                <w:ilvl w:val="0"/>
-                <w:numId w:val="13"/>
-              </w:numPr>
-              <w:spacing w:before="0" w:after="0"/>
-              <w:contextualSpacing/>
-              <w:jc w:val="start"/>
-              <w:rPr>
-                <w:rFonts w:cs="Calibri" w:cstheme="minorHAnsi"/>
-              </w:rPr>
-            </w:pPr>
-            <w:r>
-              <w:rPr>
-                <w:rFonts w:eastAsia="Calibri" w:cs="Calibri" w:cstheme="minorHAnsi"/>
-                <w:color w:themeColor="text1" w:themeTint="a6" w:val="595959"/>
-                <w:kern w:val="0"/>
-                <w:sz w:val="22"/>
-                <w:szCs w:val="22"/>
-                <w:lang w:val="en-US" w:eastAsia="en-US" w:bidi="ar-SA"/>
-              </w:rPr>
-              <w:t>Assisted in the daily planning and operation requirements of a clinic that supported 20 providers</w:t>
-            </w:r>
-          </w:p>
-          <w:p>
-            <w:pPr>
-              <w:pStyle w:val="ListParagraph"/>
-              <w:widowControl/>
-              <w:numPr>
-                <w:ilvl w:val="0"/>
-                <w:numId w:val="13"/>
-              </w:numPr>
-              <w:spacing w:before="0" w:after="0"/>
-              <w:contextualSpacing/>
-              <w:jc w:val="start"/>
-              <w:rPr>
-                <w:rFonts w:cs="Calibri" w:cstheme="minorHAnsi"/>
-              </w:rPr>
-            </w:pPr>
-            <w:r>
-              <w:rPr>
-                <w:rFonts w:eastAsia="Calibri" w:cs="Calibri" w:cstheme="minorHAnsi"/>
-                <w:color w:themeColor="text1" w:themeTint="a6" w:val="595959"/>
-                <w:kern w:val="0"/>
-                <w:sz w:val="22"/>
-                <w:szCs w:val="22"/>
-                <w:lang w:val="en-US" w:eastAsia="en-US" w:bidi="ar-SA"/>
-              </w:rPr>
-              <w:t>Responsible for the supervision, training, and evaluation of one soldier</w:t>
-            </w:r>
-          </w:p>
-          <w:p>
-            <w:pPr>
-              <w:pStyle w:val="ListParagraph"/>
-              <w:widowControl/>
-              <w:numPr>
-                <w:ilvl w:val="0"/>
-                <w:numId w:val="13"/>
-              </w:numPr>
-              <w:spacing w:before="0" w:after="0"/>
-              <w:contextualSpacing/>
-              <w:jc w:val="start"/>
-              <w:rPr>
-                <w:rFonts w:cs="Calibri" w:cstheme="minorHAnsi"/>
-                <w:color w:val="000000"/>
-              </w:rPr>
-            </w:pPr>
-            <w:r>
-              <w:rPr>
-                <w:rFonts w:eastAsia="Calibri" w:cs="Calibri" w:cstheme="minorHAnsi"/>
-                <w:color w:themeColor="text1" w:themeTint="a6" w:val="595959"/>
-                <w:kern w:val="0"/>
-                <w:sz w:val="22"/>
-                <w:szCs w:val="22"/>
-                <w:lang w:val="en-US" w:eastAsia="en-US" w:bidi="ar-SA"/>
-              </w:rPr>
-              <w:t>Responsible for supply economy procedures and administrative matters of the clinic; accountable for combined equipment and budget valued at over $3 million</w:t>
-            </w:r>
-          </w:p>
-          <w:p>
-            <w:pPr>
-              <w:pStyle w:val="Normal"/>
-              <w:widowControl/>
-              <w:spacing w:before="0" w:after="0"/>
-              <w:jc w:val="start"/>
-              <w:rPr>
-                <w:rFonts w:cs="Calibri" w:cstheme="minorHAnsi"/>
-                <w:b/>
-                <w:color w:val="000000"/>
-              </w:rPr>
-            </w:pPr>
-            <w:r>
-              <w:rPr>
-                <w:rFonts w:eastAsia="Calibri" w:cs="Calibri" w:cstheme="minorHAnsi"/>
-                <w:b/>
-                <w:color w:val="000000"/>
-                <w:kern w:val="0"/>
-                <w:sz w:val="22"/>
-                <w:szCs w:val="22"/>
-                <w:lang w:val="en-US" w:eastAsia="en-US" w:bidi="ar-SA"/>
-              </w:rPr>
-            </w:r>
-          </w:p>
-          <w:p>
-            <w:pPr>
-              <w:pStyle w:val="Normal"/>
-              <w:widowControl/>
-              <w:spacing w:before="0" w:after="0"/>
-              <w:jc w:val="start"/>
-              <w:rPr>
-                <w:rFonts w:cs="Calibri" w:cstheme="minorHAnsi"/>
-                <w:color w:val="000000"/>
-              </w:rPr>
-            </w:pPr>
-            <w:r>
-              <w:rPr>
-                <w:rFonts w:eastAsia="Calibri" w:cs="Calibri" w:cstheme="minorHAnsi"/>
-                <w:b/>
-                <w:color w:val="000000"/>
-                <w:kern w:val="0"/>
-                <w:sz w:val="22"/>
-                <w:szCs w:val="22"/>
-                <w:lang w:val="en-US" w:eastAsia="en-US" w:bidi="ar-SA"/>
-              </w:rPr>
-              <w:t>Health Care Specialist (Combat Medic) - 615th Military Police Company – Grafenwoehr, Germany / FOB Liberty - Baghdad, Iraq</w:t>
-            </w:r>
-          </w:p>
-          <w:p>
-            <w:pPr>
-              <w:pStyle w:val="Normal"/>
-              <w:widowControl/>
-              <w:spacing w:before="0" w:after="0"/>
-              <w:jc w:val="start"/>
-              <w:rPr>
-                <w:rFonts w:cs="Calibri" w:cstheme="minorHAnsi"/>
-                <w:b/>
-                <w:color w:val="000000"/>
-              </w:rPr>
-            </w:pPr>
-            <w:r>
-              <w:rPr>
-                <w:rFonts w:eastAsia="Calibri" w:cs="Calibri" w:cstheme="minorHAnsi"/>
-                <w:b/>
-                <w:color w:val="000000"/>
-                <w:kern w:val="0"/>
-                <w:sz w:val="22"/>
-                <w:szCs w:val="22"/>
-                <w:lang w:val="en-US" w:eastAsia="en-US" w:bidi="ar-SA"/>
-              </w:rPr>
-              <w:t>07/2005 - 07/2007</w:t>
-            </w:r>
-          </w:p>
-          <w:p>
-            <w:pPr>
-              <w:pStyle w:val="ListParagraph"/>
-              <w:widowControl/>
-              <w:numPr>
-                <w:ilvl w:val="0"/>
-                <w:numId w:val="14"/>
-              </w:numPr>
-              <w:spacing w:before="0" w:after="0"/>
-              <w:contextualSpacing/>
-              <w:jc w:val="start"/>
-              <w:rPr>
-                <w:rFonts w:cs="Calibri" w:cstheme="minorHAnsi"/>
-              </w:rPr>
-            </w:pPr>
-            <w:r>
-              <w:rPr>
-                <w:rFonts w:eastAsia="Calibri" w:cs="Calibri" w:cstheme="minorHAnsi"/>
-                <w:color w:themeColor="text1" w:themeTint="a6" w:val="595959"/>
-                <w:kern w:val="0"/>
-                <w:sz w:val="22"/>
-                <w:szCs w:val="22"/>
-                <w:lang w:val="en-US" w:eastAsia="en-US" w:bidi="ar-SA"/>
-              </w:rPr>
-              <w:t>Was the direct first line medical coverage, as a Combat Medic for a platoon of Military Police which consisted of 32 personnel, as well as eight Iraqi translators</w:t>
-            </w:r>
-          </w:p>
-          <w:p>
-            <w:pPr>
-              <w:pStyle w:val="ListParagraph"/>
-              <w:widowControl/>
-              <w:numPr>
-                <w:ilvl w:val="0"/>
-                <w:numId w:val="14"/>
-              </w:numPr>
-              <w:spacing w:before="0" w:after="0"/>
-              <w:contextualSpacing/>
-              <w:jc w:val="start"/>
-              <w:rPr>
-                <w:rFonts w:cs="Calibri" w:cstheme="minorHAnsi"/>
-              </w:rPr>
-            </w:pPr>
-            <w:r>
-              <w:rPr>
-                <w:rFonts w:eastAsia="Calibri" w:cs="Calibri" w:cstheme="minorHAnsi"/>
-                <w:color w:themeColor="text1" w:themeTint="a6" w:val="595959"/>
-                <w:kern w:val="0"/>
-                <w:sz w:val="22"/>
-                <w:szCs w:val="22"/>
-                <w:lang w:val="en-US" w:eastAsia="en-US" w:bidi="ar-SA"/>
-              </w:rPr>
-              <w:t>Assisted senior leadership by acting as the first-line medical coverage for 167 personnel during joint operations, resulting in the successful completion, and 100% redeployment of all personnel of over 250 combat missions for a 12-month period in West Bagdad, Iraq</w:t>
-            </w:r>
-          </w:p>
-          <w:p>
-            <w:pPr>
-              <w:pStyle w:val="ListParagraph"/>
-              <w:widowControl/>
-              <w:numPr>
-                <w:ilvl w:val="0"/>
-                <w:numId w:val="14"/>
-              </w:numPr>
-              <w:spacing w:before="0" w:after="0"/>
-              <w:contextualSpacing/>
-              <w:jc w:val="start"/>
+              <w:jc w:val="left"/>
               <w:rPr>
                 <w:rFonts w:cs="Calibri" w:cstheme="minorHAnsi"/>
               </w:rPr>
@@ -2855,11 +1331,12 @@
               <w:widowControl/>
               <w:numPr>
                 <w:ilvl w:val="0"/>
-                <w:numId w:val="14"/>
+                <w:numId w:val="10"/>
               </w:numPr>
+              <w:suppressAutoHyphens w:val="true"/>
               <w:spacing w:before="0" w:after="0"/>
               <w:contextualSpacing/>
-              <w:jc w:val="start"/>
+              <w:jc w:val="left"/>
               <w:rPr>
                 <w:rFonts w:cs="Calibri" w:cstheme="minorHAnsi"/>
               </w:rPr>
@@ -2873,7 +1350,92 @@
                 <w:szCs w:val="22"/>
                 <w:lang w:val="en-US" w:eastAsia="en-US" w:bidi="ar-SA"/>
               </w:rPr>
-              <w:t>Received accommodations for life saving actions performed on two Iraqi civilians while under fire, as well as administered therapeutic treatment to multiple Iraqi patients and United States soldiers with musculoskeletal and neurological conditions</w:t>
+              <w:t>Received accommodations for life saving actions performed on Iraqi and Afghan civilians while under fire, as well as administered therapeutic treatment to United States soldiers and dependents with musculoskeletal and neurological conditions</w:t>
+            </w:r>
+          </w:p>
+          <w:p>
+            <w:pPr>
+              <w:pStyle w:val="ListParagraph"/>
+              <w:widowControl/>
+              <w:numPr>
+                <w:ilvl w:val="0"/>
+                <w:numId w:val="10"/>
+              </w:numPr>
+              <w:suppressAutoHyphens w:val="true"/>
+              <w:spacing w:before="0" w:after="0"/>
+              <w:contextualSpacing/>
+              <w:jc w:val="left"/>
+              <w:rPr>
+                <w:rFonts w:cs="Calibri" w:cstheme="minorHAnsi"/>
+              </w:rPr>
+            </w:pPr>
+            <w:r>
+              <w:rPr>
+                <w:rFonts w:eastAsia="Calibri" w:cs="Calibri" w:cstheme="minorHAnsi"/>
+                <w:color w:themeColor="text1" w:themeTint="a6" w:val="595959"/>
+                <w:kern w:val="0"/>
+                <w:sz w:val="22"/>
+                <w:szCs w:val="22"/>
+                <w:lang w:val="en-US" w:eastAsia="en-US" w:bidi="ar-SA"/>
+              </w:rPr>
+              <w:t>Provide patient education and document patient encounters into AHLTA (Armed-Forces Health Longitudinal Technology Application).</w:t>
+            </w:r>
+          </w:p>
+          <w:p>
+            <w:pPr>
+              <w:pStyle w:val="ListParagraph"/>
+              <w:widowControl/>
+              <w:numPr>
+                <w:ilvl w:val="0"/>
+                <w:numId w:val="10"/>
+              </w:numPr>
+              <w:suppressAutoHyphens w:val="true"/>
+              <w:spacing w:before="0" w:after="0"/>
+              <w:contextualSpacing/>
+              <w:jc w:val="left"/>
+              <w:rPr>
+                <w:rFonts w:cs="Calibri" w:cstheme="minorHAnsi"/>
+              </w:rPr>
+            </w:pPr>
+            <w:r>
+              <w:rPr>
+                <w:rFonts w:eastAsia="Calibri" w:cs="Calibri" w:cstheme="minorHAnsi"/>
+                <w:color w:themeColor="text1" w:themeTint="a6" w:val="595959"/>
+                <w:kern w:val="0"/>
+                <w:sz w:val="22"/>
+                <w:szCs w:val="22"/>
+                <w:lang w:val="en-US" w:eastAsia="en-US" w:bidi="ar-SA"/>
+              </w:rPr>
+              <w:t>Provided Echelon I and II combat heath support for Forward Operating Base Fenty, and FOB Liberty consisting of U.S. Soldiers, coalition forces, Iraq and Afghan National Army Soldiers, and civilian contractors</w:t>
+            </w:r>
+          </w:p>
+          <w:p>
+            <w:pPr>
+              <w:pStyle w:val="ListParagraph"/>
+              <w:widowControl/>
+              <w:numPr>
+                <w:ilvl w:val="0"/>
+                <w:numId w:val="10"/>
+              </w:numPr>
+              <w:suppressAutoHyphens w:val="true"/>
+              <w:spacing w:before="0" w:after="0"/>
+              <w:contextualSpacing/>
+              <w:jc w:val="left"/>
+              <w:rPr>
+                <w:rFonts w:cs="Calibri" w:cstheme="minorHAnsi"/>
+                <w:color w:val="000000"/>
+              </w:rPr>
+            </w:pPr>
+            <w:r>
+              <w:rPr>
+                <w:rFonts w:eastAsia="Calibri" w:cs="Calibri" w:cstheme="minorHAnsi"/>
+                <w:color w:themeColor="text1" w:themeTint="a6" w:val="595959"/>
+                <w:kern w:val="0"/>
+                <w:sz w:val="22"/>
+                <w:szCs w:val="22"/>
+                <w:lang w:val="en-US" w:eastAsia="en-US" w:bidi="ar-SA"/>
+              </w:rPr>
+              <w:t>Responsible for the supervision, training, evaluation, and promotion of lower enlisted and multiple civilian personnel.</w:t>
             </w:r>
           </w:p>
         </w:tc>
@@ -2898,10 +1460,16 @@
         </w:sdtPr>
         <w:sdtContent>
           <w:r>
-            <w:rPr/>
+            <w:rPr>
+              <w:sz w:val="24"/>
+              <w:szCs w:val="24"/>
+            </w:rPr>
           </w:r>
           <w:r>
-            <w:rPr/>
+            <w:rPr>
+              <w:sz w:val="24"/>
+              <w:szCs w:val="24"/>
+            </w:rPr>
             <w:t>Education</w:t>
           </w:r>
         </w:sdtContent>
@@ -2911,16 +1479,16 @@
       <w:tblPr>
         <w:tblStyle w:val="TableGrid"/>
         <w:tblW w:w="4950" w:type="pct"/>
-        <w:jc w:val="start"/>
-        <w:tblInd w:w="72" w:type="dxa"/>
+        <w:jc w:val="left"/>
+        <w:tblInd w:w="670" w:type="dxa"/>
         <w:tblLayout w:type="fixed"/>
         <w:tblCellMar>
           <w:top w:w="0" w:type="dxa"/>
-          <w:start w:w="576" w:type="dxa"/>
+          <w:left w:w="576" w:type="dxa"/>
           <w:bottom w:w="0" w:type="dxa"/>
-          <w:end w:w="0" w:type="dxa"/>
+          <w:right w:w="0" w:type="dxa"/>
         </w:tblCellMar>
-        <w:tblLook w:firstRow="1" w:noVBand="1" w:lastRow="0" w:firstColumn="1" w:lastColumn="0" w:noHBand="0" w:val="04a0"/>
+        <w:tblLook w:val="04a0" w:noHBand="0" w:noVBand="1" w:firstColumn="1" w:lastRow="0" w:lastColumn="0" w:firstRow="1"/>
       </w:tblPr>
       <w:tblGrid>
         <w:gridCol w:w="9266"/>
@@ -2931,15 +1499,16 @@
           <w:tcPr>
             <w:tcW w:w="9266" w:type="dxa"/>
             <w:tcBorders>
-              <w:start w:val="dotted" w:sz="18" w:space="0" w:color="BFBFBF"/>
+              <w:left w:val="dotted" w:sz="18" w:space="0" w:color="BFBFBF"/>
             </w:tcBorders>
           </w:tcPr>
           <w:p>
             <w:pPr>
               <w:pStyle w:val="Heading3"/>
               <w:widowControl/>
+              <w:suppressAutoHyphens w:val="true"/>
               <w:spacing w:before="0" w:after="0"/>
-              <w:jc w:val="start"/>
+              <w:jc w:val="left"/>
               <w:rPr>
                 <w:rFonts w:ascii="Calibri" w:hAnsi="Calibri"/>
                 <w:color w:themeColor="text1" w:themeTint="a6" w:val="595959"/>
@@ -2962,8 +1531,9 @@
             <w:pPr>
               <w:pStyle w:val="Heading2"/>
               <w:widowControl/>
+              <w:suppressAutoHyphens w:val="true"/>
               <w:spacing w:before="0" w:after="40"/>
-              <w:jc w:val="start"/>
+              <w:jc w:val="left"/>
               <w:rPr>
                 <w:rFonts w:ascii="Calibri" w:hAnsi="Calibri"/>
                 <w:kern w:val="0"/>
@@ -2975,7 +1545,7 @@
                 <w:kern w:val="0"/>
                 <w:lang w:val="en-US" w:eastAsia="en-US" w:bidi="ar-SA"/>
               </w:rPr>
-              <w:t xml:space="preserve">associate degree in electronics engineering, </w:t>
+              <w:t xml:space="preserve">ASSOCIATE DEGREE IN ELECTRONICS ENGINEERING, </w:t>
             </w:r>
             <w:r>
               <w:rPr>
@@ -2983,15 +1553,16 @@
                 <w:kern w:val="0"/>
                 <w:lang w:val="en-US" w:eastAsia="en-US" w:bidi="ar-SA"/>
               </w:rPr>
-              <w:t>yti career institute</w:t>
+              <w:t>YTI CAREER INSTITUTE</w:t>
             </w:r>
           </w:p>
           <w:p>
             <w:pPr>
               <w:pStyle w:val="Normal"/>
               <w:widowControl/>
+              <w:suppressAutoHyphens w:val="true"/>
               <w:spacing w:before="0" w:after="0"/>
-              <w:jc w:val="start"/>
+              <w:jc w:val="left"/>
               <w:rPr>
                 <w:sz w:val="20"/>
                 <w:szCs w:val="20"/>
@@ -3006,29 +1577,25 @@
                 <w:szCs w:val="22"/>
                 <w:lang w:val="en-US" w:eastAsia="en-US" w:bidi="ar-SA"/>
               </w:rPr>
-              <w:t>Currently attending with a 3.95 GPA, with a graduation date of August of 2026</w:t>
+              <w:t>Currently attending with a 3.8 GPA, with a graduation date of August of 2026</w:t>
             </w:r>
           </w:p>
           <w:p>
             <w:pPr>
-              <w:pStyle w:val="Heading3"/>
+              <w:pStyle w:val="Normal"/>
               <w:widowControl/>
+              <w:suppressAutoHyphens w:val="true"/>
               <w:spacing w:before="0" w:after="0"/>
-              <w:jc w:val="start"/>
+              <w:jc w:val="left"/>
               <w:rPr>
-                <w:rFonts w:ascii="Calibri" w:hAnsi="Calibri"/>
-                <w:color w:themeColor="text1" w:themeTint="a6" w:val="595959"/>
-                <w:kern w:val="0"/>
-                <w:sz w:val="22"/>
-                <w:lang w:val="en-US" w:eastAsia="en-US" w:bidi="ar-SA"/>
+                <w:sz w:val="20"/>
+                <w:szCs w:val="20"/>
               </w:rPr>
             </w:pPr>
             <w:r>
               <w:rPr>
-                <w:color w:themeColor="text1" w:themeTint="a6" w:val="595959"/>
-                <w:kern w:val="0"/>
-                <w:sz w:val="22"/>
-                <w:lang w:val="en-US" w:eastAsia="en-US" w:bidi="ar-SA"/>
+                <w:sz w:val="20"/>
+                <w:szCs w:val="20"/>
               </w:rPr>
             </w:r>
           </w:p>
@@ -3036,8 +1603,9 @@
             <w:pPr>
               <w:pStyle w:val="Heading3"/>
               <w:widowControl/>
+              <w:suppressAutoHyphens w:val="true"/>
               <w:spacing w:before="0" w:after="0"/>
-              <w:jc w:val="start"/>
+              <w:jc w:val="left"/>
               <w:rPr>
                 <w:rFonts w:ascii="Calibri" w:hAnsi="Calibri"/>
                 <w:color w:themeColor="text1" w:themeTint="a6" w:val="595959"/>
@@ -3060,8 +1628,9 @@
             <w:pPr>
               <w:pStyle w:val="Heading2"/>
               <w:widowControl/>
+              <w:suppressAutoHyphens w:val="true"/>
               <w:spacing w:before="0" w:after="40"/>
-              <w:jc w:val="start"/>
+              <w:jc w:val="left"/>
               <w:rPr>
                 <w:rFonts w:ascii="Calibri" w:hAnsi="Calibri"/>
                 <w:kern w:val="0"/>
@@ -3073,7 +1642,7 @@
                 <w:kern w:val="0"/>
                 <w:lang w:val="en-US" w:eastAsia="en-US" w:bidi="ar-SA"/>
               </w:rPr>
-              <w:t xml:space="preserve">Bachelor of Science in Kinesiology, </w:t>
+              <w:t xml:space="preserve">BACHELOR OF SCIENCE IN KINESIOLOGY, </w:t>
             </w:r>
             <w:r>
               <w:rPr>
@@ -3082,15 +1651,16 @@
                 <w:kern w:val="0"/>
                 <w:lang w:val="en-US" w:eastAsia="en-US" w:bidi="ar-SA"/>
               </w:rPr>
-              <w:t>university of la verne</w:t>
+              <w:t>UNIVERSITY OF LA VERNE</w:t>
             </w:r>
           </w:p>
           <w:p>
             <w:pPr>
               <w:pStyle w:val="Normal"/>
               <w:widowControl/>
+              <w:suppressAutoHyphens w:val="true"/>
               <w:spacing w:before="0" w:after="0"/>
-              <w:jc w:val="start"/>
+              <w:jc w:val="left"/>
               <w:rPr>
                 <w:rFonts w:ascii="Calibri" w:hAnsi="Calibri" w:eastAsia="Calibri" w:cs=""/>
                 <w:color w:themeColor="text1" w:themeTint="a6" w:val="595959"/>
@@ -3109,102 +1679,7 @@
                 <w:szCs w:val="22"/>
                 <w:lang w:val="en-US" w:eastAsia="en-US" w:bidi="ar-SA"/>
               </w:rPr>
-              <w:t xml:space="preserve">Acquired partial academic scholarships throughout the course of the semesters, and graduated with a 3.5 GPA, with a concentration in Health and Human Performance. </w:t>
-            </w:r>
-          </w:p>
-          <w:p>
-            <w:pPr>
-              <w:pStyle w:val="Normal"/>
-              <w:widowControl/>
-              <w:spacing w:before="0" w:after="0"/>
-              <w:jc w:val="start"/>
-              <w:rPr>
-                <w:sz w:val="20"/>
-                <w:szCs w:val="20"/>
-              </w:rPr>
-            </w:pPr>
-            <w:r>
-              <w:rPr>
-                <w:rFonts w:eastAsia="Calibri" w:cs=""/>
-                <w:color w:themeColor="text1" w:themeTint="a6" w:val="595959"/>
-                <w:kern w:val="0"/>
-                <w:sz w:val="20"/>
-                <w:szCs w:val="20"/>
-                <w:lang w:val="en-US" w:eastAsia="en-US" w:bidi="ar-SA"/>
-              </w:rPr>
-              <w:t>Research Projects:</w:t>
-            </w:r>
-          </w:p>
-          <w:p>
-            <w:pPr>
-              <w:pStyle w:val="Normal"/>
-              <w:widowControl/>
-              <w:spacing w:before="0" w:after="0"/>
-              <w:jc w:val="start"/>
-              <w:rPr>
-                <w:sz w:val="20"/>
-                <w:szCs w:val="20"/>
-              </w:rPr>
-            </w:pPr>
-            <w:r>
-              <w:rPr>
-                <w:rFonts w:eastAsia="Calibri" w:cs=""/>
-                <w:color w:themeColor="text1" w:themeTint="a6" w:val="595959"/>
-                <w:kern w:val="0"/>
-                <w:sz w:val="20"/>
-                <w:szCs w:val="20"/>
-                <w:lang w:val="en-US" w:eastAsia="en-US" w:bidi="ar-SA"/>
-              </w:rPr>
-              <w:t>“</w:t>
-            </w:r>
-            <w:r>
-              <w:rPr>
-                <w:rFonts w:eastAsia="Calibri" w:cs=""/>
-                <w:color w:themeColor="text1" w:themeTint="a6" w:val="595959"/>
-                <w:kern w:val="0"/>
-                <w:sz w:val="20"/>
-                <w:szCs w:val="20"/>
-                <w:lang w:val="en-US" w:eastAsia="en-US" w:bidi="ar-SA"/>
-              </w:rPr>
-              <w:t>How Proprioceptive Exercises Can Enhance and Improve Activities of Daily Living in Military Service Members While in Uniform.”, Senior Thesis, ULV, presented to Kinesiology Department, 2020</w:t>
-            </w:r>
-          </w:p>
-          <w:p>
-            <w:pPr>
-              <w:pStyle w:val="Normal"/>
-              <w:widowControl/>
-              <w:spacing w:before="0" w:after="0"/>
-              <w:jc w:val="start"/>
-              <w:rPr>
-                <w:rFonts w:ascii="Calibri" w:hAnsi="Calibri" w:eastAsia="Calibri" w:cs=""/>
-                <w:color w:themeColor="text1" w:themeTint="a6" w:val="595959"/>
-                <w:kern w:val="0"/>
-                <w:sz w:val="22"/>
-                <w:szCs w:val="22"/>
-                <w:lang w:val="en-US" w:eastAsia="en-US" w:bidi="ar-SA"/>
-              </w:rPr>
-            </w:pPr>
-            <w:r>
-              <w:rPr>
-                <w:rFonts w:eastAsia="Calibri" w:cs=""/>
-                <w:color w:themeColor="text1" w:themeTint="a6" w:val="595959"/>
-                <w:kern w:val="0"/>
-                <w:sz w:val="20"/>
-                <w:szCs w:val="20"/>
-                <w:lang w:val="en-US" w:eastAsia="en-US" w:bidi="ar-SA"/>
-              </w:rPr>
-              <w:t xml:space="preserve"> “</w:t>
-            </w:r>
-            <w:r>
-              <w:rPr>
-                <w:rFonts w:eastAsia="Calibri" w:cs=""/>
-                <w:color w:themeColor="text1" w:themeTint="a6" w:val="595959"/>
-                <w:kern w:val="0"/>
-                <w:sz w:val="20"/>
-                <w:szCs w:val="20"/>
-                <w:lang w:val="en-US" w:eastAsia="en-US" w:bidi="ar-SA"/>
-              </w:rPr>
-              <w:t>Biomechanics of the Slapshot”, Project for Biomechanics, ULV, 2019</w:t>
+              <w:t>Graduated with a 3.5 GPA, with a concentration in Health and Human Performance</w:t>
             </w:r>
           </w:p>
         </w:tc>
@@ -3215,7 +1690,7 @@
           <w:tcPr>
             <w:tcW w:w="9266" w:type="dxa"/>
             <w:tcBorders>
-              <w:start w:val="dotted" w:sz="18" w:space="0" w:color="BFBFBF"/>
+              <w:left w:val="dotted" w:sz="18" w:space="0" w:color="BFBFBF"/>
             </w:tcBorders>
             <w:tcMar>
               <w:top w:w="216" w:type="dxa"/>
@@ -3225,8 +1700,9 @@
             <w:pPr>
               <w:pStyle w:val="Heading3"/>
               <w:widowControl/>
+              <w:suppressAutoHyphens w:val="true"/>
               <w:spacing w:before="0" w:after="0"/>
-              <w:jc w:val="start"/>
+              <w:jc w:val="left"/>
               <w:rPr>
                 <w:rFonts w:ascii="Calibri" w:hAnsi="Calibri"/>
                 <w:color w:themeColor="text1" w:themeTint="a6" w:val="595959"/>
@@ -3249,8 +1725,9 @@
             <w:pPr>
               <w:pStyle w:val="Heading2"/>
               <w:widowControl/>
+              <w:suppressAutoHyphens w:val="true"/>
               <w:spacing w:before="0" w:after="40"/>
-              <w:jc w:val="start"/>
+              <w:jc w:val="left"/>
               <w:rPr>
                 <w:sz w:val="25"/>
                 <w:szCs w:val="25"/>
@@ -3263,7 +1740,7 @@
                 <w:szCs w:val="25"/>
                 <w:lang w:val="en-US" w:eastAsia="en-US" w:bidi="ar-SA"/>
               </w:rPr>
-              <w:t xml:space="preserve">u.s. army Physical Therapy Specialty Course, </w:t>
+              <w:t xml:space="preserve">U.S. ARMY PHYSICAL THERAPY SPECIALTY COURSE, </w:t>
             </w:r>
             <w:r>
               <w:rPr>
@@ -3273,15 +1750,16 @@
                 <w:szCs w:val="25"/>
                 <w:lang w:val="en-US" w:eastAsia="en-US" w:bidi="ar-SA"/>
               </w:rPr>
-              <w:t>amedd center and school</w:t>
+              <w:t>AMEDD CENTER AND SCHOOL</w:t>
             </w:r>
           </w:p>
           <w:p>
             <w:pPr>
               <w:pStyle w:val="Normal"/>
               <w:widowControl/>
+              <w:suppressAutoHyphens w:val="true"/>
               <w:spacing w:before="0" w:after="0"/>
-              <w:jc w:val="start"/>
+              <w:jc w:val="left"/>
               <w:rPr>
                 <w:rFonts w:ascii="Calibri" w:hAnsi="Calibri" w:eastAsia="Calibri" w:cs=""/>
                 <w:color w:themeColor="text1" w:themeTint="a6" w:val="595959"/>
@@ -3300,33 +1778,7 @@
                 <w:szCs w:val="22"/>
                 <w:lang w:val="en-US" w:eastAsia="en-US" w:bidi="ar-SA"/>
               </w:rPr>
-              <w:t>The U.S. Army Physical Therapy Specialist works to decrease physical disabilities and promote physical fitness.  Skills acquired include: Effective communication, Ability to work in stressful, fast-paced conditions, Detail-oriented, Compassion and care for others, Interest in biology, general science, and Algebra.</w:t>
-            </w:r>
-          </w:p>
-          <w:p>
-            <w:pPr>
-              <w:pStyle w:val="Normal"/>
-              <w:widowControl/>
-              <w:spacing w:before="0" w:after="0"/>
-              <w:jc w:val="start"/>
-              <w:rPr>
-                <w:rFonts w:ascii="Calibri" w:hAnsi="Calibri" w:eastAsia="Calibri" w:cs=""/>
-                <w:color w:themeColor="text1" w:themeTint="a6" w:val="595959"/>
-                <w:kern w:val="0"/>
-                <w:sz w:val="22"/>
-                <w:szCs w:val="22"/>
-                <w:lang w:val="en-US" w:eastAsia="en-US" w:bidi="ar-SA"/>
-              </w:rPr>
-            </w:pPr>
-            <w:r>
-              <w:rPr>
-                <w:rFonts w:eastAsia="Calibri" w:cs=""/>
-                <w:color w:themeColor="text1" w:themeTint="a6" w:val="595959"/>
-                <w:kern w:val="0"/>
-                <w:sz w:val="22"/>
-                <w:szCs w:val="22"/>
-                <w:lang w:val="en-US" w:eastAsia="en-US" w:bidi="ar-SA"/>
-              </w:rPr>
+              <w:t>Graduated: November, 2009</w:t>
             </w:r>
           </w:p>
         </w:tc>
@@ -3351,10 +1803,16 @@
         </w:sdtPr>
         <w:sdtContent>
           <w:r>
-            <w:rPr/>
+            <w:rPr>
+              <w:sz w:val="24"/>
+              <w:szCs w:val="24"/>
+            </w:rPr>
           </w:r>
           <w:r>
-            <w:rPr/>
+            <w:rPr>
+              <w:sz w:val="24"/>
+              <w:szCs w:val="24"/>
+            </w:rPr>
             <w:t>Skills</w:t>
           </w:r>
         </w:sdtContent>
@@ -3364,23 +1822,25 @@
       <w:tblPr>
         <w:tblStyle w:val="TableGrid"/>
         <w:tblW w:w="5000" w:type="pct"/>
-        <w:jc w:val="start"/>
+        <w:jc w:val="left"/>
         <w:tblInd w:w="0" w:type="dxa"/>
         <w:tblLayout w:type="fixed"/>
         <w:tblCellMar>
           <w:top w:w="0" w:type="dxa"/>
-          <w:start w:w="0" w:type="dxa"/>
+          <w:left w:w="0" w:type="dxa"/>
           <w:bottom w:w="0" w:type="dxa"/>
-          <w:end w:w="0" w:type="dxa"/>
+          <w:right w:w="0" w:type="dxa"/>
         </w:tblCellMar>
-        <w:tblLook w:firstRow="1" w:noVBand="1" w:lastRow="0" w:firstColumn="1" w:lastColumn="0" w:noHBand="0" w:val="04a0"/>
+        <w:tblLook w:val="04a0" w:noHBand="0" w:noVBand="1" w:firstColumn="1" w:lastRow="0" w:lastColumn="0" w:firstRow="1"/>
       </w:tblPr>
       <w:tblGrid>
         <w:gridCol w:w="4679"/>
         <w:gridCol w:w="4681"/>
       </w:tblGrid>
       <w:tr>
-        <w:trPr/>
+        <w:trPr>
+          <w:trHeight w:val="1350" w:hRule="atLeast"/>
+        </w:trPr>
         <w:tc>
           <w:tcPr>
             <w:tcW w:w="4679" w:type="dxa"/>
@@ -3392,10 +1852,185 @@
               <w:widowControl/>
               <w:numPr>
                 <w:ilvl w:val="0"/>
+                <w:numId w:val="0"/>
+              </w:numPr>
+              <w:suppressAutoHyphens w:val="true"/>
+              <w:spacing w:before="0" w:after="0"/>
+              <w:ind w:hanging="0" w:left="360"/>
+              <w:jc w:val="left"/>
+              <w:rPr>
+                <w:rFonts w:eastAsia="Calibri" w:cs=""/>
+                <w:color w:themeColor="text1" w:themeTint="a6" w:val="595959"/>
+                <w:kern w:val="0"/>
+                <w:sz w:val="22"/>
+                <w:szCs w:val="22"/>
+                <w:lang w:val="en-US" w:eastAsia="en-US" w:bidi="ar-SA"/>
+              </w:rPr>
+            </w:pPr>
+            <w:r>
+              <w:rPr>
+                <w:rFonts w:eastAsia="Calibri" w:cs=""/>
+                <w:color w:themeColor="text1" w:themeTint="a6" w:val="595959"/>
+                <w:kern w:val="0"/>
+                <w:sz w:val="22"/>
+                <w:szCs w:val="22"/>
+                <w:lang w:val="en-US" w:eastAsia="en-US" w:bidi="ar-SA"/>
+              </w:rPr>
+            </w:r>
+          </w:p>
+          <w:p>
+            <w:pPr>
+              <w:pStyle w:val="ListBullet"/>
+              <w:widowControl/>
+              <w:numPr>
+                <w:ilvl w:val="0"/>
                 <w:numId w:val="2"/>
               </w:numPr>
+              <w:suppressAutoHyphens w:val="true"/>
               <w:spacing w:before="0" w:after="0"/>
-              <w:jc w:val="start"/>
+              <w:jc w:val="left"/>
+              <w:rPr>
+                <w:rFonts w:eastAsia="Calibri" w:cs=""/>
+                <w:color w:themeColor="text1" w:themeTint="a6" w:val="595959"/>
+                <w:kern w:val="0"/>
+                <w:sz w:val="22"/>
+                <w:szCs w:val="22"/>
+                <w:lang w:val="en-US" w:eastAsia="en-US" w:bidi="ar-SA"/>
+              </w:rPr>
+            </w:pPr>
+            <w:r>
+              <w:rPr>
+                <w:rFonts w:eastAsia="Calibri" w:cs=""/>
+                <w:color w:themeColor="text1" w:themeTint="a6" w:val="595959"/>
+                <w:kern w:val="0"/>
+                <w:sz w:val="22"/>
+                <w:szCs w:val="22"/>
+                <w:lang w:val="en-US" w:eastAsia="en-US" w:bidi="ar-SA"/>
+              </w:rPr>
+              <w:t>SMT &amp; Through-Hole Soldering</w:t>
+            </w:r>
+          </w:p>
+          <w:p>
+            <w:pPr>
+              <w:pStyle w:val="ListBullet"/>
+              <w:widowControl/>
+              <w:numPr>
+                <w:ilvl w:val="0"/>
+                <w:numId w:val="2"/>
+              </w:numPr>
+              <w:suppressAutoHyphens w:val="true"/>
+              <w:spacing w:before="0" w:after="0"/>
+              <w:jc w:val="left"/>
+              <w:rPr/>
+            </w:pPr>
+            <w:r>
+              <w:rPr>
+                <w:rFonts w:eastAsia="Calibri" w:cs=""/>
+                <w:color w:themeColor="text1" w:themeTint="a6" w:val="595959"/>
+                <w:kern w:val="0"/>
+                <w:sz w:val="22"/>
+                <w:szCs w:val="22"/>
+                <w:lang w:val="en-US" w:eastAsia="en-US" w:bidi="ar-SA"/>
+              </w:rPr>
+              <w:t>PCB Assembly &amp; Inspection (IPC-A-610)</w:t>
+            </w:r>
+          </w:p>
+          <w:p>
+            <w:pPr>
+              <w:pStyle w:val="ListBullet"/>
+              <w:widowControl/>
+              <w:numPr>
+                <w:ilvl w:val="0"/>
+                <w:numId w:val="2"/>
+              </w:numPr>
+              <w:suppressAutoHyphens w:val="true"/>
+              <w:spacing w:before="0" w:after="0"/>
+              <w:jc w:val="left"/>
+              <w:rPr/>
+            </w:pPr>
+            <w:r>
+              <w:rPr>
+                <w:rFonts w:eastAsia="Calibri" w:cs=""/>
+                <w:color w:themeColor="text1" w:themeTint="a6" w:val="595959"/>
+                <w:kern w:val="0"/>
+                <w:sz w:val="22"/>
+                <w:szCs w:val="22"/>
+                <w:lang w:val="en-US" w:eastAsia="en-US" w:bidi="ar-SA"/>
+              </w:rPr>
+              <w:t>CNC Setup &amp; Operation</w:t>
+            </w:r>
+          </w:p>
+          <w:p>
+            <w:pPr>
+              <w:pStyle w:val="ListBullet"/>
+              <w:widowControl/>
+              <w:numPr>
+                <w:ilvl w:val="0"/>
+                <w:numId w:val="2"/>
+              </w:numPr>
+              <w:suppressAutoHyphens w:val="true"/>
+              <w:spacing w:before="0" w:after="0"/>
+              <w:jc w:val="left"/>
+              <w:rPr/>
+            </w:pPr>
+            <w:r>
+              <w:rPr>
+                <w:rFonts w:eastAsia="Calibri" w:cs=""/>
+                <w:color w:themeColor="text1" w:themeTint="a6" w:val="595959"/>
+                <w:kern w:val="0"/>
+                <w:sz w:val="22"/>
+                <w:szCs w:val="22"/>
+                <w:lang w:val="en-US" w:eastAsia="en-US" w:bidi="ar-SA"/>
+              </w:rPr>
+              <w:t>Circuit Design &amp; Analysis</w:t>
+            </w:r>
+          </w:p>
+          <w:p>
+            <w:pPr>
+              <w:pStyle w:val="ListBullet"/>
+              <w:widowControl/>
+              <w:numPr>
+                <w:ilvl w:val="0"/>
+                <w:numId w:val="2"/>
+              </w:numPr>
+              <w:suppressAutoHyphens w:val="true"/>
+              <w:spacing w:before="0" w:after="0"/>
+              <w:jc w:val="left"/>
+              <w:rPr/>
+            </w:pPr>
+            <w:r>
+              <w:rPr>
+                <w:rFonts w:eastAsia="Calibri" w:cs=""/>
+                <w:color w:themeColor="text1" w:themeTint="a6" w:val="595959"/>
+                <w:kern w:val="0"/>
+                <w:sz w:val="22"/>
+                <w:szCs w:val="22"/>
+                <w:lang w:val="en-US" w:eastAsia="en-US" w:bidi="ar-SA"/>
+              </w:rPr>
+              <w:t>Personnel Supervision</w:t>
+            </w:r>
+          </w:p>
+        </w:tc>
+        <w:tc>
+          <w:tcPr>
+            <w:tcW w:w="4681" w:type="dxa"/>
+            <w:tcBorders/>
+            <w:tcMar>
+              <w:left w:w="360" w:type="dxa"/>
+            </w:tcMar>
+          </w:tcPr>
+          <w:p>
+            <w:pPr>
+              <w:pStyle w:val="ListBullet"/>
+              <w:widowControl/>
+              <w:numPr>
+                <w:ilvl w:val="0"/>
+                <w:numId w:val="0"/>
+              </w:numPr>
+              <w:suppressAutoHyphens w:val="true"/>
+              <w:spacing w:before="0" w:after="0"/>
+              <w:ind w:hanging="0" w:left="360"/>
+              <w:jc w:val="left"/>
               <w:rPr>
                 <w:rFonts w:ascii="Calibri" w:hAnsi="Calibri" w:eastAsia="Calibri" w:cs=""/>
                 <w:color w:themeColor="text1" w:themeTint="a6" w:val="595959"/>
@@ -3414,7 +2049,6 @@
                 <w:szCs w:val="22"/>
                 <w:lang w:val="en-US" w:eastAsia="en-US" w:bidi="ar-SA"/>
               </w:rPr>
-              <w:t xml:space="preserve">Experienced Leader </w:t>
             </w:r>
           </w:p>
           <w:p>
@@ -3425,8 +2059,9 @@
                 <w:ilvl w:val="0"/>
                 <w:numId w:val="2"/>
               </w:numPr>
+              <w:suppressAutoHyphens w:val="true"/>
               <w:spacing w:before="0" w:after="0"/>
-              <w:jc w:val="start"/>
+              <w:jc w:val="left"/>
               <w:rPr>
                 <w:rFonts w:ascii="Calibri" w:hAnsi="Calibri" w:eastAsia="Calibri" w:cs=""/>
                 <w:color w:themeColor="text1" w:themeTint="a6" w:val="595959"/>
@@ -3445,7 +2080,7 @@
                 <w:szCs w:val="22"/>
                 <w:lang w:val="en-US" w:eastAsia="en-US" w:bidi="ar-SA"/>
               </w:rPr>
-              <w:t>Personnel Management</w:t>
+              <w:t>Electronic Troubleshooting</w:t>
             </w:r>
           </w:p>
           <w:p>
@@ -3456,8 +2091,9 @@
                 <w:ilvl w:val="0"/>
                 <w:numId w:val="2"/>
               </w:numPr>
+              <w:suppressAutoHyphens w:val="true"/>
               <w:spacing w:before="0" w:after="0"/>
-              <w:jc w:val="start"/>
+              <w:jc w:val="left"/>
               <w:rPr>
                 <w:rFonts w:ascii="Calibri" w:hAnsi="Calibri" w:eastAsia="Calibri" w:cs=""/>
                 <w:color w:themeColor="text1" w:themeTint="a6" w:val="595959"/>
@@ -3476,7 +2112,7 @@
                 <w:szCs w:val="22"/>
                 <w:lang w:val="en-US" w:eastAsia="en-US" w:bidi="ar-SA"/>
               </w:rPr>
-              <w:t>Communication &amp; Presentation</w:t>
+              <w:t>Equipment Maintenance &amp; Installation</w:t>
             </w:r>
           </w:p>
           <w:p>
@@ -3487,110 +2123,9 @@
                 <w:ilvl w:val="0"/>
                 <w:numId w:val="2"/>
               </w:numPr>
+              <w:suppressAutoHyphens w:val="true"/>
               <w:spacing w:before="0" w:after="0"/>
-              <w:jc w:val="start"/>
-              <w:rPr>
-                <w:rFonts w:ascii="Calibri" w:hAnsi="Calibri" w:eastAsia="Calibri" w:cs=""/>
-                <w:color w:themeColor="text1" w:themeTint="a6" w:val="595959"/>
-                <w:kern w:val="0"/>
-                <w:sz w:val="22"/>
-                <w:szCs w:val="22"/>
-                <w:lang w:val="en-US" w:eastAsia="en-US" w:bidi="ar-SA"/>
-              </w:rPr>
-            </w:pPr>
-            <w:r>
-              <w:rPr>
-                <w:rFonts w:eastAsia="Calibri" w:cs=""/>
-                <w:color w:themeColor="text1" w:themeTint="a6" w:val="595959"/>
-                <w:kern w:val="0"/>
-                <w:sz w:val="22"/>
-                <w:szCs w:val="22"/>
-                <w:lang w:val="en-US" w:eastAsia="en-US" w:bidi="ar-SA"/>
-              </w:rPr>
-              <w:t>In-depth Interpersonal Experience</w:t>
-            </w:r>
-          </w:p>
-        </w:tc>
-        <w:tc>
-          <w:tcPr>
-            <w:tcW w:w="4681" w:type="dxa"/>
-            <w:tcBorders/>
-            <w:tcMar>
-              <w:start w:w="360" w:type="dxa"/>
-            </w:tcMar>
-          </w:tcPr>
-          <w:p>
-            <w:pPr>
-              <w:pStyle w:val="ListBullet"/>
-              <w:widowControl/>
-              <w:numPr>
-                <w:ilvl w:val="0"/>
-                <w:numId w:val="2"/>
-              </w:numPr>
-              <w:spacing w:before="0" w:after="0"/>
-              <w:jc w:val="start"/>
-              <w:rPr>
-                <w:rFonts w:ascii="Calibri" w:hAnsi="Calibri" w:eastAsia="Calibri" w:cs=""/>
-                <w:color w:themeColor="text1" w:themeTint="a6" w:val="595959"/>
-                <w:kern w:val="0"/>
-                <w:sz w:val="22"/>
-                <w:szCs w:val="22"/>
-                <w:lang w:val="en-US" w:eastAsia="en-US" w:bidi="ar-SA"/>
-              </w:rPr>
-            </w:pPr>
-            <w:r>
-              <w:rPr>
-                <w:rFonts w:eastAsia="Calibri" w:cs=""/>
-                <w:color w:themeColor="text1" w:themeTint="a6" w:val="595959"/>
-                <w:kern w:val="0"/>
-                <w:sz w:val="22"/>
-                <w:szCs w:val="22"/>
-                <w:lang w:val="en-US" w:eastAsia="en-US" w:bidi="ar-SA"/>
-              </w:rPr>
-              <w:t>Proficient in Microsoft Office Suite</w:t>
-            </w:r>
-          </w:p>
-          <w:p>
-            <w:pPr>
-              <w:pStyle w:val="ListBullet"/>
-              <w:widowControl/>
-              <w:numPr>
-                <w:ilvl w:val="0"/>
-                <w:numId w:val="2"/>
-              </w:numPr>
-              <w:spacing w:before="0" w:after="0"/>
-              <w:jc w:val="start"/>
-              <w:rPr>
-                <w:rFonts w:ascii="Calibri" w:hAnsi="Calibri" w:eastAsia="Calibri" w:cs=""/>
-                <w:color w:themeColor="text1" w:themeTint="a6" w:val="595959"/>
-                <w:kern w:val="0"/>
-                <w:sz w:val="22"/>
-                <w:szCs w:val="22"/>
-                <w:lang w:val="en-US" w:eastAsia="en-US" w:bidi="ar-SA"/>
-              </w:rPr>
-            </w:pPr>
-            <w:r>
-              <w:rPr>
-                <w:rFonts w:eastAsia="Calibri" w:cs=""/>
-                <w:color w:themeColor="text1" w:themeTint="a6" w:val="595959"/>
-                <w:kern w:val="0"/>
-                <w:sz w:val="22"/>
-                <w:szCs w:val="22"/>
-                <w:lang w:val="en-US" w:eastAsia="en-US" w:bidi="ar-SA"/>
-              </w:rPr>
-              <w:t>Problem-solving Skills</w:t>
-            </w:r>
-          </w:p>
-          <w:p>
-            <w:pPr>
-              <w:pStyle w:val="ListBullet"/>
-              <w:widowControl/>
-              <w:numPr>
-                <w:ilvl w:val="0"/>
-                <w:numId w:val="2"/>
-              </w:numPr>
-              <w:spacing w:before="0" w:after="0"/>
-              <w:jc w:val="start"/>
+              <w:jc w:val="left"/>
               <w:rPr>
                 <w:rFonts w:ascii="Calibri" w:hAnsi="Calibri" w:eastAsia="Calibri" w:cs=""/>
                 <w:color w:themeColor="text1" w:themeTint="a6" w:val="595959"/>
@@ -3620,8 +2155,9 @@
                 <w:ilvl w:val="0"/>
                 <w:numId w:val="2"/>
               </w:numPr>
+              <w:suppressAutoHyphens w:val="true"/>
               <w:spacing w:before="0" w:after="0"/>
-              <w:jc w:val="start"/>
+              <w:jc w:val="left"/>
               <w:rPr>
                 <w:rFonts w:ascii="Calibri" w:hAnsi="Calibri" w:eastAsia="Calibri" w:cs=""/>
                 <w:color w:themeColor="text1" w:themeTint="a6" w:val="595959"/>
@@ -3640,7 +2176,7 @@
                 <w:szCs w:val="22"/>
                 <w:lang w:val="en-US" w:eastAsia="en-US" w:bidi="ar-SA"/>
               </w:rPr>
-              <w:t>Inventory/Shipment Management</w:t>
+              <w:t>Problem-Solving</w:t>
             </w:r>
           </w:p>
           <w:p>
@@ -3649,11 +2185,11 @@
               <w:widowControl/>
               <w:numPr>
                 <w:ilvl w:val="0"/>
-                <w:numId w:val="0"/>
+                <w:numId w:val="2"/>
               </w:numPr>
+              <w:suppressAutoHyphens w:val="true"/>
               <w:spacing w:before="0" w:after="0"/>
-              <w:ind w:hanging="0" w:start="360"/>
-              <w:jc w:val="start"/>
+              <w:jc w:val="left"/>
               <w:rPr>
                 <w:rFonts w:ascii="Calibri" w:hAnsi="Calibri" w:eastAsia="Calibri" w:cs=""/>
                 <w:color w:themeColor="text1" w:themeTint="a6" w:val="595959"/>
@@ -3672,6 +2208,7 @@
                 <w:szCs w:val="22"/>
                 <w:lang w:val="en-US" w:eastAsia="en-US" w:bidi="ar-SA"/>
               </w:rPr>
+              <w:t>Experienced Leader</w:t>
             </w:r>
           </w:p>
           <w:p>
@@ -3682,9 +2219,10 @@
                 <w:ilvl w:val="0"/>
                 <w:numId w:val="0"/>
               </w:numPr>
+              <w:suppressAutoHyphens w:val="true"/>
               <w:spacing w:before="0" w:after="0"/>
-              <w:ind w:hanging="0" w:start="360"/>
-              <w:jc w:val="start"/>
+              <w:ind w:hanging="0" w:left="360"/>
+              <w:jc w:val="left"/>
               <w:rPr>
                 <w:rFonts w:ascii="Calibri" w:hAnsi="Calibri" w:eastAsia="Calibri" w:cs=""/>
                 <w:color w:themeColor="text1" w:themeTint="a6" w:val="595959"/>
@@ -3781,7 +2319,7 @@
         </w:r>
         <w:r>
           <w:rPr/>
-          <w:t>4</w:t>
+          <w:t>2</w:t>
         </w:r>
         <w:r>
           <w:rPr/>
@@ -3875,7 +2413,7 @@
       <mc:AlternateContent>
         <mc:Choice Requires="wps">
           <w:drawing>
-            <wp:anchor distT="0" distB="19050" distL="0" distR="19050" simplePos="0" relativeHeight="2" behindDoc="1" locked="0" layoutInCell="0" allowOverlap="1" wp14:anchorId="76ACEF48">
+            <wp:anchor distT="3810" distB="3810" distL="0" distR="0" simplePos="0" relativeHeight="2" behindDoc="1" locked="0" layoutInCell="0" allowOverlap="1" wp14:anchorId="76ACEF48">
               <wp:simplePos x="0" y="0"/>
               <wp:positionH relativeFrom="page">
                 <wp:align>center</wp:align>
@@ -3901,10 +2439,7 @@
                       </a:prstGeom>
                       <a:ln>
                         <a:solidFill>
-                          <a:srgbClr val="000000">
-                            <a:lumMod val="65000"/>
-                            <a:lumOff val="35000"/>
-                          </a:srgbClr>
+                          <a:srgbClr val="595959"/>
                         </a:solidFill>
                       </a:ln>
                     </wps:spPr>
@@ -3932,7 +2467,7 @@
         </mc:Choice>
         <mc:Fallback>
           <w:pict>
-            <v:line id="shape_0" from="-4.75pt,137pt" to="616.7pt,137pt" stroked="t" o:allowincell="f" style="position:absolute;mso-position-horizontal:center;mso-position-horizontal-relative:page;mso-position-vertical-relative:page" wp14:anchorId="76ACEF48">
+            <v:line id="shape_0" from="-3.7pt,137pt" to="617.75pt,137pt" stroked="t" o:allowincell="f" style="position:absolute;mso-position-horizontal:center;mso-position-horizontal-relative:page;mso-position-vertical-relative:page" wp14:anchorId="76ACEF48">
               <v:stroke color="#595959" weight="6480" joinstyle="miter" endcap="flat"/>
               <v:fill o:detectmouseclick="t" on="false"/>
               <w10:wrap type="none"/>
@@ -3952,12 +2487,12 @@
       <w:start w:val="1"/>
       <w:numFmt w:val="bullet"/>
       <w:lvlText w:val=""/>
-      <w:lvlJc w:val="start"/>
+      <w:lvlJc w:val="left"/>
       <w:pPr>
         <w:tabs>
           <w:tab w:val="num" w:pos="1080"/>
         </w:tabs>
-        <w:ind w:start="1080" w:hanging="360"/>
+        <w:ind w:left="1080" w:hanging="360"/>
       </w:pPr>
       <w:rPr>
         <w:rFonts w:ascii="Symbol" w:hAnsi="Symbol" w:cs="Symbol" w:hint="default"/>
@@ -3967,97 +2502,105 @@
       <w:start w:val="1"/>
       <w:numFmt w:val="decimal"/>
       <w:lvlText w:val="%2."/>
-      <w:lvlJc w:val="start"/>
+      <w:lvlJc w:val="left"/>
       <w:pPr>
         <w:tabs>
           <w:tab w:val="num" w:pos="1080"/>
         </w:tabs>
-        <w:ind w:start="1080" w:hanging="360"/>
+        <w:ind w:left="1080" w:hanging="360"/>
       </w:pPr>
+      <w:rPr/>
     </w:lvl>
     <w:lvl w:ilvl="2">
       <w:start w:val="1"/>
       <w:numFmt w:val="decimal"/>
       <w:lvlText w:val="%3."/>
-      <w:lvlJc w:val="start"/>
+      <w:lvlJc w:val="left"/>
       <w:pPr>
         <w:tabs>
           <w:tab w:val="num" w:pos="1440"/>
         </w:tabs>
-        <w:ind w:start="1440" w:hanging="360"/>
+        <w:ind w:left="1440" w:hanging="360"/>
       </w:pPr>
+      <w:rPr/>
     </w:lvl>
     <w:lvl w:ilvl="3">
       <w:start w:val="1"/>
       <w:numFmt w:val="decimal"/>
       <w:lvlText w:val="%4."/>
-      <w:lvlJc w:val="start"/>
+      <w:lvlJc w:val="left"/>
       <w:pPr>
         <w:tabs>
           <w:tab w:val="num" w:pos="1800"/>
         </w:tabs>
-        <w:ind w:start="1800" w:hanging="360"/>
+        <w:ind w:left="1800" w:hanging="360"/>
       </w:pPr>
+      <w:rPr/>
     </w:lvl>
     <w:lvl w:ilvl="4">
       <w:start w:val="1"/>
       <w:numFmt w:val="decimal"/>
       <w:lvlText w:val="%5."/>
-      <w:lvlJc w:val="start"/>
+      <w:lvlJc w:val="left"/>
       <w:pPr>
         <w:tabs>
           <w:tab w:val="num" w:pos="2160"/>
         </w:tabs>
-        <w:ind w:start="2160" w:hanging="360"/>
+        <w:ind w:left="2160" w:hanging="360"/>
       </w:pPr>
+      <w:rPr/>
     </w:lvl>
     <w:lvl w:ilvl="5">
       <w:start w:val="1"/>
       <w:numFmt w:val="decimal"/>
       <w:lvlText w:val="%6."/>
-      <w:lvlJc w:val="start"/>
+      <w:lvlJc w:val="left"/>
       <w:pPr>
         <w:tabs>
           <w:tab w:val="num" w:pos="2520"/>
         </w:tabs>
-        <w:ind w:start="2520" w:hanging="360"/>
+        <w:ind w:left="2520" w:hanging="360"/>
       </w:pPr>
+      <w:rPr/>
     </w:lvl>
     <w:lvl w:ilvl="6">
       <w:start w:val="1"/>
       <w:numFmt w:val="decimal"/>
       <w:lvlText w:val="%7."/>
-      <w:lvlJc w:val="start"/>
+      <w:lvlJc w:val="left"/>
       <w:pPr>
         <w:tabs>
           <w:tab w:val="num" w:pos="2880"/>
         </w:tabs>
-        <w:ind w:start="2880" w:hanging="360"/>
+        <w:ind w:left="2880" w:hanging="360"/>
       </w:pPr>
+      <w:rPr/>
     </w:lvl>
     <w:lvl w:ilvl="7">
       <w:start w:val="1"/>
       <w:numFmt w:val="decimal"/>
       <w:lvlText w:val="%8."/>
-      <w:lvlJc w:val="start"/>
+      <w:lvlJc w:val="left"/>
       <w:pPr>
         <w:tabs>
           <w:tab w:val="num" w:pos="3240"/>
         </w:tabs>
-        <w:ind w:start="3240" w:hanging="360"/>
+        <w:ind w:left="3240" w:hanging="360"/>
       </w:pPr>
+      <w:rPr/>
     </w:lvl>
     <w:lvl w:ilvl="8">
       <w:start w:val="1"/>
       <w:numFmt w:val="decimal"/>
       <w:lvlText w:val="%9."/>
-      <w:lvlJc w:val="start"/>
+      <w:lvlJc w:val="left"/>
       <w:pPr>
         <w:tabs>
           <w:tab w:val="num" w:pos="3600"/>
         </w:tabs>
-        <w:ind w:start="3600" w:hanging="360"/>
+        <w:ind w:left="3600" w:hanging="360"/>
       </w:pPr>
+      <w:rPr/>
     </w:lvl>
   </w:abstractNum>
   <w:abstractNum w:abstractNumId="2">
@@ -4065,12 +2608,12 @@
       <w:start w:val="1"/>
       <w:numFmt w:val="bullet"/>
       <w:lvlText w:val=""/>
-      <w:lvlJc w:val="start"/>
+      <w:lvlJc w:val="left"/>
       <w:pPr>
         <w:tabs>
           <w:tab w:val="num" w:pos="0"/>
         </w:tabs>
-        <w:ind w:start="360" w:hanging="360"/>
+        <w:ind w:left="360" w:hanging="360"/>
       </w:pPr>
       <w:rPr>
         <w:rFonts w:ascii="Symbol" w:hAnsi="Symbol" w:cs="Symbol" w:hint="default"/>
@@ -4082,12 +2625,12 @@
       <w:start w:val="1"/>
       <w:numFmt w:val="bullet"/>
       <w:lvlText w:val="o"/>
-      <w:lvlJc w:val="start"/>
+      <w:lvlJc w:val="left"/>
       <w:pPr>
         <w:tabs>
           <w:tab w:val="num" w:pos="0"/>
         </w:tabs>
-        <w:ind w:start="720" w:hanging="360"/>
+        <w:ind w:left="720" w:hanging="360"/>
       </w:pPr>
       <w:rPr>
         <w:rFonts w:ascii="Courier New" w:hAnsi="Courier New" w:cs="Courier New" w:hint="default"/>
@@ -4099,12 +2642,12 @@
       <w:start w:val="1"/>
       <w:numFmt w:val="bullet"/>
       <w:lvlText w:val=""/>
-      <w:lvlJc w:val="start"/>
+      <w:lvlJc w:val="left"/>
       <w:pPr>
         <w:tabs>
           <w:tab w:val="num" w:pos="0"/>
         </w:tabs>
-        <w:ind w:start="1080" w:hanging="360"/>
+        <w:ind w:left="1080" w:hanging="360"/>
       </w:pPr>
       <w:rPr>
         <w:rFonts w:ascii="Wingdings" w:hAnsi="Wingdings" w:cs="Wingdings" w:hint="default"/>
@@ -4116,12 +2659,12 @@
       <w:start w:val="1"/>
       <w:numFmt w:val="bullet"/>
       <w:lvlText w:val=""/>
-      <w:lvlJc w:val="start"/>
+      <w:lvlJc w:val="left"/>
       <w:pPr>
         <w:tabs>
           <w:tab w:val="num" w:pos="0"/>
         </w:tabs>
-        <w:ind w:start="1440" w:hanging="360"/>
+        <w:ind w:left="1440" w:hanging="360"/>
       </w:pPr>
       <w:rPr>
         <w:rFonts w:ascii="Symbol" w:hAnsi="Symbol" w:cs="Symbol" w:hint="default"/>
@@ -4131,12 +2674,12 @@
       <w:start w:val="1"/>
       <w:numFmt w:val="bullet"/>
       <w:lvlText w:val="o"/>
-      <w:lvlJc w:val="start"/>
+      <w:lvlJc w:val="left"/>
       <w:pPr>
         <w:tabs>
           <w:tab w:val="num" w:pos="0"/>
         </w:tabs>
-        <w:ind w:start="1800" w:hanging="360"/>
+        <w:ind w:left="1800" w:hanging="360"/>
       </w:pPr>
       <w:rPr>
         <w:rFonts w:ascii="Courier New" w:hAnsi="Courier New" w:cs="Courier New" w:hint="default"/>
@@ -4146,12 +2689,12 @@
       <w:start w:val="1"/>
       <w:numFmt w:val="bullet"/>
       <w:lvlText w:val=""/>
-      <w:lvlJc w:val="start"/>
+      <w:lvlJc w:val="left"/>
       <w:pPr>
         <w:tabs>
           <w:tab w:val="num" w:pos="0"/>
         </w:tabs>
-        <w:ind w:start="2160" w:hanging="360"/>
+        <w:ind w:left="2160" w:hanging="360"/>
       </w:pPr>
       <w:rPr>
         <w:rFonts w:ascii="Wingdings" w:hAnsi="Wingdings" w:cs="Wingdings" w:hint="default"/>
@@ -4161,12 +2704,12 @@
       <w:start w:val="1"/>
       <w:numFmt w:val="bullet"/>
       <w:lvlText w:val=""/>
-      <w:lvlJc w:val="start"/>
+      <w:lvlJc w:val="left"/>
       <w:pPr>
         <w:tabs>
           <w:tab w:val="num" w:pos="0"/>
         </w:tabs>
-        <w:ind w:start="2520" w:hanging="360"/>
+        <w:ind w:left="2520" w:hanging="360"/>
       </w:pPr>
       <w:rPr>
         <w:rFonts w:ascii="Symbol" w:hAnsi="Symbol" w:cs="Symbol" w:hint="default"/>
@@ -4176,12 +2719,12 @@
       <w:start w:val="1"/>
       <w:numFmt w:val="bullet"/>
       <w:lvlText w:val="o"/>
-      <w:lvlJc w:val="start"/>
+      <w:lvlJc w:val="left"/>
       <w:pPr>
         <w:tabs>
           <w:tab w:val="num" w:pos="0"/>
         </w:tabs>
-        <w:ind w:start="2880" w:hanging="360"/>
+        <w:ind w:left="2880" w:hanging="360"/>
       </w:pPr>
       <w:rPr>
         <w:rFonts w:ascii="Courier New" w:hAnsi="Courier New" w:cs="Courier New" w:hint="default"/>
@@ -4191,12 +2734,12 @@
       <w:start w:val="1"/>
       <w:numFmt w:val="bullet"/>
       <w:lvlText w:val=""/>
-      <w:lvlJc w:val="start"/>
+      <w:lvlJc w:val="left"/>
       <w:pPr>
         <w:tabs>
           <w:tab w:val="num" w:pos="0"/>
         </w:tabs>
-        <w:ind w:start="3240" w:hanging="360"/>
+        <w:ind w:left="3240" w:hanging="360"/>
       </w:pPr>
       <w:rPr>
         <w:rFonts w:ascii="Wingdings" w:hAnsi="Wingdings" w:cs="Wingdings" w:hint="default"/>
@@ -4208,12 +2751,12 @@
       <w:start w:val="1"/>
       <w:numFmt w:val="decimal"/>
       <w:lvlText w:val="%1."/>
-      <w:lvlJc w:val="start"/>
+      <w:lvlJc w:val="left"/>
       <w:pPr>
         <w:tabs>
           <w:tab w:val="num" w:pos="720"/>
         </w:tabs>
-        <w:ind w:start="720" w:hanging="360"/>
+        <w:ind w:left="720" w:hanging="360"/>
       </w:pPr>
       <w:rPr/>
     </w:lvl>
@@ -4221,97 +2764,105 @@
       <w:start w:val="1"/>
       <w:numFmt w:val="decimal"/>
       <w:lvlText w:val="%2."/>
-      <w:lvlJc w:val="start"/>
+      <w:lvlJc w:val="left"/>
       <w:pPr>
         <w:tabs>
           <w:tab w:val="num" w:pos="1080"/>
         </w:tabs>
-        <w:ind w:start="1080" w:hanging="360"/>
+        <w:ind w:left="1080" w:hanging="360"/>
       </w:pPr>
+      <w:rPr/>
     </w:lvl>
     <w:lvl w:ilvl="2">
       <w:start w:val="1"/>
       <w:numFmt w:val="decimal"/>
       <w:lvlText w:val="%3."/>
-      <w:lvlJc w:val="start"/>
+      <w:lvlJc w:val="left"/>
       <w:pPr>
         <w:tabs>
           <w:tab w:val="num" w:pos="1440"/>
         </w:tabs>
-        <w:ind w:start="1440" w:hanging="360"/>
+        <w:ind w:left="1440" w:hanging="360"/>
       </w:pPr>
+      <w:rPr/>
     </w:lvl>
     <w:lvl w:ilvl="3">
       <w:start w:val="1"/>
       <w:numFmt w:val="decimal"/>
       <w:lvlText w:val="%4."/>
-      <w:lvlJc w:val="start"/>
+      <w:lvlJc w:val="left"/>
       <w:pPr>
         <w:tabs>
           <w:tab w:val="num" w:pos="1800"/>
         </w:tabs>
-        <w:ind w:start="1800" w:hanging="360"/>
+        <w:ind w:left="1800" w:hanging="360"/>
       </w:pPr>
+      <w:rPr/>
     </w:lvl>
     <w:lvl w:ilvl="4">
       <w:start w:val="1"/>
       <w:numFmt w:val="decimal"/>
       <w:lvlText w:val="%5."/>
-      <w:lvlJc w:val="start"/>
+      <w:lvlJc w:val="left"/>
       <w:pPr>
         <w:tabs>
           <w:tab w:val="num" w:pos="2160"/>
         </w:tabs>
-        <w:ind w:start="2160" w:hanging="360"/>
+        <w:ind w:left="2160" w:hanging="360"/>
       </w:pPr>
+      <w:rPr/>
     </w:lvl>
     <w:lvl w:ilvl="5">
       <w:start w:val="1"/>
       <w:numFmt w:val="decimal"/>
       <w:lvlText w:val="%6."/>
-      <w:lvlJc w:val="start"/>
+      <w:lvlJc w:val="left"/>
       <w:pPr>
         <w:tabs>
           <w:tab w:val="num" w:pos="2520"/>
         </w:tabs>
-        <w:ind w:start="2520" w:hanging="360"/>
+        <w:ind w:left="2520" w:hanging="360"/>
       </w:pPr>
+      <w:rPr/>
     </w:lvl>
     <w:lvl w:ilvl="6">
       <w:start w:val="1"/>
       <w:numFmt w:val="decimal"/>
       <w:lvlText w:val="%7."/>
-      <w:lvlJc w:val="start"/>
+      <w:lvlJc w:val="left"/>
       <w:pPr>
         <w:tabs>
           <w:tab w:val="num" w:pos="2880"/>
         </w:tabs>
-        <w:ind w:start="2880" w:hanging="360"/>
+        <w:ind w:left="2880" w:hanging="360"/>
       </w:pPr>
+      <w:rPr/>
     </w:lvl>
     <w:lvl w:ilvl="7">
       <w:start w:val="1"/>
       <w:numFmt w:val="decimal"/>
       <w:lvlText w:val="%8."/>
-      <w:lvlJc w:val="start"/>
+      <w:lvlJc w:val="left"/>
       <w:pPr>
         <w:tabs>
           <w:tab w:val="num" w:pos="3240"/>
         </w:tabs>
-        <w:ind w:start="3240" w:hanging="360"/>
+        <w:ind w:left="3240" w:hanging="360"/>
       </w:pPr>
+      <w:rPr/>
     </w:lvl>
     <w:lvl w:ilvl="8">
       <w:start w:val="1"/>
       <w:numFmt w:val="decimal"/>
       <w:lvlText w:val="%9."/>
-      <w:lvlJc w:val="start"/>
+      <w:lvlJc w:val="left"/>
       <w:pPr>
         <w:tabs>
           <w:tab w:val="num" w:pos="3600"/>
         </w:tabs>
-        <w:ind w:start="3600" w:hanging="360"/>
+        <w:ind w:left="3600" w:hanging="360"/>
       </w:pPr>
+      <w:rPr/>
     </w:lvl>
   </w:abstractNum>
   <w:abstractNum w:abstractNumId="4">
@@ -4319,12 +2870,12 @@
       <w:start w:val="1"/>
       <w:numFmt w:val="decimal"/>
       <w:lvlText w:val="%1)"/>
-      <w:lvlJc w:val="start"/>
+      <w:lvlJc w:val="left"/>
       <w:pPr>
         <w:tabs>
           <w:tab w:val="num" w:pos="0"/>
         </w:tabs>
-        <w:ind w:start="360" w:hanging="360"/>
+        <w:ind w:left="360" w:hanging="360"/>
       </w:pPr>
       <w:rPr>
         <w:color w:themeColor="accent1" w:val="1D824C"/>
@@ -4335,12 +2886,12 @@
       <w:start w:val="1"/>
       <w:numFmt w:val="lowerLetter"/>
       <w:lvlText w:val="%2)"/>
-      <w:lvlJc w:val="start"/>
+      <w:lvlJc w:val="left"/>
       <w:pPr>
         <w:tabs>
           <w:tab w:val="num" w:pos="0"/>
         </w:tabs>
-        <w:ind w:start="720" w:hanging="360"/>
+        <w:ind w:left="720" w:hanging="360"/>
       </w:pPr>
       <w:rPr>
         <w:color w:themeColor="accent1" w:val="1D824C"/>
@@ -4351,12 +2902,12 @@
       <w:start w:val="1"/>
       <w:numFmt w:val="lowerRoman"/>
       <w:lvlText w:val="%3)"/>
-      <w:lvlJc w:val="start"/>
+      <w:lvlJc w:val="left"/>
       <w:pPr>
         <w:tabs>
           <w:tab w:val="num" w:pos="0"/>
         </w:tabs>
-        <w:ind w:start="1080" w:hanging="360"/>
+        <w:ind w:left="1080" w:hanging="360"/>
       </w:pPr>
       <w:rPr>
         <w:color w:themeColor="accent1" w:val="1D824C"/>
@@ -4367,12 +2918,12 @@
       <w:start w:val="1"/>
       <w:numFmt w:val="decimal"/>
       <w:lvlText w:val="(%4)"/>
-      <w:lvlJc w:val="start"/>
+      <w:lvlJc w:val="left"/>
       <w:pPr>
         <w:tabs>
           <w:tab w:val="num" w:pos="0"/>
         </w:tabs>
-        <w:ind w:start="1440" w:hanging="360"/>
+        <w:ind w:left="1440" w:hanging="360"/>
       </w:pPr>
       <w:rPr>
         <w:color w:themeColor="accent1" w:val="1D824C"/>
@@ -4383,12 +2934,12 @@
       <w:start w:val="1"/>
       <w:numFmt w:val="lowerLetter"/>
       <w:lvlText w:val="(%5)"/>
-      <w:lvlJc w:val="start"/>
+      <w:lvlJc w:val="left"/>
       <w:pPr>
         <w:tabs>
           <w:tab w:val="num" w:pos="0"/>
         </w:tabs>
-        <w:ind w:start="1800" w:hanging="360"/>
+        <w:ind w:left="1800" w:hanging="360"/>
       </w:pPr>
       <w:rPr/>
     </w:lvl>
@@ -4396,12 +2947,12 @@
       <w:start w:val="1"/>
       <w:numFmt w:val="lowerRoman"/>
       <w:lvlText w:val="(%6)"/>
-      <w:lvlJc w:val="start"/>
+      <w:lvlJc w:val="left"/>
       <w:pPr>
         <w:tabs>
           <w:tab w:val="num" w:pos="0"/>
         </w:tabs>
-        <w:ind w:start="2160" w:hanging="360"/>
+        <w:ind w:left="2160" w:hanging="360"/>
       </w:pPr>
       <w:rPr/>
     </w:lvl>
@@ -4409,12 +2960,12 @@
       <w:start w:val="1"/>
       <w:numFmt w:val="decimal"/>
       <w:lvlText w:val="%7."/>
-      <w:lvlJc w:val="start"/>
+      <w:lvlJc w:val="left"/>
       <w:pPr>
         <w:tabs>
           <w:tab w:val="num" w:pos="0"/>
         </w:tabs>
-        <w:ind w:start="2520" w:hanging="360"/>
+        <w:ind w:left="2520" w:hanging="360"/>
       </w:pPr>
       <w:rPr/>
     </w:lvl>
@@ -4422,12 +2973,12 @@
       <w:start w:val="1"/>
       <w:numFmt w:val="lowerLetter"/>
       <w:lvlText w:val="%8."/>
-      <w:lvlJc w:val="start"/>
+      <w:lvlJc w:val="left"/>
       <w:pPr>
         <w:tabs>
           <w:tab w:val="num" w:pos="0"/>
         </w:tabs>
-        <w:ind w:start="2880" w:hanging="360"/>
+        <w:ind w:left="2880" w:hanging="360"/>
       </w:pPr>
       <w:rPr/>
     </w:lvl>
@@ -4435,12 +2986,12 @@
       <w:start w:val="1"/>
       <w:numFmt w:val="lowerRoman"/>
       <w:lvlText w:val="%9."/>
-      <w:lvlJc w:val="start"/>
+      <w:lvlJc w:val="left"/>
       <w:pPr>
         <w:tabs>
           <w:tab w:val="num" w:pos="0"/>
         </w:tabs>
-        <w:ind w:start="3240" w:hanging="360"/>
+        <w:ind w:left="3240" w:hanging="360"/>
       </w:pPr>
       <w:rPr/>
     </w:lvl>
@@ -4450,12 +3001,12 @@
       <w:start w:val="1"/>
       <w:numFmt w:val="decimal"/>
       <w:lvlText w:val="%1."/>
-      <w:lvlJc w:val="start"/>
+      <w:lvlJc w:val="left"/>
       <w:pPr>
         <w:tabs>
           <w:tab w:val="num" w:pos="1080"/>
         </w:tabs>
-        <w:ind w:start="1080" w:hanging="360"/>
+        <w:ind w:left="1080" w:hanging="360"/>
       </w:pPr>
       <w:rPr/>
     </w:lvl>
@@ -4463,97 +3014,105 @@
       <w:start w:val="1"/>
       <w:numFmt w:val="decimal"/>
       <w:lvlText w:val="%2."/>
-      <w:lvlJc w:val="start"/>
+      <w:lvlJc w:val="left"/>
       <w:pPr>
         <w:tabs>
           <w:tab w:val="num" w:pos="1080"/>
         </w:tabs>
-        <w:ind w:start="1080" w:hanging="360"/>
+        <w:ind w:left="1080" w:hanging="360"/>
       </w:pPr>
+      <w:rPr/>
     </w:lvl>
     <w:lvl w:ilvl="2">
       <w:start w:val="1"/>
       <w:numFmt w:val="decimal"/>
       <w:lvlText w:val="%3."/>
-      <w:lvlJc w:val="start"/>
+      <w:lvlJc w:val="left"/>
       <w:pPr>
         <w:tabs>
           <w:tab w:val="num" w:pos="1440"/>
         </w:tabs>
-        <w:ind w:start="1440" w:hanging="360"/>
+        <w:ind w:left="1440" w:hanging="360"/>
       </w:pPr>
+      <w:rPr/>
     </w:lvl>
     <w:lvl w:ilvl="3">
       <w:start w:val="1"/>
       <w:numFmt w:val="decimal"/>
       <w:lvlText w:val="%4."/>
-      <w:lvlJc w:val="start"/>
+      <w:lvlJc w:val="left"/>
       <w:pPr>
         <w:tabs>
           <w:tab w:val="num" w:pos="1800"/>
         </w:tabs>
-        <w:ind w:start="1800" w:hanging="360"/>
+        <w:ind w:left="1800" w:hanging="360"/>
       </w:pPr>
+      <w:rPr/>
     </w:lvl>
     <w:lvl w:ilvl="4">
       <w:start w:val="1"/>
       <w:numFmt w:val="decimal"/>
       <w:lvlText w:val="%5."/>
-      <w:lvlJc w:val="start"/>
+      <w:lvlJc w:val="left"/>
       <w:pPr>
         <w:tabs>
           <w:tab w:val="num" w:pos="2160"/>
         </w:tabs>
-        <w:ind w:start="2160" w:hanging="360"/>
+        <w:ind w:left="2160" w:hanging="360"/>
       </w:pPr>
+      <w:rPr/>
     </w:lvl>
     <w:lvl w:ilvl="5">
       <w:start w:val="1"/>
       <w:numFmt w:val="decimal"/>
       <w:lvlText w:val="%6."/>
-      <w:lvlJc w:val="start"/>
+      <w:lvlJc w:val="left"/>
       <w:pPr>
         <w:tabs>
           <w:tab w:val="num" w:pos="2520"/>
         </w:tabs>
-        <w:ind w:start="2520" w:hanging="360"/>
+        <w:ind w:left="2520" w:hanging="360"/>
       </w:pPr>
+      <w:rPr/>
     </w:lvl>
     <w:lvl w:ilvl="6">
       <w:start w:val="1"/>
       <w:numFmt w:val="decimal"/>
       <w:lvlText w:val="%7."/>
-      <w:lvlJc w:val="start"/>
+      <w:lvlJc w:val="left"/>
       <w:pPr>
         <w:tabs>
           <w:tab w:val="num" w:pos="2880"/>
         </w:tabs>
-        <w:ind w:start="2880" w:hanging="360"/>
+        <w:ind w:left="2880" w:hanging="360"/>
       </w:pPr>
+      <w:rPr/>
     </w:lvl>
     <w:lvl w:ilvl="7">
       <w:start w:val="1"/>
       <w:numFmt w:val="decimal"/>
       <w:lvlText w:val="%8."/>
-      <w:lvlJc w:val="start"/>
+      <w:lvlJc w:val="left"/>
       <w:pPr>
         <w:tabs>
           <w:tab w:val="num" w:pos="3240"/>
         </w:tabs>
-        <w:ind w:start="3240" w:hanging="360"/>
+        <w:ind w:left="3240" w:hanging="360"/>
       </w:pPr>
+      <w:rPr/>
     </w:lvl>
     <w:lvl w:ilvl="8">
       <w:start w:val="1"/>
       <w:numFmt w:val="decimal"/>
       <w:lvlText w:val="%9."/>
-      <w:lvlJc w:val="start"/>
+      <w:lvlJc w:val="left"/>
       <w:pPr>
         <w:tabs>
           <w:tab w:val="num" w:pos="3600"/>
         </w:tabs>
-        <w:ind w:start="3600" w:hanging="360"/>
+        <w:ind w:left="3600" w:hanging="360"/>
       </w:pPr>
+      <w:rPr/>
     </w:lvl>
   </w:abstractNum>
   <w:abstractNum w:abstractNumId="6">
@@ -4561,12 +3120,12 @@
       <w:start w:val="1"/>
       <w:numFmt w:val="bullet"/>
       <w:lvlText w:val=""/>
-      <w:lvlJc w:val="start"/>
+      <w:lvlJc w:val="left"/>
       <w:pPr>
         <w:tabs>
           <w:tab w:val="num" w:pos="1440"/>
         </w:tabs>
-        <w:ind w:start="1440" w:hanging="360"/>
+        <w:ind w:left="1440" w:hanging="360"/>
       </w:pPr>
       <w:rPr>
         <w:rFonts w:ascii="Symbol" w:hAnsi="Symbol" w:cs="Symbol" w:hint="default"/>
@@ -4576,97 +3135,105 @@
       <w:start w:val="1"/>
       <w:numFmt w:val="decimal"/>
       <w:lvlText w:val="%2."/>
-      <w:lvlJc w:val="start"/>
+      <w:lvlJc w:val="left"/>
       <w:pPr>
         <w:tabs>
           <w:tab w:val="num" w:pos="1080"/>
         </w:tabs>
-        <w:ind w:start="1080" w:hanging="360"/>
+        <w:ind w:left="1080" w:hanging="360"/>
       </w:pPr>
+      <w:rPr/>
     </w:lvl>
     <w:lvl w:ilvl="2">
       <w:start w:val="1"/>
       <w:numFmt w:val="decimal"/>
       <w:lvlText w:val="%3."/>
-      <w:lvlJc w:val="start"/>
+      <w:lvlJc w:val="left"/>
       <w:pPr>
         <w:tabs>
           <w:tab w:val="num" w:pos="1440"/>
         </w:tabs>
-        <w:ind w:start="1440" w:hanging="360"/>
+        <w:ind w:left="1440" w:hanging="360"/>
       </w:pPr>
+      <w:rPr/>
     </w:lvl>
     <w:lvl w:ilvl="3">
       <w:start w:val="1"/>
       <w:numFmt w:val="decimal"/>
       <w:lvlText w:val="%4."/>
-      <w:lvlJc w:val="start"/>
+      <w:lvlJc w:val="left"/>
       <w:pPr>
         <w:tabs>
           <w:tab w:val="num" w:pos="1800"/>
         </w:tabs>
-        <w:ind w:start="1800" w:hanging="360"/>
+        <w:ind w:left="1800" w:hanging="360"/>
       </w:pPr>
+      <w:rPr/>
     </w:lvl>
     <w:lvl w:ilvl="4">
       <w:start w:val="1"/>
       <w:numFmt w:val="decimal"/>
       <w:lvlText w:val="%5."/>
-      <w:lvlJc w:val="start"/>
+      <w:lvlJc w:val="left"/>
       <w:pPr>
         <w:tabs>
           <w:tab w:val="num" w:pos="2160"/>
         </w:tabs>
-        <w:ind w:start="2160" w:hanging="360"/>
+        <w:ind w:left="2160" w:hanging="360"/>
       </w:pPr>
+      <w:rPr/>
     </w:lvl>
     <w:lvl w:ilvl="5">
       <w:start w:val="1"/>
       <w:numFmt w:val="decimal"/>
       <w:lvlText w:val="%6."/>
-      <w:lvlJc w:val="start"/>
+      <w:lvlJc w:val="left"/>
       <w:pPr>
         <w:tabs>
           <w:tab w:val="num" w:pos="2520"/>
         </w:tabs>
-        <w:ind w:start="2520" w:hanging="360"/>
+        <w:ind w:left="2520" w:hanging="360"/>
       </w:pPr>
+      <w:rPr/>
     </w:lvl>
     <w:lvl w:ilvl="6">
       <w:start w:val="1"/>
       <w:numFmt w:val="decimal"/>
       <w:lvlText w:val="%7."/>
-      <w:lvlJc w:val="start"/>
+      <w:lvlJc w:val="left"/>
       <w:pPr>
         <w:tabs>
           <w:tab w:val="num" w:pos="2880"/>
         </w:tabs>
-        <w:ind w:start="2880" w:hanging="360"/>
+        <w:ind w:left="2880" w:hanging="360"/>
       </w:pPr>
+      <w:rPr/>
     </w:lvl>
     <w:lvl w:ilvl="7">
       <w:start w:val="1"/>
       <w:numFmt w:val="decimal"/>
       <w:lvlText w:val="%8."/>
-      <w:lvlJc w:val="start"/>
+      <w:lvlJc w:val="left"/>
       <w:pPr>
         <w:tabs>
           <w:tab w:val="num" w:pos="3240"/>
         </w:tabs>
-        <w:ind w:start="3240" w:hanging="360"/>
+        <w:ind w:left="3240" w:hanging="360"/>
       </w:pPr>
+      <w:rPr/>
     </w:lvl>
     <w:lvl w:ilvl="8">
       <w:start w:val="1"/>
       <w:numFmt w:val="decimal"/>
       <w:lvlText w:val="%9."/>
-      <w:lvlJc w:val="start"/>
+      <w:lvlJc w:val="left"/>
       <w:pPr>
         <w:tabs>
           <w:tab w:val="num" w:pos="3600"/>
         </w:tabs>
-        <w:ind w:start="3600" w:hanging="360"/>
+        <w:ind w:left="3600" w:hanging="360"/>
       </w:pPr>
+      <w:rPr/>
     </w:lvl>
   </w:abstractNum>
   <w:abstractNum w:abstractNumId="7">
@@ -4674,12 +3241,12 @@
       <w:start w:val="1"/>
       <w:numFmt w:val="bullet"/>
       <w:lvlText w:val=""/>
-      <w:lvlJc w:val="start"/>
+      <w:lvlJc w:val="left"/>
       <w:pPr>
         <w:tabs>
           <w:tab w:val="num" w:pos="1800"/>
         </w:tabs>
-        <w:ind w:start="1800" w:hanging="360"/>
+        <w:ind w:left="1800" w:hanging="360"/>
       </w:pPr>
       <w:rPr>
         <w:rFonts w:ascii="Symbol" w:hAnsi="Symbol" w:cs="Symbol" w:hint="default"/>
@@ -4689,97 +3256,105 @@
       <w:start w:val="1"/>
       <w:numFmt w:val="decimal"/>
       <w:lvlText w:val="%2."/>
-      <w:lvlJc w:val="start"/>
+      <w:lvlJc w:val="left"/>
       <w:pPr>
         <w:tabs>
           <w:tab w:val="num" w:pos="1080"/>
         </w:tabs>
-        <w:ind w:start="1080" w:hanging="360"/>
+        <w:ind w:left="1080" w:hanging="360"/>
       </w:pPr>
+      <w:rPr/>
     </w:lvl>
     <w:lvl w:ilvl="2">
       <w:start w:val="1"/>
       <w:numFmt w:val="decimal"/>
       <w:lvlText w:val="%3."/>
-      <w:lvlJc w:val="start"/>
+      <w:lvlJc w:val="left"/>
       <w:pPr>
         <w:tabs>
           <w:tab w:val="num" w:pos="1440"/>
         </w:tabs>
-        <w:ind w:start="1440" w:hanging="360"/>
+        <w:ind w:left="1440" w:hanging="360"/>
       </w:pPr>
+      <w:rPr/>
     </w:lvl>
     <w:lvl w:ilvl="3">
       <w:start w:val="1"/>
       <w:numFmt w:val="decimal"/>
       <w:lvlText w:val="%4."/>
-      <w:lvlJc w:val="start"/>
+      <w:lvlJc w:val="left"/>
       <w:pPr>
         <w:tabs>
           <w:tab w:val="num" w:pos="1800"/>
         </w:tabs>
-        <w:ind w:start="1800" w:hanging="360"/>
+        <w:ind w:left="1800" w:hanging="360"/>
       </w:pPr>
+      <w:rPr/>
     </w:lvl>
     <w:lvl w:ilvl="4">
       <w:start w:val="1"/>
       <w:numFmt w:val="decimal"/>
       <w:lvlText w:val="%5."/>
-      <w:lvlJc w:val="start"/>
+      <w:lvlJc w:val="left"/>
       <w:pPr>
         <w:tabs>
           <w:tab w:val="num" w:pos="2160"/>
         </w:tabs>
-        <w:ind w:start="2160" w:hanging="360"/>
+        <w:ind w:left="2160" w:hanging="360"/>
       </w:pPr>
+      <w:rPr/>
     </w:lvl>
     <w:lvl w:ilvl="5">
       <w:start w:val="1"/>
       <w:numFmt w:val="decimal"/>
       <w:lvlText w:val="%6."/>
-      <w:lvlJc w:val="start"/>
+      <w:lvlJc w:val="left"/>
       <w:pPr>
         <w:tabs>
           <w:tab w:val="num" w:pos="2520"/>
         </w:tabs>
-        <w:ind w:start="2520" w:hanging="360"/>
+        <w:ind w:left="2520" w:hanging="360"/>
       </w:pPr>
+      <w:rPr/>
     </w:lvl>
     <w:lvl w:ilvl="6">
       <w:start w:val="1"/>
       <w:numFmt w:val="decimal"/>
       <w:lvlText w:val="%7."/>
-      <w:lvlJc w:val="start"/>
+      <w:lvlJc w:val="left"/>
       <w:pPr>
         <w:tabs>
           <w:tab w:val="num" w:pos="2880"/>
         </w:tabs>
-        <w:ind w:start="2880" w:hanging="360"/>
+        <w:ind w:left="2880" w:hanging="360"/>
       </w:pPr>
+      <w:rPr/>
     </w:lvl>
     <w:lvl w:ilvl="7">
       <w:start w:val="1"/>
       <w:numFmt w:val="decimal"/>
       <w:lvlText w:val="%8."/>
-      <w:lvlJc w:val="start"/>
+      <w:lvlJc w:val="left"/>
       <w:pPr>
         <w:tabs>
           <w:tab w:val="num" w:pos="3240"/>
         </w:tabs>
-        <w:ind w:start="3240" w:hanging="360"/>
+        <w:ind w:left="3240" w:hanging="360"/>
       </w:pPr>
+      <w:rPr/>
     </w:lvl>
     <w:lvl w:ilvl="8">
       <w:start w:val="1"/>
       <w:numFmt w:val="decimal"/>
       <w:lvlText w:val="%9."/>
-      <w:lvlJc w:val="start"/>
+      <w:lvlJc w:val="left"/>
       <w:pPr>
         <w:tabs>
           <w:tab w:val="num" w:pos="3600"/>
         </w:tabs>
-        <w:ind w:start="3600" w:hanging="360"/>
+        <w:ind w:left="3600" w:hanging="360"/>
       </w:pPr>
+      <w:rPr/>
     </w:lvl>
   </w:abstractNum>
   <w:abstractNum w:abstractNumId="8">
@@ -4787,12 +3362,12 @@
       <w:start w:val="1"/>
       <w:numFmt w:val="decimal"/>
       <w:lvlText w:val="%1."/>
-      <w:lvlJc w:val="start"/>
+      <w:lvlJc w:val="left"/>
       <w:pPr>
         <w:tabs>
           <w:tab w:val="num" w:pos="1440"/>
         </w:tabs>
-        <w:ind w:start="1440" w:hanging="360"/>
+        <w:ind w:left="1440" w:hanging="360"/>
       </w:pPr>
       <w:rPr/>
     </w:lvl>
@@ -4800,97 +3375,105 @@
       <w:start w:val="1"/>
       <w:numFmt w:val="decimal"/>
       <w:lvlText w:val="%2."/>
-      <w:lvlJc w:val="start"/>
+      <w:lvlJc w:val="left"/>
       <w:pPr>
         <w:tabs>
           <w:tab w:val="num" w:pos="1080"/>
         </w:tabs>
-        <w:ind w:start="1080" w:hanging="360"/>
+        <w:ind w:left="1080" w:hanging="360"/>
       </w:pPr>
+      <w:rPr/>
     </w:lvl>
     <w:lvl w:ilvl="2">
       <w:start w:val="1"/>
       <w:numFmt w:val="decimal"/>
       <w:lvlText w:val="%3."/>
-      <w:lvlJc w:val="start"/>
+      <w:lvlJc w:val="left"/>
       <w:pPr>
         <w:tabs>
           <w:tab w:val="num" w:pos="1440"/>
         </w:tabs>
-        <w:ind w:start="1440" w:hanging="360"/>
+        <w:ind w:left="1440" w:hanging="360"/>
       </w:pPr>
+      <w:rPr/>
     </w:lvl>
     <w:lvl w:ilvl="3">
       <w:start w:val="1"/>
       <w:numFmt w:val="decimal"/>
       <w:lvlText w:val="%4."/>
-      <w:lvlJc w:val="start"/>
+      <w:lvlJc w:val="left"/>
       <w:pPr>
         <w:tabs>
           <w:tab w:val="num" w:pos="1800"/>
         </w:tabs>
-        <w:ind w:start="1800" w:hanging="360"/>
+        <w:ind w:left="1800" w:hanging="360"/>
       </w:pPr>
+      <w:rPr/>
     </w:lvl>
     <w:lvl w:ilvl="4">
       <w:start w:val="1"/>
       <w:numFmt w:val="decimal"/>
       <w:lvlText w:val="%5."/>
-      <w:lvlJc w:val="start"/>
+      <w:lvlJc w:val="left"/>
       <w:pPr>
         <w:tabs>
           <w:tab w:val="num" w:pos="2160"/>
         </w:tabs>
-        <w:ind w:start="2160" w:hanging="360"/>
+        <w:ind w:left="2160" w:hanging="360"/>
       </w:pPr>
+      <w:rPr/>
     </w:lvl>
     <w:lvl w:ilvl="5">
       <w:start w:val="1"/>
       <w:numFmt w:val="decimal"/>
       <w:lvlText w:val="%6."/>
-      <w:lvlJc w:val="start"/>
+      <w:lvlJc w:val="left"/>
       <w:pPr>
         <w:tabs>
           <w:tab w:val="num" w:pos="2520"/>
         </w:tabs>
-        <w:ind w:start="2520" w:hanging="360"/>
+        <w:ind w:left="2520" w:hanging="360"/>
       </w:pPr>
+      <w:rPr/>
     </w:lvl>
     <w:lvl w:ilvl="6">
       <w:start w:val="1"/>
       <w:numFmt w:val="decimal"/>
       <w:lvlText w:val="%7."/>
-      <w:lvlJc w:val="start"/>
+      <w:lvlJc w:val="left"/>
       <w:pPr>
         <w:tabs>
           <w:tab w:val="num" w:pos="2880"/>
         </w:tabs>
-        <w:ind w:start="2880" w:hanging="360"/>
+        <w:ind w:left="2880" w:hanging="360"/>
       </w:pPr>
+      <w:rPr/>
     </w:lvl>
     <w:lvl w:ilvl="7">
       <w:start w:val="1"/>
       <w:numFmt w:val="decimal"/>
       <w:lvlText w:val="%8."/>
-      <w:lvlJc w:val="start"/>
+      <w:lvlJc w:val="left"/>
       <w:pPr>
         <w:tabs>
           <w:tab w:val="num" w:pos="3240"/>
         </w:tabs>
-        <w:ind w:start="3240" w:hanging="360"/>
+        <w:ind w:left="3240" w:hanging="360"/>
       </w:pPr>
+      <w:rPr/>
     </w:lvl>
     <w:lvl w:ilvl="8">
       <w:start w:val="1"/>
       <w:numFmt w:val="decimal"/>
       <w:lvlText w:val="%9."/>
-      <w:lvlJc w:val="start"/>
+      <w:lvlJc w:val="left"/>
       <w:pPr>
         <w:tabs>
           <w:tab w:val="num" w:pos="3600"/>
         </w:tabs>
-        <w:ind w:start="3600" w:hanging="360"/>
+        <w:ind w:left="3600" w:hanging="360"/>
       </w:pPr>
+      <w:rPr/>
     </w:lvl>
   </w:abstractNum>
   <w:abstractNum w:abstractNumId="9">
@@ -4898,12 +3481,12 @@
       <w:start w:val="1"/>
       <w:numFmt w:val="decimal"/>
       <w:lvlText w:val="%1."/>
-      <w:lvlJc w:val="start"/>
+      <w:lvlJc w:val="left"/>
       <w:pPr>
         <w:tabs>
           <w:tab w:val="num" w:pos="1800"/>
         </w:tabs>
-        <w:ind w:start="1800" w:hanging="360"/>
+        <w:ind w:left="1800" w:hanging="360"/>
       </w:pPr>
       <w:rPr/>
     </w:lvl>
@@ -4911,97 +3494,105 @@
       <w:start w:val="1"/>
       <w:numFmt w:val="decimal"/>
       <w:lvlText w:val="%2."/>
-      <w:lvlJc w:val="start"/>
+      <w:lvlJc w:val="left"/>
       <w:pPr>
         <w:tabs>
           <w:tab w:val="num" w:pos="1080"/>
         </w:tabs>
-        <w:ind w:start="1080" w:hanging="360"/>
+        <w:ind w:left="1080" w:hanging="360"/>
       </w:pPr>
+      <w:rPr/>
     </w:lvl>
     <w:lvl w:ilvl="2">
       <w:start w:val="1"/>
       <w:numFmt w:val="decimal"/>
       <w:lvlText w:val="%3."/>
-      <w:lvlJc w:val="start"/>
+      <w:lvlJc w:val="left"/>
       <w:pPr>
         <w:tabs>
           <w:tab w:val="num" w:pos="1440"/>
         </w:tabs>
-        <w:ind w:start="1440" w:hanging="360"/>
+        <w:ind w:left="1440" w:hanging="360"/>
       </w:pPr>
+      <w:rPr/>
     </w:lvl>
     <w:lvl w:ilvl="3">
       <w:start w:val="1"/>
       <w:numFmt w:val="decimal"/>
       <w:lvlText w:val="%4."/>
-      <w:lvlJc w:val="start"/>
+      <w:lvlJc w:val="left"/>
       <w:pPr>
         <w:tabs>
           <w:tab w:val="num" w:pos="1800"/>
         </w:tabs>
-        <w:ind w:start="1800" w:hanging="360"/>
+        <w:ind w:left="1800" w:hanging="360"/>
       </w:pPr>
+      <w:rPr/>
     </w:lvl>
     <w:lvl w:ilvl="4">
       <w:start w:val="1"/>
       <w:numFmt w:val="decimal"/>
       <w:lvlText w:val="%5."/>
-      <w:lvlJc w:val="start"/>
+      <w:lvlJc w:val="left"/>
       <w:pPr>
         <w:tabs>
           <w:tab w:val="num" w:pos="2160"/>
         </w:tabs>
-        <w:ind w:start="2160" w:hanging="360"/>
+        <w:ind w:left="2160" w:hanging="360"/>
       </w:pPr>
+      <w:rPr/>
     </w:lvl>
     <w:lvl w:ilvl="5">
       <w:start w:val="1"/>
       <w:numFmt w:val="decimal"/>
       <w:lvlText w:val="%6."/>
-      <w:lvlJc w:val="start"/>
+      <w:lvlJc w:val="left"/>
       <w:pPr>
         <w:tabs>
           <w:tab w:val="num" w:pos="2520"/>
         </w:tabs>
-        <w:ind w:start="2520" w:hanging="360"/>
+        <w:ind w:left="2520" w:hanging="360"/>
       </w:pPr>
+      <w:rPr/>
     </w:lvl>
     <w:lvl w:ilvl="6">
       <w:start w:val="1"/>
       <w:numFmt w:val="decimal"/>
       <w:lvlText w:val="%7."/>
-      <w:lvlJc w:val="start"/>
+      <w:lvlJc w:val="left"/>
       <w:pPr>
         <w:tabs>
           <w:tab w:val="num" w:pos="2880"/>
         </w:tabs>
-        <w:ind w:start="2880" w:hanging="360"/>
+        <w:ind w:left="2880" w:hanging="360"/>
       </w:pPr>
+      <w:rPr/>
     </w:lvl>
     <w:lvl w:ilvl="7">
       <w:start w:val="1"/>
       <w:numFmt w:val="decimal"/>
       <w:lvlText w:val="%8."/>
-      <w:lvlJc w:val="start"/>
+      <w:lvlJc w:val="left"/>
       <w:pPr>
         <w:tabs>
           <w:tab w:val="num" w:pos="3240"/>
         </w:tabs>
-        <w:ind w:start="3240" w:hanging="360"/>
+        <w:ind w:left="3240" w:hanging="360"/>
       </w:pPr>
+      <w:rPr/>
     </w:lvl>
     <w:lvl w:ilvl="8">
       <w:start w:val="1"/>
       <w:numFmt w:val="decimal"/>
       <w:lvlText w:val="%9."/>
-      <w:lvlJc w:val="start"/>
+      <w:lvlJc w:val="left"/>
       <w:pPr>
         <w:tabs>
           <w:tab w:val="num" w:pos="3600"/>
         </w:tabs>
-        <w:ind w:start="3600" w:hanging="360"/>
+        <w:ind w:left="3600" w:hanging="360"/>
       </w:pPr>
+      <w:rPr/>
     </w:lvl>
   </w:abstractNum>
   <w:abstractNum w:abstractNumId="10">
@@ -5009,12 +3600,12 @@
       <w:start w:val="1"/>
       <w:numFmt w:val="bullet"/>
       <w:lvlText w:val=""/>
-      <w:lvlJc w:val="start"/>
+      <w:lvlJc w:val="left"/>
       <w:pPr>
         <w:tabs>
           <w:tab w:val="num" w:pos="0"/>
         </w:tabs>
-        <w:ind w:start="720" w:hanging="360"/>
+        <w:ind w:left="720" w:hanging="360"/>
       </w:pPr>
       <w:rPr>
         <w:rFonts w:ascii="Symbol" w:hAnsi="Symbol" w:cs="Symbol" w:hint="default"/>
@@ -5024,12 +3615,12 @@
       <w:start w:val="1"/>
       <w:numFmt w:val="bullet"/>
       <w:lvlText w:val="o"/>
-      <w:lvlJc w:val="start"/>
+      <w:lvlJc w:val="left"/>
       <w:pPr>
         <w:tabs>
           <w:tab w:val="num" w:pos="0"/>
         </w:tabs>
-        <w:ind w:start="1440" w:hanging="360"/>
+        <w:ind w:left="1440" w:hanging="360"/>
       </w:pPr>
       <w:rPr>
         <w:rFonts w:ascii="Courier New" w:hAnsi="Courier New" w:cs="Courier New" w:hint="default"/>
@@ -5039,12 +3630,12 @@
       <w:start w:val="1"/>
       <w:numFmt w:val="bullet"/>
       <w:lvlText w:val=""/>
-      <w:lvlJc w:val="start"/>
+      <w:lvlJc w:val="left"/>
       <w:pPr>
         <w:tabs>
           <w:tab w:val="num" w:pos="0"/>
         </w:tabs>
-        <w:ind w:start="2160" w:hanging="360"/>
+        <w:ind w:left="2160" w:hanging="360"/>
       </w:pPr>
       <w:rPr>
         <w:rFonts w:ascii="Wingdings" w:hAnsi="Wingdings" w:cs="Wingdings" w:hint="default"/>
@@ -5054,12 +3645,12 @@
       <w:start w:val="1"/>
       <w:numFmt w:val="bullet"/>
       <w:lvlText w:val=""/>
-      <w:lvlJc w:val="start"/>
+      <w:lvlJc w:val="left"/>
       <w:pPr>
         <w:tabs>
           <w:tab w:val="num" w:pos="0"/>
         </w:tabs>
-        <w:ind w:start="2880" w:hanging="360"/>
+        <w:ind w:left="2880" w:hanging="360"/>
       </w:pPr>
       <w:rPr>
         <w:rFonts w:ascii="Symbol" w:hAnsi="Symbol" w:cs="Symbol" w:hint="default"/>
@@ -5069,12 +3660,12 @@
       <w:start w:val="1"/>
       <w:numFmt w:val="bullet"/>
       <w:lvlText w:val="o"/>
-      <w:lvlJc w:val="start"/>
+      <w:lvlJc w:val="left"/>
       <w:pPr>
         <w:tabs>
           <w:tab w:val="num" w:pos="0"/>
         </w:tabs>
-        <w:ind w:start="3600" w:hanging="360"/>
+        <w:ind w:left="3600" w:hanging="360"/>
       </w:pPr>
       <w:rPr>
         <w:rFonts w:ascii="Courier New" w:hAnsi="Courier New" w:cs="Courier New" w:hint="default"/>
@@ -5084,12 +3675,12 @@
       <w:start w:val="1"/>
       <w:numFmt w:val="bullet"/>
       <w:lvlText w:val=""/>
-      <w:lvlJc w:val="start"/>
+      <w:lvlJc w:val="left"/>
       <w:pPr>
         <w:tabs>
           <w:tab w:val="num" w:pos="0"/>
         </w:tabs>
-        <w:ind w:start="4320" w:hanging="360"/>
+        <w:ind w:left="4320" w:hanging="360"/>
       </w:pPr>
       <w:rPr>
         <w:rFonts w:ascii="Wingdings" w:hAnsi="Wingdings" w:cs="Wingdings" w:hint="default"/>
@@ -5099,12 +3690,12 @@
       <w:start w:val="1"/>
       <w:numFmt w:val="bullet"/>
       <w:lvlText w:val=""/>
-      <w:lvlJc w:val="start"/>
+      <w:lvlJc w:val="left"/>
       <w:pPr>
         <w:tabs>
           <w:tab w:val="num" w:pos="0"/>
         </w:tabs>
-        <w:ind w:start="5040" w:hanging="360"/>
+        <w:ind w:left="5040" w:hanging="360"/>
       </w:pPr>
       <w:rPr>
         <w:rFonts w:ascii="Symbol" w:hAnsi="Symbol" w:cs="Symbol" w:hint="default"/>
@@ -5114,12 +3705,12 @@
       <w:start w:val="1"/>
       <w:numFmt w:val="bullet"/>
       <w:lvlText w:val="o"/>
-      <w:lvlJc w:val="start"/>
+      <w:lvlJc w:val="left"/>
       <w:pPr>
         <w:tabs>
           <w:tab w:val="num" w:pos="0"/>
         </w:tabs>
-        <w:ind w:start="5760" w:hanging="360"/>
+        <w:ind w:left="5760" w:hanging="360"/>
       </w:pPr>
       <w:rPr>
         <w:rFonts w:ascii="Courier New" w:hAnsi="Courier New" w:cs="Courier New" w:hint="default"/>
@@ -5129,12 +3720,12 @@
       <w:start w:val="1"/>
       <w:numFmt w:val="bullet"/>
       <w:lvlText w:val=""/>
-      <w:lvlJc w:val="start"/>
+      <w:lvlJc w:val="left"/>
       <w:pPr>
         <w:tabs>
           <w:tab w:val="num" w:pos="0"/>
         </w:tabs>
-        <w:ind w:start="6480" w:hanging="360"/>
+        <w:ind w:left="6480" w:hanging="360"/>
       </w:pPr>
       <w:rPr>
         <w:rFonts w:ascii="Wingdings" w:hAnsi="Wingdings" w:cs="Wingdings" w:hint="default"/>
@@ -5146,12 +3737,12 @@
       <w:start w:val="1"/>
       <w:numFmt w:val="bullet"/>
       <w:lvlText w:val=""/>
-      <w:lvlJc w:val="start"/>
+      <w:lvlJc w:val="left"/>
       <w:pPr>
         <w:tabs>
           <w:tab w:val="num" w:pos="0"/>
         </w:tabs>
-        <w:ind w:start="720" w:hanging="360"/>
+        <w:ind w:left="774" w:hanging="360"/>
       </w:pPr>
       <w:rPr>
         <w:rFonts w:ascii="Symbol" w:hAnsi="Symbol" w:cs="Symbol" w:hint="default"/>
@@ -5161,12 +3752,12 @@
       <w:start w:val="1"/>
       <w:numFmt w:val="bullet"/>
       <w:lvlText w:val="o"/>
-      <w:lvlJc w:val="start"/>
+      <w:lvlJc w:val="left"/>
       <w:pPr>
         <w:tabs>
           <w:tab w:val="num" w:pos="0"/>
         </w:tabs>
-        <w:ind w:start="1440" w:hanging="360"/>
+        <w:ind w:left="1494" w:hanging="360"/>
       </w:pPr>
       <w:rPr>
         <w:rFonts w:ascii="Courier New" w:hAnsi="Courier New" w:cs="Courier New" w:hint="default"/>
@@ -5176,12 +3767,12 @@
       <w:start w:val="1"/>
       <w:numFmt w:val="bullet"/>
       <w:lvlText w:val=""/>
-      <w:lvlJc w:val="start"/>
+      <w:lvlJc w:val="left"/>
       <w:pPr>
         <w:tabs>
           <w:tab w:val="num" w:pos="0"/>
         </w:tabs>
-        <w:ind w:start="2160" w:hanging="360"/>
+        <w:ind w:left="2214" w:hanging="360"/>
       </w:pPr>
       <w:rPr>
         <w:rFonts w:ascii="Wingdings" w:hAnsi="Wingdings" w:cs="Wingdings" w:hint="default"/>
@@ -5191,12 +3782,12 @@
       <w:start w:val="1"/>
       <w:numFmt w:val="bullet"/>
       <w:lvlText w:val=""/>
-      <w:lvlJc w:val="start"/>
+      <w:lvlJc w:val="left"/>
       <w:pPr>
         <w:tabs>
           <w:tab w:val="num" w:pos="0"/>
         </w:tabs>
-        <w:ind w:start="2880" w:hanging="360"/>
+        <w:ind w:left="2934" w:hanging="360"/>
       </w:pPr>
       <w:rPr>
         <w:rFonts w:ascii="Symbol" w:hAnsi="Symbol" w:cs="Symbol" w:hint="default"/>
@@ -5206,12 +3797,12 @@
       <w:start w:val="1"/>
       <w:numFmt w:val="bullet"/>
       <w:lvlText w:val="o"/>
-      <w:lvlJc w:val="start"/>
+      <w:lvlJc w:val="left"/>
       <w:pPr>
         <w:tabs>
           <w:tab w:val="num" w:pos="0"/>
         </w:tabs>
-        <w:ind w:start="3600" w:hanging="360"/>
+        <w:ind w:left="3654" w:hanging="360"/>
       </w:pPr>
       <w:rPr>
         <w:rFonts w:ascii="Courier New" w:hAnsi="Courier New" w:cs="Courier New" w:hint="default"/>
@@ -5221,12 +3812,12 @@
       <w:start w:val="1"/>
       <w:numFmt w:val="bullet"/>
       <w:lvlText w:val=""/>
-      <w:lvlJc w:val="start"/>
+      <w:lvlJc w:val="left"/>
       <w:pPr>
         <w:tabs>
           <w:tab w:val="num" w:pos="0"/>
         </w:tabs>
-        <w:ind w:start="4320" w:hanging="360"/>
+        <w:ind w:left="4374" w:hanging="360"/>
       </w:pPr>
       <w:rPr>
         <w:rFonts w:ascii="Wingdings" w:hAnsi="Wingdings" w:cs="Wingdings" w:hint="default"/>
@@ -5236,12 +3827,12 @@
       <w:start w:val="1"/>
       <w:numFmt w:val="bullet"/>
       <w:lvlText w:val=""/>
-      <w:lvlJc w:val="start"/>
+      <w:lvlJc w:val="left"/>
       <w:pPr>
         <w:tabs>
           <w:tab w:val="num" w:pos="0"/>
         </w:tabs>
-        <w:ind w:start="5040" w:hanging="360"/>
+        <w:ind w:left="5094" w:hanging="360"/>
       </w:pPr>
       <w:rPr>
         <w:rFonts w:ascii="Symbol" w:hAnsi="Symbol" w:cs="Symbol" w:hint="default"/>
@@ -5251,12 +3842,12 @@
       <w:start w:val="1"/>
       <w:numFmt w:val="bullet"/>
       <w:lvlText w:val="o"/>
-      <w:lvlJc w:val="start"/>
+      <w:lvlJc w:val="left"/>
       <w:pPr>
         <w:tabs>
           <w:tab w:val="num" w:pos="0"/>
         </w:tabs>
-        <w:ind w:start="5760" w:hanging="360"/>
+        <w:ind w:left="5814" w:hanging="360"/>
       </w:pPr>
       <w:rPr>
         <w:rFonts w:ascii="Courier New" w:hAnsi="Courier New" w:cs="Courier New" w:hint="default"/>
@@ -5266,12 +3857,12 @@
       <w:start w:val="1"/>
       <w:numFmt w:val="bullet"/>
       <w:lvlText w:val=""/>
-      <w:lvlJc w:val="start"/>
+      <w:lvlJc w:val="left"/>
       <w:pPr>
         <w:tabs>
           <w:tab w:val="num" w:pos="0"/>
         </w:tabs>
-        <w:ind w:start="6480" w:hanging="360"/>
+        <w:ind w:left="6534" w:hanging="360"/>
       </w:pPr>
       <w:rPr>
         <w:rFonts w:ascii="Wingdings" w:hAnsi="Wingdings" w:cs="Wingdings" w:hint="default"/>
@@ -5283,12 +3874,12 @@
       <w:start w:val="1"/>
       <w:numFmt w:val="bullet"/>
       <w:lvlText w:val=""/>
-      <w:lvlJc w:val="start"/>
+      <w:lvlJc w:val="left"/>
       <w:pPr>
         <w:tabs>
           <w:tab w:val="num" w:pos="0"/>
         </w:tabs>
-        <w:ind w:start="720" w:hanging="360"/>
+        <w:ind w:left="720" w:hanging="360"/>
       </w:pPr>
       <w:rPr>
         <w:rFonts w:ascii="Symbol" w:hAnsi="Symbol" w:cs="Symbol" w:hint="default"/>
@@ -5298,12 +3889,12 @@
       <w:start w:val="1"/>
       <w:numFmt w:val="bullet"/>
       <w:lvlText w:val="o"/>
-      <w:lvlJc w:val="start"/>
+      <w:lvlJc w:val="left"/>
       <w:pPr>
         <w:tabs>
           <w:tab w:val="num" w:pos="0"/>
         </w:tabs>
-        <w:ind w:start="1440" w:hanging="360"/>
+        <w:ind w:left="1440" w:hanging="360"/>
       </w:pPr>
       <w:rPr>
         <w:rFonts w:ascii="Courier New" w:hAnsi="Courier New" w:cs="Courier New" w:hint="default"/>
@@ -5313,12 +3904,12 @@
       <w:start w:val="1"/>
       <w:numFmt w:val="bullet"/>
       <w:lvlText w:val=""/>
-      <w:lvlJc w:val="start"/>
+      <w:lvlJc w:val="left"/>
       <w:pPr>
         <w:tabs>
           <w:tab w:val="num" w:pos="0"/>
         </w:tabs>
-        <w:ind w:start="2160" w:hanging="360"/>
+        <w:ind w:left="2160" w:hanging="360"/>
       </w:pPr>
       <w:rPr>
         <w:rFonts w:ascii="Wingdings" w:hAnsi="Wingdings" w:cs="Wingdings" w:hint="default"/>
@@ -5328,12 +3919,12 @@
       <w:start w:val="1"/>
       <w:numFmt w:val="bullet"/>
       <w:lvlText w:val=""/>
-      <w:lvlJc w:val="start"/>
+      <w:lvlJc w:val="left"/>
       <w:pPr>
         <w:tabs>
           <w:tab w:val="num" w:pos="0"/>
         </w:tabs>
-        <w:ind w:start="2880" w:hanging="360"/>
+        <w:ind w:left="2880" w:hanging="360"/>
       </w:pPr>
       <w:rPr>
         <w:rFonts w:ascii="Symbol" w:hAnsi="Symbol" w:cs="Symbol" w:hint="default"/>
@@ -5343,12 +3934,12 @@
       <w:start w:val="1"/>
       <w:numFmt w:val="bullet"/>
       <w:lvlText w:val="o"/>
-      <w:lvlJc w:val="start"/>
+      <w:lvlJc w:val="left"/>
       <w:pPr>
         <w:tabs>
           <w:tab w:val="num" w:pos="0"/>
         </w:tabs>
-        <w:ind w:start="3600" w:hanging="360"/>
+        <w:ind w:left="3600" w:hanging="360"/>
       </w:pPr>
       <w:rPr>
         <w:rFonts w:ascii="Courier New" w:hAnsi="Courier New" w:cs="Courier New" w:hint="default"/>
@@ -5358,12 +3949,12 @@
       <w:start w:val="1"/>
       <w:numFmt w:val="bullet"/>
       <w:lvlText w:val=""/>
-      <w:lvlJc w:val="start"/>
+      <w:lvlJc w:val="left"/>
       <w:pPr>
         <w:tabs>
           <w:tab w:val="num" w:pos="0"/>
         </w:tabs>
-        <w:ind w:start="4320" w:hanging="360"/>
+        <w:ind w:left="4320" w:hanging="360"/>
       </w:pPr>
       <w:rPr>
         <w:rFonts w:ascii="Wingdings" w:hAnsi="Wingdings" w:cs="Wingdings" w:hint="default"/>
@@ -5373,12 +3964,12 @@
       <w:start w:val="1"/>
       <w:numFmt w:val="bullet"/>
       <w:lvlText w:val=""/>
-      <w:lvlJc w:val="start"/>
+      <w:lvlJc w:val="left"/>
       <w:pPr>
         <w:tabs>
           <w:tab w:val="num" w:pos="0"/>
         </w:tabs>
-        <w:ind w:start="5040" w:hanging="360"/>
+        <w:ind w:left="5040" w:hanging="360"/>
       </w:pPr>
       <w:rPr>
         <w:rFonts w:ascii="Symbol" w:hAnsi="Symbol" w:cs="Symbol" w:hint="default"/>
@@ -5388,12 +3979,12 @@
       <w:start w:val="1"/>
       <w:numFmt w:val="bullet"/>
       <w:lvlText w:val="o"/>
-      <w:lvlJc w:val="start"/>
+      <w:lvlJc w:val="left"/>
       <w:pPr>
         <w:tabs>
           <w:tab w:val="num" w:pos="0"/>
         </w:tabs>
-        <w:ind w:start="5760" w:hanging="360"/>
+        <w:ind w:left="5760" w:hanging="360"/>
       </w:pPr>
       <w:rPr>
         <w:rFonts w:ascii="Courier New" w:hAnsi="Courier New" w:cs="Courier New" w:hint="default"/>
@@ -5403,12 +3994,12 @@
       <w:start w:val="1"/>
       <w:numFmt w:val="bullet"/>
       <w:lvlText w:val=""/>
-      <w:lvlJc w:val="start"/>
+      <w:lvlJc w:val="left"/>
       <w:pPr>
         <w:tabs>
           <w:tab w:val="num" w:pos="0"/>
         </w:tabs>
-        <w:ind w:start="6480" w:hanging="360"/>
+        <w:ind w:left="6480" w:hanging="360"/>
       </w:pPr>
       <w:rPr>
         <w:rFonts w:ascii="Wingdings" w:hAnsi="Wingdings" w:cs="Wingdings" w:hint="default"/>
@@ -5420,12 +4011,12 @@
       <w:start w:val="1"/>
       <w:numFmt w:val="bullet"/>
       <w:lvlText w:val=""/>
-      <w:lvlJc w:val="start"/>
+      <w:lvlJc w:val="left"/>
       <w:pPr>
         <w:tabs>
           <w:tab w:val="num" w:pos="0"/>
         </w:tabs>
-        <w:ind w:start="720" w:hanging="360"/>
+        <w:ind w:left="720" w:hanging="360"/>
       </w:pPr>
       <w:rPr>
         <w:rFonts w:ascii="Symbol" w:hAnsi="Symbol" w:cs="Symbol" w:hint="default"/>
@@ -5435,12 +4026,12 @@
       <w:start w:val="1"/>
       <w:numFmt w:val="bullet"/>
       <w:lvlText w:val="o"/>
-      <w:lvlJc w:val="start"/>
+      <w:lvlJc w:val="left"/>
       <w:pPr>
         <w:tabs>
           <w:tab w:val="num" w:pos="0"/>
         </w:tabs>
-        <w:ind w:start="1440" w:hanging="360"/>
+        <w:ind w:left="1440" w:hanging="360"/>
       </w:pPr>
       <w:rPr>
         <w:rFonts w:ascii="Courier New" w:hAnsi="Courier New" w:cs="Courier New" w:hint="default"/>
@@ -5450,12 +4041,12 @@
       <w:start w:val="1"/>
       <w:numFmt w:val="bullet"/>
       <w:lvlText w:val=""/>
-      <w:lvlJc w:val="start"/>
+      <w:lvlJc w:val="left"/>
       <w:pPr>
         <w:tabs>
           <w:tab w:val="num" w:pos="0"/>
         </w:tabs>
-        <w:ind w:start="2160" w:hanging="360"/>
+        <w:ind w:left="2160" w:hanging="360"/>
       </w:pPr>
       <w:rPr>
         <w:rFonts w:ascii="Wingdings" w:hAnsi="Wingdings" w:cs="Wingdings" w:hint="default"/>
@@ -5465,12 +4056,12 @@
       <w:start w:val="1"/>
       <w:numFmt w:val="bullet"/>
       <w:lvlText w:val=""/>
-      <w:lvlJc w:val="start"/>
+      <w:lvlJc w:val="left"/>
       <w:pPr>
         <w:tabs>
           <w:tab w:val="num" w:pos="0"/>
         </w:tabs>
-        <w:ind w:start="2880" w:hanging="360"/>
+        <w:ind w:left="2880" w:hanging="360"/>
       </w:pPr>
       <w:rPr>
         <w:rFonts w:ascii="Symbol" w:hAnsi="Symbol" w:cs="Symbol" w:hint="default"/>
@@ -5480,12 +4071,12 @@
       <w:start w:val="1"/>
       <w:numFmt w:val="bullet"/>
       <w:lvlText w:val="o"/>
-      <w:lvlJc w:val="start"/>
+      <w:lvlJc w:val="left"/>
       <w:pPr>
         <w:tabs>
           <w:tab w:val="num" w:pos="0"/>
         </w:tabs>
-        <w:ind w:start="3600" w:hanging="360"/>
+        <w:ind w:left="3600" w:hanging="360"/>
       </w:pPr>
       <w:rPr>
         <w:rFonts w:ascii="Courier New" w:hAnsi="Courier New" w:cs="Courier New" w:hint="default"/>
@@ -5495,12 +4086,12 @@
       <w:start w:val="1"/>
       <w:numFmt w:val="bullet"/>
       <w:lvlText w:val=""/>
-      <w:lvlJc w:val="start"/>
+      <w:lvlJc w:val="left"/>
       <w:pPr>
         <w:tabs>
           <w:tab w:val="num" w:pos="0"/>
         </w:tabs>
-        <w:ind w:start="4320" w:hanging="360"/>
+        <w:ind w:left="4320" w:hanging="360"/>
       </w:pPr>
       <w:rPr>
         <w:rFonts w:ascii="Wingdings" w:hAnsi="Wingdings" w:cs="Wingdings" w:hint="default"/>
@@ -5510,12 +4101,12 @@
       <w:start w:val="1"/>
       <w:numFmt w:val="bullet"/>
       <w:lvlText w:val=""/>
-      <w:lvlJc w:val="start"/>
+      <w:lvlJc w:val="left"/>
       <w:pPr>
         <w:tabs>
           <w:tab w:val="num" w:pos="0"/>
         </w:tabs>
-        <w:ind w:start="5040" w:hanging="360"/>
+        <w:ind w:left="5040" w:hanging="360"/>
       </w:pPr>
       <w:rPr>
         <w:rFonts w:ascii="Symbol" w:hAnsi="Symbol" w:cs="Symbol" w:hint="default"/>
@@ -5525,12 +4116,12 @@
       <w:start w:val="1"/>
       <w:numFmt w:val="bullet"/>
       <w:lvlText w:val="o"/>
-      <w:lvlJc w:val="start"/>
+      <w:lvlJc w:val="left"/>
       <w:pPr>
         <w:tabs>
           <w:tab w:val="num" w:pos="0"/>
         </w:tabs>
-        <w:ind w:start="5760" w:hanging="360"/>
+        <w:ind w:left="5760" w:hanging="360"/>
       </w:pPr>
       <w:rPr>
         <w:rFonts w:ascii="Courier New" w:hAnsi="Courier New" w:cs="Courier New" w:hint="default"/>
@@ -5540,12 +4131,12 @@
       <w:start w:val="1"/>
       <w:numFmt w:val="bullet"/>
       <w:lvlText w:val=""/>
-      <w:lvlJc w:val="start"/>
+      <w:lvlJc w:val="left"/>
       <w:pPr>
         <w:tabs>
           <w:tab w:val="num" w:pos="0"/>
         </w:tabs>
-        <w:ind w:start="6480" w:hanging="360"/>
+        <w:ind w:left="6480" w:hanging="360"/>
       </w:pPr>
       <w:rPr>
         <w:rFonts w:ascii="Wingdings" w:hAnsi="Wingdings" w:cs="Wingdings" w:hint="default"/>
@@ -5555,563 +4146,15 @@
   <w:abstractNum w:abstractNumId="14">
     <w:lvl w:ilvl="0">
       <w:start w:val="1"/>
-      <w:numFmt w:val="bullet"/>
-      <w:lvlText w:val=""/>
-      <w:lvlJc w:val="start"/>
+      <w:numFmt w:val="none"/>
+      <w:suff w:val="nothing"/>
+      <w:lvlText w:val=""/>
+      <w:lvlJc w:val="left"/>
       <w:pPr>
         <w:tabs>
           <w:tab w:val="num" w:pos="0"/>
         </w:tabs>
-        <w:ind w:start="720" w:hanging="360"/>
-      </w:pPr>
-      <w:rPr>
-        <w:rFonts w:ascii="Symbol" w:hAnsi="Symbol" w:cs="Symbol" w:hint="default"/>
-      </w:rPr>
-    </w:lvl>
-    <w:lvl w:ilvl="1">
-      <w:start w:val="1"/>
-      <w:numFmt w:val="bullet"/>
-      <w:lvlText w:val="o"/>
-      <w:lvlJc w:val="start"/>
-      <w:pPr>
-        <w:tabs>
-          <w:tab w:val="num" w:pos="0"/>
-        </w:tabs>
-        <w:ind w:start="1440" w:hanging="360"/>
-      </w:pPr>
-      <w:rPr>
-        <w:rFonts w:ascii="Courier New" w:hAnsi="Courier New" w:cs="Courier New" w:hint="default"/>
-      </w:rPr>
-    </w:lvl>
-    <w:lvl w:ilvl="2">
-      <w:start w:val="1"/>
-      <w:numFmt w:val="bullet"/>
-      <w:lvlText w:val=""/>
-      <w:lvlJc w:val="start"/>
-      <w:pPr>
-        <w:tabs>
-          <w:tab w:val="num" w:pos="0"/>
-        </w:tabs>
-        <w:ind w:start="2160" w:hanging="360"/>
-      </w:pPr>
-      <w:rPr>
-        <w:rFonts w:ascii="Wingdings" w:hAnsi="Wingdings" w:cs="Wingdings" w:hint="default"/>
-      </w:rPr>
-    </w:lvl>
-    <w:lvl w:ilvl="3">
-      <w:start w:val="1"/>
-      <w:numFmt w:val="bullet"/>
-      <w:lvlText w:val=""/>
-      <w:lvlJc w:val="start"/>
-      <w:pPr>
-        <w:tabs>
-          <w:tab w:val="num" w:pos="0"/>
-        </w:tabs>
-        <w:ind w:start="2880" w:hanging="360"/>
-      </w:pPr>
-      <w:rPr>
-        <w:rFonts w:ascii="Symbol" w:hAnsi="Symbol" w:cs="Symbol" w:hint="default"/>
-      </w:rPr>
-    </w:lvl>
-    <w:lvl w:ilvl="4">
-      <w:start w:val="1"/>
-      <w:numFmt w:val="bullet"/>
-      <w:lvlText w:val="o"/>
-      <w:lvlJc w:val="start"/>
-      <w:pPr>
-        <w:tabs>
-          <w:tab w:val="num" w:pos="0"/>
-        </w:tabs>
-        <w:ind w:start="3600" w:hanging="360"/>
-      </w:pPr>
-      <w:rPr>
-        <w:rFonts w:ascii="Courier New" w:hAnsi="Courier New" w:cs="Courier New" w:hint="default"/>
-      </w:rPr>
-    </w:lvl>
-    <w:lvl w:ilvl="5">
-      <w:start w:val="1"/>
-      <w:numFmt w:val="bullet"/>
-      <w:lvlText w:val=""/>
-      <w:lvlJc w:val="start"/>
-      <w:pPr>
-        <w:tabs>
-          <w:tab w:val="num" w:pos="0"/>
-        </w:tabs>
-        <w:ind w:start="4320" w:hanging="360"/>
-      </w:pPr>
-      <w:rPr>
-        <w:rFonts w:ascii="Wingdings" w:hAnsi="Wingdings" w:cs="Wingdings" w:hint="default"/>
-      </w:rPr>
-    </w:lvl>
-    <w:lvl w:ilvl="6">
-      <w:start w:val="1"/>
-      <w:numFmt w:val="bullet"/>
-      <w:lvlText w:val=""/>
-      <w:lvlJc w:val="start"/>
-      <w:pPr>
-        <w:tabs>
-          <w:tab w:val="num" w:pos="0"/>
-        </w:tabs>
-        <w:ind w:start="5040" w:hanging="360"/>
-      </w:pPr>
-      <w:rPr>
-        <w:rFonts w:ascii="Symbol" w:hAnsi="Symbol" w:cs="Symbol" w:hint="default"/>
-      </w:rPr>
-    </w:lvl>
-    <w:lvl w:ilvl="7">
-      <w:start w:val="1"/>
-      <w:numFmt w:val="bullet"/>
-      <w:lvlText w:val="o"/>
-      <w:lvlJc w:val="start"/>
-      <w:pPr>
-        <w:tabs>
-          <w:tab w:val="num" w:pos="0"/>
-        </w:tabs>
-        <w:ind w:start="5760" w:hanging="360"/>
-      </w:pPr>
-      <w:rPr>
-        <w:rFonts w:ascii="Courier New" w:hAnsi="Courier New" w:cs="Courier New" w:hint="default"/>
-      </w:rPr>
-    </w:lvl>
-    <w:lvl w:ilvl="8">
-      <w:start w:val="1"/>
-      <w:numFmt w:val="bullet"/>
-      <w:lvlText w:val=""/>
-      <w:lvlJc w:val="start"/>
-      <w:pPr>
-        <w:tabs>
-          <w:tab w:val="num" w:pos="0"/>
-        </w:tabs>
-        <w:ind w:start="6480" w:hanging="360"/>
-      </w:pPr>
-      <w:rPr>
-        <w:rFonts w:ascii="Wingdings" w:hAnsi="Wingdings" w:cs="Wingdings" w:hint="default"/>
-      </w:rPr>
-    </w:lvl>
-  </w:abstractNum>
-  <w:abstractNum w:abstractNumId="15">
-    <w:lvl w:ilvl="0">
-      <w:start w:val="1"/>
-      <w:numFmt w:val="bullet"/>
-      <w:lvlText w:val=""/>
-      <w:lvlJc w:val="start"/>
-      <w:pPr>
-        <w:tabs>
-          <w:tab w:val="num" w:pos="0"/>
-        </w:tabs>
-        <w:ind w:start="774" w:hanging="360"/>
-      </w:pPr>
-      <w:rPr>
-        <w:rFonts w:ascii="Symbol" w:hAnsi="Symbol" w:cs="Symbol" w:hint="default"/>
-      </w:rPr>
-    </w:lvl>
-    <w:lvl w:ilvl="1">
-      <w:start w:val="1"/>
-      <w:numFmt w:val="bullet"/>
-      <w:lvlText w:val="o"/>
-      <w:lvlJc w:val="start"/>
-      <w:pPr>
-        <w:tabs>
-          <w:tab w:val="num" w:pos="0"/>
-        </w:tabs>
-        <w:ind w:start="1494" w:hanging="360"/>
-      </w:pPr>
-      <w:rPr>
-        <w:rFonts w:ascii="Courier New" w:hAnsi="Courier New" w:cs="Courier New" w:hint="default"/>
-      </w:rPr>
-    </w:lvl>
-    <w:lvl w:ilvl="2">
-      <w:start w:val="1"/>
-      <w:numFmt w:val="bullet"/>
-      <w:lvlText w:val=""/>
-      <w:lvlJc w:val="start"/>
-      <w:pPr>
-        <w:tabs>
-          <w:tab w:val="num" w:pos="0"/>
-        </w:tabs>
-        <w:ind w:start="2214" w:hanging="360"/>
-      </w:pPr>
-      <w:rPr>
-        <w:rFonts w:ascii="Wingdings" w:hAnsi="Wingdings" w:cs="Wingdings" w:hint="default"/>
-      </w:rPr>
-    </w:lvl>
-    <w:lvl w:ilvl="3">
-      <w:start w:val="1"/>
-      <w:numFmt w:val="bullet"/>
-      <w:lvlText w:val=""/>
-      <w:lvlJc w:val="start"/>
-      <w:pPr>
-        <w:tabs>
-          <w:tab w:val="num" w:pos="0"/>
-        </w:tabs>
-        <w:ind w:start="2934" w:hanging="360"/>
-      </w:pPr>
-      <w:rPr>
-        <w:rFonts w:ascii="Symbol" w:hAnsi="Symbol" w:cs="Symbol" w:hint="default"/>
-      </w:rPr>
-    </w:lvl>
-    <w:lvl w:ilvl="4">
-      <w:start w:val="1"/>
-      <w:numFmt w:val="bullet"/>
-      <w:lvlText w:val="o"/>
-      <w:lvlJc w:val="start"/>
-      <w:pPr>
-        <w:tabs>
-          <w:tab w:val="num" w:pos="0"/>
-        </w:tabs>
-        <w:ind w:start="3654" w:hanging="360"/>
-      </w:pPr>
-      <w:rPr>
-        <w:rFonts w:ascii="Courier New" w:hAnsi="Courier New" w:cs="Courier New" w:hint="default"/>
-      </w:rPr>
-    </w:lvl>
-    <w:lvl w:ilvl="5">
-      <w:start w:val="1"/>
-      <w:numFmt w:val="bullet"/>
-      <w:lvlText w:val=""/>
-      <w:lvlJc w:val="start"/>
-      <w:pPr>
-        <w:tabs>
-          <w:tab w:val="num" w:pos="0"/>
-        </w:tabs>
-        <w:ind w:start="4374" w:hanging="360"/>
-      </w:pPr>
-      <w:rPr>
-        <w:rFonts w:ascii="Wingdings" w:hAnsi="Wingdings" w:cs="Wingdings" w:hint="default"/>
-      </w:rPr>
-    </w:lvl>
-    <w:lvl w:ilvl="6">
-      <w:start w:val="1"/>
-      <w:numFmt w:val="bullet"/>
-      <w:lvlText w:val=""/>
-      <w:lvlJc w:val="start"/>
-      <w:pPr>
-        <w:tabs>
-          <w:tab w:val="num" w:pos="0"/>
-        </w:tabs>
-        <w:ind w:start="5094" w:hanging="360"/>
-      </w:pPr>
-      <w:rPr>
-        <w:rFonts w:ascii="Symbol" w:hAnsi="Symbol" w:cs="Symbol" w:hint="default"/>
-      </w:rPr>
-    </w:lvl>
-    <w:lvl w:ilvl="7">
-      <w:start w:val="1"/>
-      <w:numFmt w:val="bullet"/>
-      <w:lvlText w:val="o"/>
-      <w:lvlJc w:val="start"/>
-      <w:pPr>
-        <w:tabs>
-          <w:tab w:val="num" w:pos="0"/>
-        </w:tabs>
-        <w:ind w:start="5814" w:hanging="360"/>
-      </w:pPr>
-      <w:rPr>
-        <w:rFonts w:ascii="Courier New" w:hAnsi="Courier New" w:cs="Courier New" w:hint="default"/>
-      </w:rPr>
-    </w:lvl>
-    <w:lvl w:ilvl="8">
-      <w:start w:val="1"/>
-      <w:numFmt w:val="bullet"/>
-      <w:lvlText w:val=""/>
-      <w:lvlJc w:val="start"/>
-      <w:pPr>
-        <w:tabs>
-          <w:tab w:val="num" w:pos="0"/>
-        </w:tabs>
-        <w:ind w:start="6534" w:hanging="360"/>
-      </w:pPr>
-      <w:rPr>
-        <w:rFonts w:ascii="Wingdings" w:hAnsi="Wingdings" w:cs="Wingdings" w:hint="default"/>
-      </w:rPr>
-    </w:lvl>
-  </w:abstractNum>
-  <w:abstractNum w:abstractNumId="16">
-    <w:lvl w:ilvl="0">
-      <w:start w:val="1"/>
-      <w:numFmt w:val="bullet"/>
-      <w:lvlText w:val=""/>
-      <w:lvlJc w:val="start"/>
-      <w:pPr>
-        <w:tabs>
-          <w:tab w:val="num" w:pos="0"/>
-        </w:tabs>
-        <w:ind w:start="720" w:hanging="360"/>
-      </w:pPr>
-      <w:rPr>
-        <w:rFonts w:ascii="Symbol" w:hAnsi="Symbol" w:cs="Symbol" w:hint="default"/>
-      </w:rPr>
-    </w:lvl>
-    <w:lvl w:ilvl="1">
-      <w:start w:val="1"/>
-      <w:numFmt w:val="bullet"/>
-      <w:lvlText w:val="o"/>
-      <w:lvlJc w:val="start"/>
-      <w:pPr>
-        <w:tabs>
-          <w:tab w:val="num" w:pos="0"/>
-        </w:tabs>
-        <w:ind w:start="1440" w:hanging="360"/>
-      </w:pPr>
-      <w:rPr>
-        <w:rFonts w:ascii="Courier New" w:hAnsi="Courier New" w:cs="Courier New" w:hint="default"/>
-      </w:rPr>
-    </w:lvl>
-    <w:lvl w:ilvl="2">
-      <w:start w:val="1"/>
-      <w:numFmt w:val="bullet"/>
-      <w:lvlText w:val=""/>
-      <w:lvlJc w:val="start"/>
-      <w:pPr>
-        <w:tabs>
-          <w:tab w:val="num" w:pos="0"/>
-        </w:tabs>
-        <w:ind w:start="2160" w:hanging="360"/>
-      </w:pPr>
-      <w:rPr>
-        <w:rFonts w:ascii="Wingdings" w:hAnsi="Wingdings" w:cs="Wingdings" w:hint="default"/>
-      </w:rPr>
-    </w:lvl>
-    <w:lvl w:ilvl="3">
-      <w:start w:val="1"/>
-      <w:numFmt w:val="bullet"/>
-      <w:lvlText w:val=""/>
-      <w:lvlJc w:val="start"/>
-      <w:pPr>
-        <w:tabs>
-          <w:tab w:val="num" w:pos="0"/>
-        </w:tabs>
-        <w:ind w:start="2880" w:hanging="360"/>
-      </w:pPr>
-      <w:rPr>
-        <w:rFonts w:ascii="Symbol" w:hAnsi="Symbol" w:cs="Symbol" w:hint="default"/>
-      </w:rPr>
-    </w:lvl>
-    <w:lvl w:ilvl="4">
-      <w:start w:val="1"/>
-      <w:numFmt w:val="bullet"/>
-      <w:lvlText w:val="o"/>
-      <w:lvlJc w:val="start"/>
-      <w:pPr>
-        <w:tabs>
-          <w:tab w:val="num" w:pos="0"/>
-        </w:tabs>
-        <w:ind w:start="3600" w:hanging="360"/>
-      </w:pPr>
-      <w:rPr>
-        <w:rFonts w:ascii="Courier New" w:hAnsi="Courier New" w:cs="Courier New" w:hint="default"/>
-      </w:rPr>
-    </w:lvl>
-    <w:lvl w:ilvl="5">
-      <w:start w:val="1"/>
-      <w:numFmt w:val="bullet"/>
-      <w:lvlText w:val=""/>
-      <w:lvlJc w:val="start"/>
-      <w:pPr>
-        <w:tabs>
-          <w:tab w:val="num" w:pos="0"/>
-        </w:tabs>
-        <w:ind w:start="4320" w:hanging="360"/>
-      </w:pPr>
-      <w:rPr>
-        <w:rFonts w:ascii="Wingdings" w:hAnsi="Wingdings" w:cs="Wingdings" w:hint="default"/>
-      </w:rPr>
-    </w:lvl>
-    <w:lvl w:ilvl="6">
-      <w:start w:val="1"/>
-      <w:numFmt w:val="bullet"/>
-      <w:lvlText w:val=""/>
-      <w:lvlJc w:val="start"/>
-      <w:pPr>
-        <w:tabs>
-          <w:tab w:val="num" w:pos="0"/>
-        </w:tabs>
-        <w:ind w:start="5040" w:hanging="360"/>
-      </w:pPr>
-      <w:rPr>
-        <w:rFonts w:ascii="Symbol" w:hAnsi="Symbol" w:cs="Symbol" w:hint="default"/>
-      </w:rPr>
-    </w:lvl>
-    <w:lvl w:ilvl="7">
-      <w:start w:val="1"/>
-      <w:numFmt w:val="bullet"/>
-      <w:lvlText w:val="o"/>
-      <w:lvlJc w:val="start"/>
-      <w:pPr>
-        <w:tabs>
-          <w:tab w:val="num" w:pos="0"/>
-        </w:tabs>
-        <w:ind w:start="5760" w:hanging="360"/>
-      </w:pPr>
-      <w:rPr>
-        <w:rFonts w:ascii="Courier New" w:hAnsi="Courier New" w:cs="Courier New" w:hint="default"/>
-      </w:rPr>
-    </w:lvl>
-    <w:lvl w:ilvl="8">
-      <w:start w:val="1"/>
-      <w:numFmt w:val="bullet"/>
-      <w:lvlText w:val=""/>
-      <w:lvlJc w:val="start"/>
-      <w:pPr>
-        <w:tabs>
-          <w:tab w:val="num" w:pos="0"/>
-        </w:tabs>
-        <w:ind w:start="6480" w:hanging="360"/>
-      </w:pPr>
-      <w:rPr>
-        <w:rFonts w:ascii="Wingdings" w:hAnsi="Wingdings" w:cs="Wingdings" w:hint="default"/>
-      </w:rPr>
-    </w:lvl>
-  </w:abstractNum>
-  <w:abstractNum w:abstractNumId="17">
-    <w:lvl w:ilvl="0">
-      <w:start w:val="1"/>
-      <w:numFmt w:val="bullet"/>
-      <w:lvlText w:val=""/>
-      <w:lvlJc w:val="start"/>
-      <w:pPr>
-        <w:tabs>
-          <w:tab w:val="num" w:pos="0"/>
-        </w:tabs>
-        <w:ind w:start="720" w:hanging="360"/>
-      </w:pPr>
-      <w:rPr>
-        <w:rFonts w:ascii="Symbol" w:hAnsi="Symbol" w:cs="Symbol" w:hint="default"/>
-      </w:rPr>
-    </w:lvl>
-    <w:lvl w:ilvl="1">
-      <w:start w:val="1"/>
-      <w:numFmt w:val="bullet"/>
-      <w:lvlText w:val="o"/>
-      <w:lvlJc w:val="start"/>
-      <w:pPr>
-        <w:tabs>
-          <w:tab w:val="num" w:pos="0"/>
-        </w:tabs>
-        <w:ind w:start="1440" w:hanging="360"/>
-      </w:pPr>
-      <w:rPr>
-        <w:rFonts w:ascii="Courier New" w:hAnsi="Courier New" w:cs="Courier New" w:hint="default"/>
-      </w:rPr>
-    </w:lvl>
-    <w:lvl w:ilvl="2">
-      <w:start w:val="1"/>
-      <w:numFmt w:val="bullet"/>
-      <w:lvlText w:val=""/>
-      <w:lvlJc w:val="start"/>
-      <w:pPr>
-        <w:tabs>
-          <w:tab w:val="num" w:pos="0"/>
-        </w:tabs>
-        <w:ind w:start="2160" w:hanging="360"/>
-      </w:pPr>
-      <w:rPr>
-        <w:rFonts w:ascii="Wingdings" w:hAnsi="Wingdings" w:cs="Wingdings" w:hint="default"/>
-      </w:rPr>
-    </w:lvl>
-    <w:lvl w:ilvl="3">
-      <w:start w:val="1"/>
-      <w:numFmt w:val="bullet"/>
-      <w:lvlText w:val=""/>
-      <w:lvlJc w:val="start"/>
-      <w:pPr>
-        <w:tabs>
-          <w:tab w:val="num" w:pos="0"/>
-        </w:tabs>
-        <w:ind w:start="2880" w:hanging="360"/>
-      </w:pPr>
-      <w:rPr>
-        <w:rFonts w:ascii="Symbol" w:hAnsi="Symbol" w:cs="Symbol" w:hint="default"/>
-      </w:rPr>
-    </w:lvl>
-    <w:lvl w:ilvl="4">
-      <w:start w:val="1"/>
-      <w:numFmt w:val="bullet"/>
-      <w:lvlText w:val="o"/>
-      <w:lvlJc w:val="start"/>
-      <w:pPr>
-        <w:tabs>
-          <w:tab w:val="num" w:pos="0"/>
-        </w:tabs>
-        <w:ind w:start="3600" w:hanging="360"/>
-      </w:pPr>
-      <w:rPr>
-        <w:rFonts w:ascii="Courier New" w:hAnsi="Courier New" w:cs="Courier New" w:hint="default"/>
-      </w:rPr>
-    </w:lvl>
-    <w:lvl w:ilvl="5">
-      <w:start w:val="1"/>
-      <w:numFmt w:val="bullet"/>
-      <w:lvlText w:val=""/>
-      <w:lvlJc w:val="start"/>
-      <w:pPr>
-        <w:tabs>
-          <w:tab w:val="num" w:pos="0"/>
-        </w:tabs>
-        <w:ind w:start="4320" w:hanging="360"/>
-      </w:pPr>
-      <w:rPr>
-        <w:rFonts w:ascii="Wingdings" w:hAnsi="Wingdings" w:cs="Wingdings" w:hint="default"/>
-      </w:rPr>
-    </w:lvl>
-    <w:lvl w:ilvl="6">
-      <w:start w:val="1"/>
-      <w:numFmt w:val="bullet"/>
-      <w:lvlText w:val=""/>
-      <w:lvlJc w:val="start"/>
-      <w:pPr>
-        <w:tabs>
-          <w:tab w:val="num" w:pos="0"/>
-        </w:tabs>
-        <w:ind w:start="5040" w:hanging="360"/>
-      </w:pPr>
-      <w:rPr>
-        <w:rFonts w:ascii="Symbol" w:hAnsi="Symbol" w:cs="Symbol" w:hint="default"/>
-      </w:rPr>
-    </w:lvl>
-    <w:lvl w:ilvl="7">
-      <w:start w:val="1"/>
-      <w:numFmt w:val="bullet"/>
-      <w:lvlText w:val="o"/>
-      <w:lvlJc w:val="start"/>
-      <w:pPr>
-        <w:tabs>
-          <w:tab w:val="num" w:pos="0"/>
-        </w:tabs>
-        <w:ind w:start="5760" w:hanging="360"/>
-      </w:pPr>
-      <w:rPr>
-        <w:rFonts w:ascii="Courier New" w:hAnsi="Courier New" w:cs="Courier New" w:hint="default"/>
-      </w:rPr>
-    </w:lvl>
-    <w:lvl w:ilvl="8">
-      <w:start w:val="1"/>
-      <w:numFmt w:val="bullet"/>
-      <w:lvlText w:val=""/>
-      <w:lvlJc w:val="start"/>
-      <w:pPr>
-        <w:tabs>
-          <w:tab w:val="num" w:pos="0"/>
-        </w:tabs>
-        <w:ind w:start="6480" w:hanging="360"/>
-      </w:pPr>
-      <w:rPr>
-        <w:rFonts w:ascii="Wingdings" w:hAnsi="Wingdings" w:cs="Wingdings" w:hint="default"/>
-      </w:rPr>
-    </w:lvl>
-  </w:abstractNum>
-  <w:abstractNum w:abstractNumId="18">
-    <w:lvl w:ilvl="0">
-      <w:start w:val="1"/>
-      <w:numFmt w:val="none"/>
-      <w:suff w:val="nothing"/>
-      <w:lvlText w:val=""/>
-      <w:lvlJc w:val="start"/>
-      <w:pPr>
-        <w:tabs>
-          <w:tab w:val="num" w:pos="0"/>
-        </w:tabs>
-        <w:ind w:start="0" w:hanging="0"/>
+        <w:ind w:left="0" w:hanging="0"/>
       </w:pPr>
     </w:lvl>
     <w:lvl w:ilvl="1">
@@ -6119,12 +4162,12 @@
       <w:numFmt w:val="none"/>
       <w:suff w:val="nothing"/>
       <w:lvlText w:val=""/>
-      <w:lvlJc w:val="start"/>
+      <w:lvlJc w:val="left"/>
       <w:pPr>
         <w:tabs>
           <w:tab w:val="num" w:pos="0"/>
         </w:tabs>
-        <w:ind w:start="0" w:hanging="0"/>
+        <w:ind w:left="0" w:hanging="0"/>
       </w:pPr>
     </w:lvl>
     <w:lvl w:ilvl="2">
@@ -6132,12 +4175,12 @@
       <w:numFmt w:val="none"/>
       <w:suff w:val="nothing"/>
       <w:lvlText w:val=""/>
-      <w:lvlJc w:val="start"/>
+      <w:lvlJc w:val="left"/>
       <w:pPr>
         <w:tabs>
           <w:tab w:val="num" w:pos="0"/>
         </w:tabs>
-        <w:ind w:start="0" w:hanging="0"/>
+        <w:ind w:left="0" w:hanging="0"/>
       </w:pPr>
     </w:lvl>
     <w:lvl w:ilvl="3">
@@ -6145,12 +4188,12 @@
       <w:numFmt w:val="none"/>
       <w:suff w:val="nothing"/>
       <w:lvlText w:val=""/>
-      <w:lvlJc w:val="start"/>
+      <w:lvlJc w:val="left"/>
       <w:pPr>
         <w:tabs>
           <w:tab w:val="num" w:pos="0"/>
         </w:tabs>
-        <w:ind w:start="0" w:hanging="0"/>
+        <w:ind w:left="0" w:hanging="0"/>
       </w:pPr>
     </w:lvl>
     <w:lvl w:ilvl="4">
@@ -6158,12 +4201,12 @@
       <w:numFmt w:val="none"/>
       <w:suff w:val="nothing"/>
       <w:lvlText w:val=""/>
-      <w:lvlJc w:val="start"/>
+      <w:lvlJc w:val="left"/>
       <w:pPr>
         <w:tabs>
           <w:tab w:val="num" w:pos="0"/>
         </w:tabs>
-        <w:ind w:start="0" w:hanging="0"/>
+        <w:ind w:left="0" w:hanging="0"/>
       </w:pPr>
     </w:lvl>
     <w:lvl w:ilvl="5">
@@ -6171,12 +4214,12 @@
       <w:numFmt w:val="none"/>
       <w:suff w:val="nothing"/>
       <w:lvlText w:val=""/>
-      <w:lvlJc w:val="start"/>
+      <w:lvlJc w:val="left"/>
       <w:pPr>
         <w:tabs>
           <w:tab w:val="num" w:pos="0"/>
         </w:tabs>
-        <w:ind w:start="0" w:hanging="0"/>
+        <w:ind w:left="0" w:hanging="0"/>
       </w:pPr>
     </w:lvl>
     <w:lvl w:ilvl="6">
@@ -6184,12 +4227,12 @@
       <w:numFmt w:val="none"/>
       <w:suff w:val="nothing"/>
       <w:lvlText w:val=""/>
-      <w:lvlJc w:val="start"/>
+      <w:lvlJc w:val="left"/>
       <w:pPr>
         <w:tabs>
           <w:tab w:val="num" w:pos="0"/>
         </w:tabs>
-        <w:ind w:start="0" w:hanging="0"/>
+        <w:ind w:left="0" w:hanging="0"/>
       </w:pPr>
     </w:lvl>
     <w:lvl w:ilvl="7">
@@ -6197,12 +4240,12 @@
       <w:numFmt w:val="none"/>
       <w:suff w:val="nothing"/>
       <w:lvlText w:val=""/>
-      <w:lvlJc w:val="start"/>
+      <w:lvlJc w:val="left"/>
       <w:pPr>
         <w:tabs>
           <w:tab w:val="num" w:pos="0"/>
         </w:tabs>
-        <w:ind w:start="0" w:hanging="0"/>
+        <w:ind w:left="0" w:hanging="0"/>
       </w:pPr>
     </w:lvl>
     <w:lvl w:ilvl="8">
@@ -6210,12 +4253,12 @@
       <w:numFmt w:val="none"/>
       <w:suff w:val="nothing"/>
       <w:lvlText w:val=""/>
-      <w:lvlJc w:val="start"/>
+      <w:lvlJc w:val="left"/>
       <w:pPr>
         <w:tabs>
           <w:tab w:val="num" w:pos="0"/>
         </w:tabs>
-        <w:ind w:start="0" w:hanging="0"/>
+        <w:ind w:left="0" w:hanging="0"/>
       </w:pPr>
     </w:lvl>
   </w:abstractNum>
@@ -6260,18 +4303,6 @@
   </w:num>
   <w:num w:numId="14">
     <w:abstractNumId w:val="14"/>
-  </w:num>
-  <w:num w:numId="15">
-    <w:abstractNumId w:val="15"/>
-  </w:num>
-  <w:num w:numId="16">
-    <w:abstractNumId w:val="16"/>
-  </w:num>
-  <w:num w:numId="17">
-    <w:abstractNumId w:val="17"/>
-  </w:num>
-  <w:num w:numId="18">
-    <w:abstractNumId w:val="18"/>
   </w:num>
 </w:numbering>
 </file>
@@ -6678,9 +4709,10 @@
     <w:rsid w:val="006e1507"/>
     <w:pPr>
       <w:widowControl/>
+      <w:suppressAutoHyphens w:val="true"/>
       <w:bidi w:val="0"/>
       <w:spacing w:before="0" w:after="0"/>
-      <w:jc w:val="start"/>
+      <w:jc w:val="left"/>
     </w:pPr>
     <w:rPr>
       <w:rFonts w:ascii="Calibri" w:hAnsi="Calibri" w:eastAsia="Calibri" w:cs="" w:asciiTheme="minorHAnsi" w:cstheme="minorBidi" w:eastAsiaTheme="minorHAnsi" w:hAnsiTheme="minorHAnsi"/>
@@ -7401,14 +5433,20 @@
     <w:rsid w:val="002647d3"/>
     <w:rPr/>
   </w:style>
-  <w:style w:type="character" w:styleId="EndnoteCharacters">
-    <w:name w:val="Endnote Characters"/>
-    <w:basedOn w:val="DefaultParagraphFont"/>
+  <w:style w:type="character" w:styleId="EndnoteCharactersuser">
+    <w:name w:val="Endnote Characters (user)"/>
     <w:uiPriority w:val="99"/>
     <w:semiHidden/>
     <w:unhideWhenUsed/>
     <w:qFormat/>
     <w:rsid w:val="002647d3"/>
+    <w:rPr>
+      <w:vertAlign w:val="superscript"/>
+    </w:rPr>
+  </w:style>
+  <w:style w:type="character" w:styleId="EndnoteCharacters">
+    <w:name w:val="Endnote Characters"/>
+    <w:qFormat/>
     <w:rPr>
       <w:vertAlign w:val="superscript"/>
     </w:rPr>
@@ -7431,14 +5469,20 @@
       <w:u w:val="single"/>
     </w:rPr>
   </w:style>
-  <w:style w:type="character" w:styleId="FootnoteCharacters">
-    <w:name w:val="Footnote Characters"/>
-    <w:basedOn w:val="DefaultParagraphFont"/>
+  <w:style w:type="character" w:styleId="FootnoteCharactersuser">
+    <w:name w:val="Footnote Characters (user)"/>
     <w:uiPriority w:val="99"/>
     <w:semiHidden/>
     <w:unhideWhenUsed/>
     <w:qFormat/>
     <w:rsid w:val="002647d3"/>
+    <w:rPr>
+      <w:vertAlign w:val="superscript"/>
+    </w:rPr>
+  </w:style>
+  <w:style w:type="character" w:styleId="FootnoteCharacters">
+    <w:name w:val="Footnote Characters"/>
+    <w:qFormat/>
     <w:rPr>
       <w:vertAlign w:val="superscript"/>
     </w:rPr>
@@ -7687,7 +5731,7 @@
     <w:rsid w:val="002647d3"/>
     <w:pPr>
       <w:spacing w:before="0" w:after="0"/>
-      <w:ind w:hanging="360" w:start="360"/>
+      <w:ind w:hanging="360" w:left="360"/>
       <w:contextualSpacing/>
     </w:pPr>
     <w:rPr/>
@@ -7744,9 +5788,10 @@
         <w:tab w:val="left" w:pos="3840" w:leader="none"/>
         <w:tab w:val="left" w:pos="4320" w:leader="none"/>
       </w:tabs>
+      <w:suppressAutoHyphens w:val="true"/>
       <w:bidi w:val="0"/>
       <w:spacing w:before="80" w:after="0"/>
-      <w:jc w:val="start"/>
+      <w:jc w:val="left"/>
     </w:pPr>
     <w:rPr>
       <w:rFonts w:ascii="Consolas" w:hAnsi="Consolas" w:eastAsia="Calibri" w:cs=""/>
@@ -7979,7 +6024,7 @@
     <w:rsid w:val="00316dff"/>
     <w:pPr>
       <w:spacing w:before="0" w:after="120"/>
-      <w:ind w:start="360"/>
+      <w:ind w:left="360"/>
     </w:pPr>
     <w:rPr>
       <w:szCs w:val="16"/>
@@ -8125,7 +6170,7 @@
         <w:bottom w:val="single" w:sz="2" w:space="10" w:color="1D824C" w:themeColor="accent1" w:shadow="1"/>
         <w:right w:val="single" w:sz="2" w:space="10" w:color="1D824C" w:themeColor="accent1" w:shadow="1"/>
       </w:pBdr>
-      <w:ind w:start="1152" w:end="1152"/>
+      <w:ind w:left="1152" w:right="1152"/>
     </w:pPr>
     <w:rPr>
       <w:rFonts w:eastAsia="" w:eastAsiaTheme="minorEastAsia"/>
@@ -8172,7 +6217,7 @@
     <w:rsid w:val="002647d3"/>
     <w:pPr>
       <w:spacing w:before="0" w:after="120"/>
-      <w:ind w:start="360"/>
+      <w:ind w:left="360"/>
     </w:pPr>
     <w:rPr/>
   </w:style>
@@ -8202,7 +6247,7 @@
     <w:rsid w:val="002647d3"/>
     <w:pPr>
       <w:spacing w:lineRule="auto" w:line="480" w:before="0" w:after="120"/>
-      <w:ind w:start="360"/>
+      <w:ind w:left="360"/>
     </w:pPr>
     <w:rPr/>
   </w:style>
@@ -8215,7 +6260,7 @@
     <w:unhideWhenUsed/>
     <w:rsid w:val="002647d3"/>
     <w:pPr>
-      <w:ind w:start="4320"/>
+      <w:ind w:left="4320"/>
     </w:pPr>
     <w:rPr/>
   </w:style>
@@ -8252,7 +6297,7 @@
     <w:unhideWhenUsed/>
     <w:rsid w:val="002647d3"/>
     <w:pPr>
-      <w:ind w:start="2880"/>
+      <w:ind w:left="2880"/>
     </w:pPr>
     <w:rPr>
       <w:rFonts w:ascii="Georgia" w:hAnsi="Georgia" w:eastAsia="" w:cs="" w:asciiTheme="majorHAnsi" w:cstheme="majorBidi" w:eastAsiaTheme="majorEastAsia" w:hAnsiTheme="majorHAnsi"/>
@@ -8285,7 +6330,7 @@
     <w:unhideWhenUsed/>
     <w:rsid w:val="002647d3"/>
     <w:pPr>
-      <w:ind w:hanging="220" w:start="220"/>
+      <w:ind w:hanging="220" w:left="220"/>
     </w:pPr>
     <w:rPr/>
   </w:style>
@@ -8299,7 +6344,7 @@
     <w:unhideWhenUsed/>
     <w:rsid w:val="002647d3"/>
     <w:pPr>
-      <w:ind w:hanging="220" w:start="440"/>
+      <w:ind w:hanging="220" w:left="440"/>
     </w:pPr>
     <w:rPr/>
   </w:style>
@@ -8313,7 +6358,7 @@
     <w:unhideWhenUsed/>
     <w:rsid w:val="002647d3"/>
     <w:pPr>
-      <w:ind w:hanging="220" w:start="660"/>
+      <w:ind w:hanging="220" w:left="660"/>
     </w:pPr>
     <w:rPr/>
   </w:style>
@@ -8328,7 +6373,7 @@
     <w:qFormat/>
     <w:rsid w:val="002647d3"/>
     <w:pPr>
-      <w:ind w:hanging="220" w:start="880"/>
+      <w:ind w:hanging="220" w:left="880"/>
     </w:pPr>
     <w:rPr/>
   </w:style>
@@ -8343,7 +6388,7 @@
     <w:qFormat/>
     <w:rsid w:val="002647d3"/>
     <w:pPr>
-      <w:ind w:hanging="220" w:start="1100"/>
+      <w:ind w:hanging="220" w:left="1100"/>
     </w:pPr>
     <w:rPr/>
   </w:style>
@@ -8358,7 +6403,7 @@
     <w:qFormat/>
     <w:rsid w:val="002647d3"/>
     <w:pPr>
-      <w:ind w:hanging="220" w:start="1320"/>
+      <w:ind w:hanging="220" w:left="1320"/>
     </w:pPr>
     <w:rPr/>
   </w:style>
@@ -8373,7 +6418,7 @@
     <w:qFormat/>
     <w:rsid w:val="002647d3"/>
     <w:pPr>
-      <w:ind w:hanging="220" w:start="1540"/>
+      <w:ind w:hanging="220" w:left="1540"/>
     </w:pPr>
     <w:rPr/>
   </w:style>
@@ -8388,7 +6433,7 @@
     <w:qFormat/>
     <w:rsid w:val="002647d3"/>
     <w:pPr>
-      <w:ind w:hanging="220" w:start="1760"/>
+      <w:ind w:hanging="220" w:left="1760"/>
     </w:pPr>
     <w:rPr/>
   </w:style>
@@ -8403,7 +6448,7 @@
     <w:qFormat/>
     <w:rsid w:val="002647d3"/>
     <w:pPr>
-      <w:ind w:hanging="220" w:start="1980"/>
+      <w:ind w:hanging="220" w:left="1980"/>
     </w:pPr>
     <w:rPr/>
   </w:style>
@@ -8417,7 +6462,7 @@
     <w:rsid w:val="002647d3"/>
     <w:pPr>
       <w:spacing w:before="0" w:after="0"/>
-      <w:ind w:hanging="360" w:start="720"/>
+      <w:ind w:hanging="360" w:left="720"/>
       <w:contextualSpacing/>
     </w:pPr>
     <w:rPr/>
@@ -8432,7 +6477,7 @@
     <w:rsid w:val="002647d3"/>
     <w:pPr>
       <w:spacing w:before="0" w:after="0"/>
-      <w:ind w:hanging="360" w:start="1080"/>
+      <w:ind w:hanging="360" w:left="1080"/>
       <w:contextualSpacing/>
     </w:pPr>
     <w:rPr/>
@@ -8447,7 +6492,7 @@
     <w:rsid w:val="002647d3"/>
     <w:pPr>
       <w:spacing w:before="0" w:after="0"/>
-      <w:ind w:hanging="360" w:start="1440"/>
+      <w:ind w:hanging="360" w:left="1440"/>
       <w:contextualSpacing/>
     </w:pPr>
     <w:rPr/>
@@ -8462,7 +6507,7 @@
     <w:rsid w:val="002647d3"/>
     <w:pPr>
       <w:spacing w:before="0" w:after="0"/>
-      <w:ind w:hanging="360" w:start="1800"/>
+      <w:ind w:hanging="360" w:left="1800"/>
       <w:contextualSpacing/>
     </w:pPr>
     <w:rPr/>
@@ -8527,7 +6572,7 @@
     <w:rsid w:val="002647d3"/>
     <w:pPr>
       <w:spacing w:before="0" w:after="120"/>
-      <w:ind w:start="360"/>
+      <w:ind w:left="360"/>
       <w:contextualSpacing/>
     </w:pPr>
     <w:rPr/>
@@ -8541,7 +6586,7 @@
     <w:rsid w:val="002647d3"/>
     <w:pPr>
       <w:spacing w:before="0" w:after="120"/>
-      <w:ind w:start="720"/>
+      <w:ind w:left="720"/>
       <w:contextualSpacing/>
     </w:pPr>
     <w:rPr/>
@@ -8555,7 +6600,7 @@
     <w:rsid w:val="002647d3"/>
     <w:pPr>
       <w:spacing w:before="0" w:after="120"/>
-      <w:ind w:start="1080"/>
+      <w:ind w:left="1080"/>
       <w:contextualSpacing/>
     </w:pPr>
     <w:rPr/>
@@ -8569,7 +6614,7 @@
     <w:rsid w:val="002647d3"/>
     <w:pPr>
       <w:spacing w:before="0" w:after="120"/>
-      <w:ind w:start="1440"/>
+      <w:ind w:left="1440"/>
       <w:contextualSpacing/>
     </w:pPr>
     <w:rPr/>
@@ -8583,7 +6628,7 @@
     <w:rsid w:val="002647d3"/>
     <w:pPr>
       <w:spacing w:before="0" w:after="120"/>
-      <w:ind w:start="1800"/>
+      <w:ind w:left="1800"/>
       <w:contextualSpacing/>
     </w:pPr>
     <w:rPr/>
@@ -8665,7 +6710,7 @@
     <w:rsid w:val="002647d3"/>
     <w:pPr>
       <w:spacing w:before="0" w:after="0"/>
-      <w:ind w:start="720"/>
+      <w:ind w:left="720"/>
       <w:contextualSpacing/>
     </w:pPr>
     <w:rPr/>
@@ -8687,7 +6732,7 @@
         <w:right w:val="single" w:sz="6" w:space="1" w:color="000000"/>
       </w:pBdr>
       <w:shd w:val="pct20" w:color="auto" w:fill="auto"/>
-      <w:ind w:hanging="1080" w:start="1080"/>
+      <w:ind w:hanging="1080" w:left="1080"/>
     </w:pPr>
     <w:rPr>
       <w:rFonts w:ascii="Georgia" w:hAnsi="Georgia" w:eastAsia="" w:cs="" w:asciiTheme="majorHAnsi" w:cstheme="majorBidi" w:eastAsiaTheme="majorEastAsia" w:hAnsiTheme="majorHAnsi"/>
@@ -8704,9 +6749,10 @@
     <w:rsid w:val="002647d3"/>
     <w:pPr>
       <w:widowControl/>
+      <w:suppressAutoHyphens w:val="true"/>
       <w:bidi w:val="0"/>
       <w:spacing w:before="0" w:after="0"/>
-      <w:jc w:val="start"/>
+      <w:jc w:val="left"/>
     </w:pPr>
     <w:rPr>
       <w:rFonts w:ascii="Calibri" w:hAnsi="Calibri" w:eastAsia="Calibri" w:cs="" w:asciiTheme="minorHAnsi" w:cstheme="minorBidi" w:eastAsiaTheme="minorHAnsi" w:hAnsiTheme="minorHAnsi"/>
@@ -8741,7 +6787,7 @@
     <w:qFormat/>
     <w:rsid w:val="002647d3"/>
     <w:pPr>
-      <w:ind w:start="720"/>
+      <w:ind w:left="720"/>
     </w:pPr>
     <w:rPr/>
   </w:style>
@@ -8779,7 +6825,7 @@
     <w:unhideWhenUsed/>
     <w:rsid w:val="002647d3"/>
     <w:pPr>
-      <w:ind w:start="4320"/>
+      <w:ind w:left="4320"/>
     </w:pPr>
     <w:rPr/>
   </w:style>
@@ -8792,7 +6838,7 @@
     <w:unhideWhenUsed/>
     <w:rsid w:val="002647d3"/>
     <w:pPr>
-      <w:ind w:hanging="220" w:start="220"/>
+      <w:ind w:hanging="220" w:left="220"/>
     </w:pPr>
     <w:rPr/>
   </w:style>
@@ -8852,7 +6898,7 @@
     <w:rsid w:val="002647d3"/>
     <w:pPr>
       <w:spacing w:before="0" w:after="100"/>
-      <w:ind w:start="220"/>
+      <w:ind w:left="220"/>
     </w:pPr>
     <w:rPr/>
   </w:style>
@@ -8867,7 +6913,7 @@
     <w:rsid w:val="002647d3"/>
     <w:pPr>
       <w:spacing w:before="0" w:after="100"/>
-      <w:ind w:start="440"/>
+      <w:ind w:left="440"/>
     </w:pPr>
     <w:rPr/>
   </w:style>
@@ -8882,7 +6928,7 @@
     <w:rsid w:val="002647d3"/>
     <w:pPr>
       <w:spacing w:before="0" w:after="100"/>
-      <w:ind w:start="660"/>
+      <w:ind w:left="660"/>
     </w:pPr>
     <w:rPr/>
   </w:style>
@@ -8897,7 +6943,7 @@
     <w:rsid w:val="002647d3"/>
     <w:pPr>
       <w:spacing w:before="0" w:after="100"/>
-      <w:ind w:start="880"/>
+      <w:ind w:left="880"/>
     </w:pPr>
     <w:rPr/>
   </w:style>
@@ -8912,7 +6958,7 @@
     <w:rsid w:val="002647d3"/>
     <w:pPr>
       <w:spacing w:before="0" w:after="100"/>
-      <w:ind w:start="1100"/>
+      <w:ind w:left="1100"/>
     </w:pPr>
     <w:rPr/>
   </w:style>
@@ -8927,7 +6973,7 @@
     <w:rsid w:val="002647d3"/>
     <w:pPr>
       <w:spacing w:before="0" w:after="100"/>
-      <w:ind w:start="1320"/>
+      <w:ind w:left="1320"/>
     </w:pPr>
     <w:rPr/>
   </w:style>
@@ -8942,7 +6988,7 @@
     <w:rsid w:val="002647d3"/>
     <w:pPr>
       <w:spacing w:before="0" w:after="100"/>
-      <w:ind w:start="1540"/>
+      <w:ind w:left="1540"/>
     </w:pPr>
     <w:rPr/>
   </w:style>
@@ -8957,7 +7003,7 @@
     <w:rsid w:val="002647d3"/>
     <w:pPr>
       <w:spacing w:before="0" w:after="100"/>
-      <w:ind w:start="1760"/>
+      <w:ind w:left="1760"/>
     </w:pPr>
     <w:rPr/>
   </w:style>
@@ -26937,7 +24983,6 @@
       <w:pPr>
         <w:spacing w:before="0" w:after="0" w:line="240" w:lineRule="auto"/>
       </w:pPr>
-      <w:rPr/>
       <w:tblPr/>
       <w:tcPr>
         <w:tcBorders>
@@ -27076,7 +25121,6 @@
       <w:pPr>
         <w:spacing w:before="0" w:after="0" w:line="240" w:lineRule="auto"/>
       </w:pPr>
-      <w:rPr/>
       <w:tblPr/>
       <w:tcPr>
         <w:tcBorders>
@@ -27215,7 +25259,6 @@
       <w:pPr>
         <w:spacing w:before="0" w:after="0" w:line="240" w:lineRule="auto"/>
       </w:pPr>
-      <w:rPr/>
       <w:tblPr/>
       <w:tcPr>
         <w:tcBorders>
@@ -27354,7 +25397,6 @@
       <w:pPr>
         <w:spacing w:before="0" w:after="0" w:line="240" w:lineRule="auto"/>
       </w:pPr>
-      <w:rPr/>
       <w:tblPr/>
       <w:tcPr>
         <w:tcBorders>
@@ -27493,7 +25535,6 @@
       <w:pPr>
         <w:spacing w:before="0" w:after="0" w:line="240" w:lineRule="auto"/>
       </w:pPr>
-      <w:rPr/>
       <w:tblPr/>
       <w:tcPr>
         <w:tcBorders>
@@ -27632,7 +25673,6 @@
       <w:pPr>
         <w:spacing w:before="0" w:after="0" w:line="240" w:lineRule="auto"/>
       </w:pPr>
-      <w:rPr/>
       <w:tblPr/>
       <w:tcPr>
         <w:tcBorders>
@@ -27771,7 +25811,6 @@
       <w:pPr>
         <w:spacing w:before="0" w:after="0" w:line="240" w:lineRule="auto"/>
       </w:pPr>
-      <w:rPr/>
       <w:tblPr/>
       <w:tcPr>
         <w:tcBorders>
@@ -28271,7 +26310,6 @@
     <w:semiHidden/>
     <w:unhideWhenUsed/>
     <w:rsid w:val="002647d3"/>
-    <w:rPr/>
     <w:tcPr>
       <w:shd w:val="solid" w:color="C0C0C0" w:fill="FFFFFF"/>
     </w:tcPr>
@@ -28357,7 +26395,6 @@
       </w:tcPr>
     </w:tblStylePr>
     <w:tblStylePr w:type="swCell">
-      <w:rPr/>
       <w:tblPr/>
       <w:tcPr>
         <w:tcBorders>
@@ -28376,7 +26413,6 @@
     <w:semiHidden/>
     <w:unhideWhenUsed/>
     <w:rsid w:val="002647d3"/>
-    <w:rPr/>
     <w:tblPr>
       <w:tblStyleRowBandSize w:val="1"/>
     </w:tblPr>
@@ -28450,7 +26486,6 @@
     <w:semiHidden/>
     <w:unhideWhenUsed/>
     <w:rsid w:val="002647d3"/>
-    <w:rPr/>
     <w:tblPr>
       <w:tblStyleRowBandSize w:val="1"/>
       <w:tblStyleColBandSize w:val="1"/>
@@ -28491,14 +26526,12 @@
       </w:tcPr>
     </w:tblStylePr>
     <w:tblStylePr w:type="band1Vert">
-      <w:rPr/>
       <w:tblPr/>
       <w:tcPr>
         <w:shd w:val="solid" w:color="C0C0C0" w:fill="FFFFFF"/>
       </w:tcPr>
     </w:tblStylePr>
     <w:tblStylePr w:type="band2Vert">
-      <w:rPr/>
       <w:tblPr/>
       <w:tcPr>
         <w:shd w:val="pct50" w:color="C0C0C0" w:fill="FFFFFF"/>
@@ -28536,7 +26569,6 @@
     <w:semiHidden/>
     <w:unhideWhenUsed/>
     <w:rsid w:val="002647d3"/>
-    <w:rPr/>
     <w:tblPr>
       <w:tblBorders>
         <w:top w:val="single" w:color="000000" w:sz="12" w:space="0"/>
@@ -28560,7 +26592,6 @@
       </w:tcPr>
     </w:tblStylePr>
     <w:tblStylePr w:type="lastRow">
-      <w:rPr/>
       <w:tblPr/>
       <w:tcPr>
         <w:tcBorders>
@@ -28615,7 +26646,6 @@
     <w:semiHidden/>
     <w:unhideWhenUsed/>
     <w:rsid w:val="002647d3"/>
-    <w:rPr/>
     <w:tblPr>
       <w:tblBorders>
         <w:top w:val="single" w:color="000000" w:sz="12" w:space="0"/>
@@ -28626,7 +26656,6 @@
       <w:shd w:val="clear" w:color="auto" w:fill="auto"/>
     </w:tcPr>
     <w:tblStylePr w:type="firstRow">
-      <w:rPr/>
       <w:tblPr/>
       <w:tcPr>
         <w:tcBorders>
@@ -28685,7 +26714,6 @@
       </w:tcPr>
     </w:tblStylePr>
     <w:tblStylePr w:type="swCell">
-      <w:rPr/>
       <w:tblPr/>
       <w:tcPr>
         <w:tcBorders>
@@ -28702,7 +26730,6 @@
     <w:semiHidden/>
     <w:unhideWhenUsed/>
     <w:rsid w:val="002647d3"/>
-    <w:rPr/>
     <w:tblPr>
       <w:tblBorders>
         <w:top w:val="single" w:color="000000" w:sz="12" w:space="0"/>
@@ -28731,7 +26758,6 @@
       </w:tcPr>
     </w:tblStylePr>
     <w:tblStylePr w:type="lastRow">
-      <w:rPr/>
       <w:tblPr/>
       <w:tcPr>
         <w:tcBorders>
@@ -28763,7 +26789,6 @@
     <w:semiHidden/>
     <w:unhideWhenUsed/>
     <w:rsid w:val="002647d3"/>
-    <w:rPr/>
     <w:tblPr>
       <w:tblBorders>
         <w:top w:val="single" w:color="000000" w:sz="12" w:space="0"/>
@@ -28792,7 +26817,6 @@
       </w:tcPr>
     </w:tblStylePr>
     <w:tblStylePr w:type="lastRow">
-      <w:rPr/>
       <w:tblPr/>
       <w:tcPr>
         <w:tcBorders>
@@ -28830,7 +26854,6 @@
       </w:tcPr>
     </w:tblStylePr>
     <w:tblStylePr w:type="swCell">
-      <w:rPr/>
       <w:tblPr/>
       <w:tcPr>
         <w:tcBorders>
@@ -28847,7 +26870,6 @@
     <w:semiHidden/>
     <w:unhideWhenUsed/>
     <w:rsid w:val="002647d3"/>
-    <w:rPr/>
     <w:tblPr>
       <w:tblBorders>
         <w:top w:val="single" w:color="008080" w:sz="12" w:space="0"/>
@@ -28922,7 +26944,6 @@
     <w:semiHidden/>
     <w:unhideWhenUsed/>
     <w:rsid w:val="002647d3"/>
-    <w:rPr/>
     <w:tblPr>
       <w:tblBorders>
         <w:bottom w:val="single" w:color="000000" w:sz="12" w:space="0"/>
@@ -28993,7 +27014,6 @@
     <w:semiHidden/>
     <w:unhideWhenUsed/>
     <w:rsid w:val="002647d3"/>
-    <w:rPr/>
     <w:tblPr>
       <w:tblBorders>
         <w:top w:val="single" w:color="000000" w:sz="18" w:space="0"/>
@@ -29118,14 +27138,12 @@
       </w:tcPr>
     </w:tblStylePr>
     <w:tblStylePr w:type="band1Vert">
-      <w:rPr/>
       <w:tblPr/>
       <w:tcPr>
         <w:shd w:val="pct25" w:color="000000" w:fill="FFFFFF"/>
       </w:tcPr>
     </w:tblStylePr>
     <w:tblStylePr w:type="band2Vert">
-      <w:rPr/>
       <w:tblPr/>
       <w:tcPr>
         <w:shd w:val="pct25" w:color="FFFF00" w:fill="FFFFFF"/>
@@ -29173,7 +27191,6 @@
       <w:tblStyleColBandSize w:val="1"/>
     </w:tblPr>
     <w:tblStylePr w:type="firstRow">
-      <w:rPr/>
       <w:tblPr/>
       <w:tcPr>
         <w:tcBorders>
@@ -29223,14 +27240,12 @@
       </w:tcPr>
     </w:tblStylePr>
     <w:tblStylePr w:type="band1Vert">
-      <w:rPr/>
       <w:tblPr/>
       <w:tcPr>
         <w:shd w:val="pct30" w:color="000000" w:fill="FFFFFF"/>
       </w:tcPr>
     </w:tblStylePr>
     <w:tblStylePr w:type="band2Vert">
-      <w:rPr/>
       <w:tblPr/>
       <w:tcPr>
         <w:shd w:val="pct25" w:color="00FF00" w:fill="FFFFFF"/>
@@ -29285,7 +27300,6 @@
       </w:tblBorders>
     </w:tblPr>
     <w:tblStylePr w:type="firstRow">
-      <w:rPr/>
       <w:tblPr/>
       <w:tcPr>
         <w:tcBorders>
@@ -29336,14 +27350,12 @@
       </w:tcPr>
     </w:tblStylePr>
     <w:tblStylePr w:type="band1Vert">
-      <w:rPr/>
       <w:tblPr/>
       <w:tcPr>
         <w:shd w:val="solid" w:color="C0C0C0" w:fill="FFFFFF"/>
       </w:tcPr>
     </w:tblStylePr>
     <w:tblStylePr w:type="band2Vert">
-      <w:rPr/>
       <w:tblPr/>
       <w:tcPr>
         <w:shd w:val="pct10" w:color="000000" w:fill="FFFFFF"/>
@@ -29370,12 +27382,10 @@
     <w:semiHidden/>
     <w:unhideWhenUsed/>
     <w:rsid w:val="002647d3"/>
-    <w:rPr/>
     <w:tblPr>
       <w:tblStyleColBandSize w:val="1"/>
     </w:tblPr>
     <w:tblStylePr w:type="firstRow">
-      <w:rPr/>
       <w:tblPr/>
       <w:tcPr>
         <w:tcBorders>
@@ -29412,14 +27422,12 @@
       </w:tcPr>
     </w:tblStylePr>
     <w:tblStylePr w:type="band1Vert">
-      <w:rPr/>
       <w:tblPr/>
       <w:tcPr>
         <w:shd w:val="pct50" w:color="008080" w:fill="FFFFFF"/>
       </w:tcPr>
     </w:tblStylePr>
     <w:tblStylePr w:type="band2Vert">
-      <w:rPr/>
       <w:tblPr/>
       <w:tcPr>
         <w:shd w:val="pct10" w:color="000000" w:fill="FFFFFF"/>
@@ -29433,7 +27441,6 @@
     <w:semiHidden/>
     <w:unhideWhenUsed/>
     <w:rsid w:val="002647d3"/>
-    <w:rPr/>
     <w:tblPr>
       <w:tblStyleColBandSize w:val="1"/>
       <w:tblBorders>
@@ -29500,14 +27507,12 @@
       </w:tcPr>
     </w:tblStylePr>
     <w:tblStylePr w:type="band1Vert">
-      <w:rPr/>
       <w:tblPr/>
       <w:tcPr>
         <w:shd w:val="solid" w:color="C0C0C0" w:fill="FFFFFF"/>
       </w:tcPr>
     </w:tblStylePr>
     <w:tblStylePr w:type="band2Vert">
-      <w:rPr/>
       <w:tblPr/>
     </w:tblStylePr>
   </w:style>
@@ -29540,7 +27545,6 @@
       </w:tcPr>
     </w:tblStylePr>
     <w:tblStylePr w:type="band1Horz">
-      <w:rPr/>
       <w:tblPr/>
       <w:tcPr>
         <w:tcBorders>
@@ -29551,7 +27555,6 @@
       </w:tcPr>
     </w:tblStylePr>
     <w:tblStylePr w:type="band2Horz">
-      <w:rPr/>
       <w:tblPr/>
       <w:tcPr>
         <w:tcBorders>
@@ -29569,7 +27572,6 @@
     <w:semiHidden/>
     <w:unhideWhenUsed/>
     <w:rsid w:val="002647d3"/>
-    <w:rPr/>
     <w:tblPr>
       <w:tblBorders>
         <w:top w:val="double" w:color="000000" w:sz="6" w:space="0"/>
@@ -29603,7 +27605,6 @@
     <w:semiHidden/>
     <w:unhideWhenUsed/>
     <w:rsid w:val="002647d3"/>
-    <w:rPr/>
     <w:tblPr>
       <w:tblBorders>
         <w:top w:val="single" w:color="000000" w:sz="6" w:space="0"/>
@@ -29649,7 +27650,6 @@
     <w:semiHidden/>
     <w:unhideWhenUsed/>
     <w:rsid w:val="002647d3"/>
-    <w:rPr/>
     <w:tblPr>
       <w:tblBorders>
         <w:insideH w:val="single" w:color="000000" w:sz="6" w:space="0"/>
@@ -29720,7 +27720,6 @@
     <w:semiHidden/>
     <w:unhideWhenUsed/>
     <w:rsid w:val="002647d3"/>
-    <w:rPr/>
     <w:tblPr>
       <w:tblBorders>
         <w:top w:val="single" w:color="000000" w:sz="6" w:space="0"/>
@@ -29778,7 +27777,6 @@
     <w:semiHidden/>
     <w:unhideWhenUsed/>
     <w:rsid w:val="002647d3"/>
-    <w:rPr/>
     <w:tblPr>
       <w:tblBorders>
         <w:left w:val="single" w:color="000000" w:sz="12" w:space="0"/>
@@ -29791,7 +27789,6 @@
       <w:shd w:val="clear" w:color="auto" w:fill="auto"/>
     </w:tcPr>
     <w:tblStylePr w:type="firstRow">
-      <w:rPr/>
       <w:tblPr/>
       <w:tcPr>
         <w:tcBorders>
@@ -29838,7 +27835,6 @@
     <w:semiHidden/>
     <w:unhideWhenUsed/>
     <w:rsid w:val="002647d3"/>
-    <w:rPr/>
     <w:tblPr>
       <w:tblBorders>
         <w:top w:val="single" w:color="000000" w:sz="12" w:space="0"/>
@@ -29905,7 +27901,6 @@
     <w:semiHidden/>
     <w:unhideWhenUsed/>
     <w:rsid w:val="002647d3"/>
-    <w:rPr/>
     <w:tblPr>
       <w:tblBorders>
         <w:top w:val="single" w:color="000000" w:sz="12" w:space="0"/>
@@ -29933,7 +27928,6 @@
       </w:tcPr>
     </w:tblStylePr>
     <w:tblStylePr w:type="lastRow">
-      <w:rPr/>
       <w:tblPr/>
       <w:tcPr>
         <w:tcBorders>
@@ -30061,7 +28055,6 @@
     <w:semiHidden/>
     <w:unhideWhenUsed/>
     <w:rsid w:val="002647d3"/>
-    <w:rPr/>
     <w:tblPr>
       <w:tblBorders>
         <w:top w:val="single" w:color="000080" w:sz="6" w:space="0"/>
@@ -30175,7 +28168,6 @@
       </w:tcPr>
     </w:tblStylePr>
     <w:tblStylePr w:type="band1Horz">
-      <w:rPr/>
       <w:tblPr/>
       <w:tcPr>
         <w:tcBorders>
@@ -30186,7 +28178,6 @@
       </w:tcPr>
     </w:tblStylePr>
     <w:tblStylePr w:type="band2Horz">
-      <w:rPr/>
       <w:tblPr/>
       <w:tcPr>
         <w:tcBorders>
@@ -30248,7 +28239,6 @@
       </w:tcPr>
     </w:tblStylePr>
     <w:tblStylePr w:type="band1Horz">
-      <w:rPr/>
       <w:tblPr/>
       <w:tcPr>
         <w:tcBorders>
@@ -30259,7 +28249,6 @@
       </w:tcPr>
     </w:tblStylePr>
     <w:tblStylePr w:type="band2Horz">
-      <w:rPr/>
       <w:tblPr/>
       <w:tcPr>
         <w:tcBorders>
@@ -30289,7 +28278,6 @@
     <w:semiHidden/>
     <w:unhideWhenUsed/>
     <w:rsid w:val="002647d3"/>
-    <w:rPr/>
     <w:tblPr>
       <w:tblBorders>
         <w:top w:val="single" w:color="000000" w:sz="12" w:space="0"/>
@@ -30344,7 +28332,6 @@
     <w:semiHidden/>
     <w:unhideWhenUsed/>
     <w:rsid w:val="002647d3"/>
-    <w:rPr/>
     <w:tblPr>
       <w:tblBorders>
         <w:top w:val="single" w:color="000000" w:sz="12" w:space="0"/>
@@ -30380,7 +28367,6 @@
     <w:semiHidden/>
     <w:unhideWhenUsed/>
     <w:rsid w:val="002647d3"/>
-    <w:rPr/>
     <w:tblPr>
       <w:tblBorders>
         <w:top w:val="single" w:color="000000" w:sz="6" w:space="0"/>
@@ -30428,7 +28414,6 @@
     <w:semiHidden/>
     <w:unhideWhenUsed/>
     <w:rsid w:val="002647d3"/>
-    <w:rPr/>
     <w:tblPr>
       <w:tblStyleRowBandSize w:val="1"/>
       <w:tblBorders>
@@ -30553,7 +28538,6 @@
       </w:tcPr>
     </w:tblStylePr>
     <w:tblStylePr w:type="band1Horz">
-      <w:rPr/>
       <w:tblPr/>
       <w:tcPr>
         <w:tcBorders>
@@ -30648,7 +28632,6 @@
       </w:tcPr>
     </w:tblStylePr>
     <w:tblStylePr w:type="band1Horz">
-      <w:rPr/>
       <w:tblPr/>
       <w:tcPr>
         <w:tcBorders>
@@ -30676,7 +28659,6 @@
     <w:semiHidden/>
     <w:unhideWhenUsed/>
     <w:rsid w:val="002647d3"/>
-    <w:rPr/>
     <w:tblPr>
       <w:tblBorders>
         <w:top w:val="single" w:color="000000" w:sz="6" w:space="0"/>
@@ -30712,7 +28694,6 @@
     <w:semiHidden/>
     <w:unhideWhenUsed/>
     <w:rsid w:val="002647d3"/>
-    <w:rPr/>
     <w:tblPr>
       <w:tblBorders>
         <w:top w:val="single" w:color="008000" w:sz="12" w:space="0"/>
@@ -30842,7 +28823,6 @@
     <w:semiHidden/>
     <w:unhideWhenUsed/>
     <w:rsid w:val="002647d3"/>
-    <w:rPr/>
     <w:tblPr>
       <w:tblBorders>
         <w:top w:val="single" w:color="000000" w:sz="12" w:space="0"/>
@@ -31066,7 +29046,6 @@
     <w:semiHidden/>
     <w:unhideWhenUsed/>
     <w:rsid w:val="002647d3"/>
-    <w:rPr/>
     <w:tblPr>
       <w:tblBorders>
         <w:top w:val="outset" w:color="auto" w:sz="6" w:space="0"/>
@@ -31081,7 +29060,6 @@
       <w:shd w:val="clear" w:color="auto" w:fill="auto"/>
     </w:tcPr>
     <w:tblStylePr w:type="firstRow">
-      <w:rPr/>
       <w:tblPr/>
       <w:tcPr>
         <w:tcBorders>
@@ -31098,7 +29076,6 @@
     <w:semiHidden/>
     <w:unhideWhenUsed/>
     <w:rsid w:val="002647d3"/>
-    <w:rPr/>
     <w:tblPr>
       <w:tblBorders>
         <w:top w:val="inset" w:color="auto" w:sz="6" w:space="0"/>
@@ -31113,7 +29090,6 @@
       <w:shd w:val="clear" w:color="auto" w:fill="auto"/>
     </w:tcPr>
     <w:tblStylePr w:type="firstRow">
-      <w:rPr/>
       <w:tblPr/>
       <w:tcPr>
         <w:tcBorders>
@@ -31130,7 +29106,6 @@
     <w:semiHidden/>
     <w:unhideWhenUsed/>
     <w:rsid w:val="002647d3"/>
-    <w:rPr/>
     <w:tblPr>
       <w:tblBorders>
         <w:top w:val="outset" w:color="auto" w:sz="24" w:space="0"/>
@@ -31145,7 +29120,6 @@
       <w:shd w:val="clear" w:color="auto" w:fill="auto"/>
     </w:tcPr>
     <w:tblStylePr w:type="firstRow">
-      <w:rPr/>
       <w:tblPr/>
       <w:tcPr>
         <w:tcBorders>
@@ -31957,37 +29931,37 @@
         <a:srgbClr val="000000"/>
       </a:dk1>
       <a:lt1>
-        <a:srgbClr val="FFFFFF"/>
+        <a:srgbClr val="ffffff"/>
       </a:lt1>
       <a:dk2>
         <a:srgbClr val="161616"/>
       </a:dk2>
       <a:lt2>
-        <a:srgbClr val="E8E8E8"/>
+        <a:srgbClr val="e8e8e8"/>
       </a:lt2>
       <a:accent1>
-        <a:srgbClr val="1D824C"/>
+        <a:srgbClr val="1d824c"/>
       </a:accent1>
       <a:accent2>
         <a:srgbClr val="005556"/>
       </a:accent2>
       <a:accent3>
-        <a:srgbClr val="B11F35"/>
+        <a:srgbClr val="b11f35"/>
       </a:accent3>
       <a:accent4>
         <a:srgbClr val="856628"/>
       </a:accent4>
       <a:accent5>
-        <a:srgbClr val="7E314C"/>
+        <a:srgbClr val="7e314c"/>
       </a:accent5>
       <a:accent6>
-        <a:srgbClr val="4B6A88"/>
+        <a:srgbClr val="4b6a88"/>
       </a:accent6>
       <a:hlink>
-        <a:srgbClr val="2C5C85"/>
+        <a:srgbClr val="2c5c85"/>
       </a:hlink>
       <a:folHlink>
-        <a:srgbClr val="BF4A27"/>
+        <a:srgbClr val="bf4a27"/>
       </a:folHlink>
     </a:clrScheme>
     <a:fontScheme name="Chrono Font LinkedIn">
